--- a/fuentes/CF2_DI.docx
+++ b/fuentes/CF2_DI.docx
@@ -798,33 +798,13 @@
     <w:p>
       <w:pPr>
         <w:pStyle w:val="Ttulo1"/>
-        <w:numPr>
-          <w:ilvl w:val="0"/>
-          <w:numId w:val="10"/>
-        </w:numPr>
-        <w:rPr>
-          <w:b w:val="0"/>
-          <w:bCs/>
-          <w:sz w:val="20"/>
-          <w:szCs w:val="20"/>
-        </w:rPr>
-      </w:pPr>
-      <w:bookmarkStart w:name="_Toc200357420" w:id="0"/>
-      <w:r>
-        <w:rPr>
-          <w:bCs/>
-          <w:sz w:val="20"/>
-          <w:szCs w:val="20"/>
-        </w:rPr>
+      </w:pPr>
+      <w:bookmarkStart w:name="_Toc1994655243" w:id="0"/>
+      <w:r>
         <w:t>TABLA DE CONTENIDOS</w:t>
       </w:r>
       <w:bookmarkEnd w:id="0"/>
       <w:r>
-        <w:rPr>
-          <w:bCs/>
-          <w:sz w:val="20"/>
-          <w:szCs w:val="20"/>
-        </w:rPr>
         <w:t xml:space="preserve"> </w:t>
       </w:r>
     </w:p>
@@ -845,9 +825,9 @@
           <w:color w:val="auto"/>
           <w:sz w:val="22"/>
           <w:szCs w:val="22"/>
-          <w:lang w:val="es-ES" w:eastAsia="ja-JP"/>
-        </w:rPr>
-        <w:id w:val="-1033337077"/>
+          <w:lang w:eastAsia="ja-JP"/>
+        </w:rPr>
+        <w:id w:val="795819276"/>
         <w:docPartObj>
           <w:docPartGallery w:val="Table of Contents"/>
           <w:docPartUnique/>
@@ -856,18 +836,19 @@
       <w:sdtEndPr>
         <w:rPr>
           <w:rFonts w:ascii="Arial" w:hAnsi="Arial" w:eastAsia="Arial" w:cs="Arial"/>
-          <w:b w:val="1"/>
-          <w:bCs w:val="1"/>
           <w:color w:val="auto"/>
           <w:sz w:val="22"/>
           <w:szCs w:val="22"/>
-          <w:lang w:val="es-ES" w:eastAsia="ja-JP"/>
+          <w:lang w:eastAsia="ja-JP"/>
         </w:rPr>
       </w:sdtEndPr>
       <w:sdtContent>
         <w:p>
           <w:pPr>
             <w:pStyle w:val="TtuloTDC"/>
+            <w:rPr>
+              <w:lang w:val="es-ES"/>
+            </w:rPr>
           </w:pPr>
           <w:r>
             <w:rPr>
@@ -879,11 +860,8 @@
         <w:p>
           <w:pPr>
             <w:pStyle w:val="TDC1"/>
-            <w:tabs>
-              <w:tab w:val="left" w:pos="1320"/>
-            </w:tabs>
             <w:rPr>
-              <w:rFonts w:asciiTheme="minorHAnsi" w:hAnsiTheme="minorHAnsi" w:eastAsiaTheme="minorEastAsia" w:cstheme="minorBidi"/>
+              <w:rStyle w:val="Hipervnculo"/>
               <w:noProof/>
               <w:lang w:eastAsia="es-CO"/>
             </w:rPr>
@@ -892,82 +870,37 @@
             <w:fldChar w:fldCharType="begin"/>
           </w:r>
           <w:r>
-            <w:instrText xml:space="preserve"> TOC \o "1-3" \h \z \u </w:instrText>
+            <w:instrText>TOC \o "1-3" \z \u \h</w:instrText>
           </w:r>
           <w:r>
             <w:fldChar w:fldCharType="separate"/>
           </w:r>
-          <w:hyperlink w:history="1" w:anchor="_Toc200357420">
+          <w:hyperlink w:anchor="_Toc1994655243">
             <w:r>
               <w:rPr>
                 <w:rStyle w:val="Hipervnculo"/>
-                <w:bCs/>
-                <w:noProof/>
-              </w:rPr>
-              <w:t>A.</w:t>
-            </w:r>
-            <w:r>
-              <w:rPr>
-                <w:rFonts w:asciiTheme="minorHAnsi" w:hAnsiTheme="minorHAnsi" w:eastAsiaTheme="minorEastAsia" w:cstheme="minorBidi"/>
-                <w:noProof/>
-                <w:lang w:eastAsia="es-CO"/>
-              </w:rPr>
+              </w:rPr>
+              <w:t>A.TABLA DE CONTENIDOS</w:t>
+            </w:r>
+            <w:r>
               <w:tab/>
             </w:r>
             <w:r>
+              <w:fldChar w:fldCharType="begin"/>
+            </w:r>
+            <w:r>
+              <w:instrText>PAGEREF _Toc1994655243 \h</w:instrText>
+            </w:r>
+            <w:r>
+              <w:fldChar w:fldCharType="separate"/>
+            </w:r>
+            <w:r>
               <w:rPr>
                 <w:rStyle w:val="Hipervnculo"/>
-                <w:bCs/>
-                <w:noProof/>
-              </w:rPr>
-              <w:t>TABLA DE CONTENIDOS</w:t>
-            </w:r>
-            <w:r>
-              <w:rPr>
-                <w:noProof/>
-                <w:webHidden/>
-              </w:rPr>
-              <w:tab/>
-            </w:r>
-            <w:r>
-              <w:rPr>
-                <w:noProof/>
-                <w:webHidden/>
-              </w:rPr>
-              <w:fldChar w:fldCharType="begin"/>
-            </w:r>
-            <w:r>
-              <w:rPr>
-                <w:noProof/>
-                <w:webHidden/>
-              </w:rPr>
-              <w:instrText xml:space="preserve"> PAGEREF _Toc200357420 \h </w:instrText>
-            </w:r>
-            <w:r>
-              <w:rPr>
-                <w:noProof/>
-                <w:webHidden/>
-              </w:rPr>
-            </w:r>
-            <w:r>
-              <w:rPr>
-                <w:noProof/>
-                <w:webHidden/>
-              </w:rPr>
-              <w:fldChar w:fldCharType="separate"/>
-            </w:r>
-            <w:r>
-              <w:rPr>
-                <w:noProof/>
-                <w:webHidden/>
               </w:rPr>
               <w:t>1</w:t>
             </w:r>
             <w:r>
-              <w:rPr>
-                <w:noProof/>
-                <w:webHidden/>
-              </w:rPr>
               <w:fldChar w:fldCharType="end"/>
             </w:r>
           </w:hyperlink>
@@ -975,84 +908,38 @@
         <w:p>
           <w:pPr>
             <w:pStyle w:val="TDC1"/>
-            <w:tabs>
-              <w:tab w:val="left" w:pos="1320"/>
-            </w:tabs>
             <w:rPr>
-              <w:rFonts w:asciiTheme="minorHAnsi" w:hAnsiTheme="minorHAnsi" w:eastAsiaTheme="minorEastAsia" w:cstheme="minorBidi"/>
+              <w:rStyle w:val="Hipervnculo"/>
               <w:noProof/>
               <w:lang w:eastAsia="es-CO"/>
             </w:rPr>
           </w:pPr>
-          <w:hyperlink w:history="1" w:anchor="_Toc200357421">
+          <w:hyperlink w:anchor="_Toc80284897">
             <w:r>
               <w:rPr>
                 <w:rStyle w:val="Hipervnculo"/>
-                <w:noProof/>
-              </w:rPr>
-              <w:t>B.</w:t>
-            </w:r>
-            <w:r>
-              <w:rPr>
-                <w:rFonts w:asciiTheme="minorHAnsi" w:hAnsiTheme="minorHAnsi" w:eastAsiaTheme="minorEastAsia" w:cstheme="minorBidi"/>
-                <w:noProof/>
-                <w:lang w:eastAsia="es-CO"/>
-              </w:rPr>
+              </w:rPr>
+              <w:t>B.INTRODUCCIÓN</w:t>
+            </w:r>
+            <w:r>
               <w:tab/>
             </w:r>
             <w:r>
+              <w:fldChar w:fldCharType="begin"/>
+            </w:r>
+            <w:r>
+              <w:instrText>PAGEREF _Toc80284897 \h</w:instrText>
+            </w:r>
+            <w:r>
+              <w:fldChar w:fldCharType="separate"/>
+            </w:r>
+            <w:r>
               <w:rPr>
                 <w:rStyle w:val="Hipervnculo"/>
-                <w:noProof/>
-              </w:rPr>
-              <w:t>INTRODUCCIÓN</w:t>
-            </w:r>
-            <w:r>
-              <w:rPr>
-                <w:noProof/>
-                <w:webHidden/>
-              </w:rPr>
-              <w:tab/>
-            </w:r>
-            <w:r>
-              <w:rPr>
-                <w:noProof/>
-                <w:webHidden/>
-              </w:rPr>
-              <w:fldChar w:fldCharType="begin"/>
-            </w:r>
-            <w:r>
-              <w:rPr>
-                <w:noProof/>
-                <w:webHidden/>
-              </w:rPr>
-              <w:instrText xml:space="preserve"> PAGEREF _Toc200357421 \h </w:instrText>
-            </w:r>
-            <w:r>
-              <w:rPr>
-                <w:noProof/>
-                <w:webHidden/>
-              </w:rPr>
-            </w:r>
-            <w:r>
-              <w:rPr>
-                <w:noProof/>
-                <w:webHidden/>
-              </w:rPr>
-              <w:fldChar w:fldCharType="separate"/>
-            </w:r>
-            <w:r>
-              <w:rPr>
-                <w:noProof/>
-                <w:webHidden/>
-              </w:rPr>
-              <w:t>3</w:t>
-            </w:r>
-            <w:r>
-              <w:rPr>
-                <w:noProof/>
-                <w:webHidden/>
-              </w:rPr>
+              </w:rPr>
+              <w:t>2</w:t>
+            </w:r>
+            <w:r>
               <w:fldChar w:fldCharType="end"/>
             </w:r>
           </w:hyperlink>
@@ -1060,84 +947,38 @@
         <w:p>
           <w:pPr>
             <w:pStyle w:val="TDC1"/>
-            <w:tabs>
-              <w:tab w:val="left" w:pos="1320"/>
-            </w:tabs>
             <w:rPr>
-              <w:rFonts w:asciiTheme="minorHAnsi" w:hAnsiTheme="minorHAnsi" w:eastAsiaTheme="minorEastAsia" w:cstheme="minorBidi"/>
+              <w:rStyle w:val="Hipervnculo"/>
               <w:noProof/>
               <w:lang w:eastAsia="es-CO"/>
             </w:rPr>
           </w:pPr>
-          <w:hyperlink w:history="1" w:anchor="_Toc200357422">
+          <w:hyperlink w:anchor="_Toc2118534336">
             <w:r>
               <w:rPr>
                 <w:rStyle w:val="Hipervnculo"/>
-                <w:noProof/>
-              </w:rPr>
-              <w:t>C.</w:t>
-            </w:r>
-            <w:r>
-              <w:rPr>
-                <w:rFonts w:asciiTheme="minorHAnsi" w:hAnsiTheme="minorHAnsi" w:eastAsiaTheme="minorEastAsia" w:cstheme="minorBidi"/>
-                <w:noProof/>
-                <w:lang w:eastAsia="es-CO"/>
-              </w:rPr>
+              </w:rPr>
+              <w:t>C.DESARROLLO DE CONTENIDOS</w:t>
+            </w:r>
+            <w:r>
               <w:tab/>
             </w:r>
             <w:r>
+              <w:fldChar w:fldCharType="begin"/>
+            </w:r>
+            <w:r>
+              <w:instrText>PAGEREF _Toc2118534336 \h</w:instrText>
+            </w:r>
+            <w:r>
+              <w:fldChar w:fldCharType="separate"/>
+            </w:r>
+            <w:r>
               <w:rPr>
                 <w:rStyle w:val="Hipervnculo"/>
-                <w:noProof/>
-              </w:rPr>
-              <w:t>DESARROLLO DE CONTENIDOS</w:t>
-            </w:r>
-            <w:r>
-              <w:rPr>
-                <w:noProof/>
-                <w:webHidden/>
-              </w:rPr>
-              <w:tab/>
-            </w:r>
-            <w:r>
-              <w:rPr>
-                <w:noProof/>
-                <w:webHidden/>
-              </w:rPr>
-              <w:fldChar w:fldCharType="begin"/>
-            </w:r>
-            <w:r>
-              <w:rPr>
-                <w:noProof/>
-                <w:webHidden/>
-              </w:rPr>
-              <w:instrText xml:space="preserve"> PAGEREF _Toc200357422 \h </w:instrText>
-            </w:r>
-            <w:r>
-              <w:rPr>
-                <w:noProof/>
-                <w:webHidden/>
-              </w:rPr>
-            </w:r>
-            <w:r>
-              <w:rPr>
-                <w:noProof/>
-                <w:webHidden/>
-              </w:rPr>
-              <w:fldChar w:fldCharType="separate"/>
-            </w:r>
-            <w:r>
-              <w:rPr>
-                <w:noProof/>
-                <w:webHidden/>
-              </w:rPr>
-              <w:t>3</w:t>
-            </w:r>
-            <w:r>
-              <w:rPr>
-                <w:noProof/>
-                <w:webHidden/>
-              </w:rPr>
+              </w:rPr>
+              <w:t>2</w:t>
+            </w:r>
+            <w:r>
               <w:fldChar w:fldCharType="end"/>
             </w:r>
           </w:hyperlink>
@@ -1145,85 +986,38 @@
         <w:p>
           <w:pPr>
             <w:pStyle w:val="TDC1"/>
-            <w:tabs>
-              <w:tab w:val="left" w:pos="1320"/>
-            </w:tabs>
-            <w:ind w:left="0"/>
             <w:rPr>
-              <w:rFonts w:asciiTheme="minorHAnsi" w:hAnsiTheme="minorHAnsi" w:eastAsiaTheme="minorEastAsia" w:cstheme="minorBidi"/>
+              <w:rStyle w:val="Hipervnculo"/>
               <w:noProof/>
               <w:lang w:eastAsia="es-CO"/>
             </w:rPr>
           </w:pPr>
-          <w:hyperlink w:history="1" w:anchor="_Toc200357423">
+          <w:hyperlink w:anchor="_Toc787871473">
             <w:r>
               <w:rPr>
                 <w:rStyle w:val="Hipervnculo"/>
-                <w:noProof/>
-              </w:rPr>
-              <w:t>1.</w:t>
-            </w:r>
-            <w:r>
-              <w:rPr>
-                <w:rFonts w:asciiTheme="minorHAnsi" w:hAnsiTheme="minorHAnsi" w:eastAsiaTheme="minorEastAsia" w:cstheme="minorBidi"/>
-                <w:noProof/>
-                <w:lang w:eastAsia="es-CO"/>
-              </w:rPr>
-              <w:t xml:space="preserve"> </w:t>
+              </w:rPr>
+              <w:t>1. Protocolo de presentación personal</w:t>
+            </w:r>
+            <w:r>
+              <w:tab/>
+            </w:r>
+            <w:r>
+              <w:fldChar w:fldCharType="begin"/>
+            </w:r>
+            <w:r>
+              <w:instrText>PAGEREF _Toc787871473 \h</w:instrText>
+            </w:r>
+            <w:r>
+              <w:fldChar w:fldCharType="separate"/>
             </w:r>
             <w:r>
               <w:rPr>
                 <w:rStyle w:val="Hipervnculo"/>
-                <w:noProof/>
-              </w:rPr>
-              <w:t>Protocolo de presentación personal</w:t>
-            </w:r>
-            <w:r>
-              <w:rPr>
-                <w:noProof/>
-                <w:webHidden/>
-              </w:rPr>
-              <w:tab/>
-            </w:r>
-            <w:r>
-              <w:rPr>
-                <w:noProof/>
-                <w:webHidden/>
-              </w:rPr>
-              <w:fldChar w:fldCharType="begin"/>
-            </w:r>
-            <w:r>
-              <w:rPr>
-                <w:noProof/>
-                <w:webHidden/>
-              </w:rPr>
-              <w:instrText xml:space="preserve"> PAGEREF _Toc200357423 \h </w:instrText>
-            </w:r>
-            <w:r>
-              <w:rPr>
-                <w:noProof/>
-                <w:webHidden/>
-              </w:rPr>
-            </w:r>
-            <w:r>
-              <w:rPr>
-                <w:noProof/>
-                <w:webHidden/>
-              </w:rPr>
-              <w:fldChar w:fldCharType="separate"/>
-            </w:r>
-            <w:r>
-              <w:rPr>
-                <w:noProof/>
-                <w:webHidden/>
-              </w:rPr>
-              <w:t>3</w:t>
-            </w:r>
-            <w:r>
-              <w:rPr>
-                <w:noProof/>
-                <w:webHidden/>
-              </w:rPr>
+              </w:rPr>
+              <w:t>2</w:t>
+            </w:r>
+            <w:r>
               <w:fldChar w:fldCharType="end"/>
             </w:r>
           </w:hyperlink>
@@ -1231,69 +1025,38 @@
         <w:p>
           <w:pPr>
             <w:pStyle w:val="TDC2"/>
-            <w:tabs>
-              <w:tab w:val="right" w:leader="dot" w:pos="9962"/>
-            </w:tabs>
             <w:rPr>
-              <w:rFonts w:asciiTheme="minorHAnsi" w:hAnsiTheme="minorHAnsi" w:eastAsiaTheme="minorEastAsia" w:cstheme="minorBidi"/>
+              <w:rStyle w:val="Hipervnculo"/>
               <w:noProof/>
               <w:lang w:eastAsia="es-CO"/>
             </w:rPr>
           </w:pPr>
-          <w:hyperlink w:history="1" w:anchor="_Toc200357424">
+          <w:hyperlink w:anchor="_Toc375898156">
             <w:r>
               <w:rPr>
                 <w:rStyle w:val="Hipervnculo"/>
-                <w:noProof/>
               </w:rPr>
               <w:t>1.1 Porte del uniforme – recepción</w:t>
             </w:r>
             <w:r>
-              <w:rPr>
-                <w:noProof/>
-                <w:webHidden/>
-              </w:rPr>
               <w:tab/>
             </w:r>
             <w:r>
-              <w:rPr>
-                <w:noProof/>
-                <w:webHidden/>
-              </w:rPr>
               <w:fldChar w:fldCharType="begin"/>
             </w:r>
             <w:r>
-              <w:rPr>
-                <w:noProof/>
-                <w:webHidden/>
-              </w:rPr>
-              <w:instrText xml:space="preserve"> PAGEREF _Toc200357424 \h </w:instrText>
-            </w:r>
-            <w:r>
-              <w:rPr>
-                <w:noProof/>
-                <w:webHidden/>
-              </w:rPr>
-            </w:r>
-            <w:r>
-              <w:rPr>
-                <w:noProof/>
-                <w:webHidden/>
-              </w:rPr>
+              <w:instrText>PAGEREF _Toc375898156 \h</w:instrText>
+            </w:r>
+            <w:r>
               <w:fldChar w:fldCharType="separate"/>
             </w:r>
             <w:r>
               <w:rPr>
-                <w:noProof/>
-                <w:webHidden/>
-              </w:rPr>
-              <w:t>3</w:t>
-            </w:r>
-            <w:r>
-              <w:rPr>
-                <w:noProof/>
-                <w:webHidden/>
-              </w:rPr>
+                <w:rStyle w:val="Hipervnculo"/>
+              </w:rPr>
+              <w:t>2</w:t>
+            </w:r>
+            <w:r>
               <w:fldChar w:fldCharType="end"/>
             </w:r>
           </w:hyperlink>
@@ -1301,69 +1064,38 @@
         <w:p>
           <w:pPr>
             <w:pStyle w:val="TDC2"/>
-            <w:tabs>
-              <w:tab w:val="right" w:leader="dot" w:pos="9962"/>
-            </w:tabs>
             <w:rPr>
-              <w:rFonts w:asciiTheme="minorHAnsi" w:hAnsiTheme="minorHAnsi" w:eastAsiaTheme="minorEastAsia" w:cstheme="minorBidi"/>
+              <w:rStyle w:val="Hipervnculo"/>
               <w:noProof/>
               <w:lang w:eastAsia="es-CO"/>
             </w:rPr>
           </w:pPr>
-          <w:hyperlink w:history="1" w:anchor="_Toc200357425">
+          <w:hyperlink w:anchor="_Toc335037060">
             <w:r>
               <w:rPr>
                 <w:rStyle w:val="Hipervnculo"/>
-                <w:noProof/>
               </w:rPr>
               <w:t>1.2 Higiene – imagen profesional</w:t>
             </w:r>
             <w:r>
-              <w:rPr>
-                <w:noProof/>
-                <w:webHidden/>
-              </w:rPr>
               <w:tab/>
             </w:r>
             <w:r>
-              <w:rPr>
-                <w:noProof/>
-                <w:webHidden/>
-              </w:rPr>
               <w:fldChar w:fldCharType="begin"/>
             </w:r>
             <w:r>
-              <w:rPr>
-                <w:noProof/>
-                <w:webHidden/>
-              </w:rPr>
-              <w:instrText xml:space="preserve"> PAGEREF _Toc200357425 \h </w:instrText>
-            </w:r>
-            <w:r>
-              <w:rPr>
-                <w:noProof/>
-                <w:webHidden/>
-              </w:rPr>
-            </w:r>
-            <w:r>
-              <w:rPr>
-                <w:noProof/>
-                <w:webHidden/>
-              </w:rPr>
+              <w:instrText>PAGEREF _Toc335037060 \h</w:instrText>
+            </w:r>
+            <w:r>
               <w:fldChar w:fldCharType="separate"/>
             </w:r>
             <w:r>
               <w:rPr>
-                <w:noProof/>
-                <w:webHidden/>
-              </w:rPr>
-              <w:t>4</w:t>
-            </w:r>
-            <w:r>
-              <w:rPr>
-                <w:noProof/>
-                <w:webHidden/>
-              </w:rPr>
+                <w:rStyle w:val="Hipervnculo"/>
+              </w:rPr>
+              <w:t>3</w:t>
+            </w:r>
+            <w:r>
               <w:fldChar w:fldCharType="end"/>
             </w:r>
           </w:hyperlink>
@@ -1371,85 +1103,38 @@
         <w:p>
           <w:pPr>
             <w:pStyle w:val="TDC1"/>
-            <w:tabs>
-              <w:tab w:val="left" w:pos="1320"/>
-            </w:tabs>
-            <w:ind w:left="0"/>
             <w:rPr>
-              <w:rFonts w:asciiTheme="minorHAnsi" w:hAnsiTheme="minorHAnsi" w:eastAsiaTheme="minorEastAsia" w:cstheme="minorBidi"/>
+              <w:rStyle w:val="Hipervnculo"/>
               <w:noProof/>
               <w:lang w:eastAsia="es-CO"/>
             </w:rPr>
           </w:pPr>
-          <w:hyperlink w:history="1" w:anchor="_Toc200357426">
+          <w:hyperlink w:anchor="_Toc595512949">
             <w:r>
               <w:rPr>
                 <w:rStyle w:val="Hipervnculo"/>
-                <w:noProof/>
-              </w:rPr>
-              <w:t>2.</w:t>
-            </w:r>
-            <w:r>
-              <w:rPr>
-                <w:rFonts w:asciiTheme="minorHAnsi" w:hAnsiTheme="minorHAnsi" w:eastAsiaTheme="minorEastAsia" w:cstheme="minorBidi"/>
-                <w:noProof/>
-                <w:lang w:eastAsia="es-CO"/>
-              </w:rPr>
-              <w:t xml:space="preserve"> </w:t>
+              </w:rPr>
+              <w:t>2. Servicio al cliente</w:t>
+            </w:r>
+            <w:r>
+              <w:tab/>
+            </w:r>
+            <w:r>
+              <w:fldChar w:fldCharType="begin"/>
+            </w:r>
+            <w:r>
+              <w:instrText>PAGEREF _Toc595512949 \h</w:instrText>
+            </w:r>
+            <w:r>
+              <w:fldChar w:fldCharType="separate"/>
             </w:r>
             <w:r>
               <w:rPr>
                 <w:rStyle w:val="Hipervnculo"/>
-                <w:noProof/>
-              </w:rPr>
-              <w:t>Servicio al cliente</w:t>
-            </w:r>
-            <w:r>
-              <w:rPr>
-                <w:noProof/>
-                <w:webHidden/>
-              </w:rPr>
-              <w:tab/>
-            </w:r>
-            <w:r>
-              <w:rPr>
-                <w:noProof/>
-                <w:webHidden/>
-              </w:rPr>
-              <w:fldChar w:fldCharType="begin"/>
-            </w:r>
-            <w:r>
-              <w:rPr>
-                <w:noProof/>
-                <w:webHidden/>
-              </w:rPr>
-              <w:instrText xml:space="preserve"> PAGEREF _Toc200357426 \h </w:instrText>
-            </w:r>
-            <w:r>
-              <w:rPr>
-                <w:noProof/>
-                <w:webHidden/>
-              </w:rPr>
-            </w:r>
-            <w:r>
-              <w:rPr>
-                <w:noProof/>
-                <w:webHidden/>
-              </w:rPr>
-              <w:fldChar w:fldCharType="separate"/>
-            </w:r>
-            <w:r>
-              <w:rPr>
-                <w:noProof/>
-                <w:webHidden/>
-              </w:rPr>
-              <w:t>5</w:t>
-            </w:r>
-            <w:r>
-              <w:rPr>
-                <w:noProof/>
-                <w:webHidden/>
-              </w:rPr>
+              </w:rPr>
+              <w:t>4</w:t>
+            </w:r>
+            <w:r>
               <w:fldChar w:fldCharType="end"/>
             </w:r>
           </w:hyperlink>
@@ -1457,69 +1142,38 @@
         <w:p>
           <w:pPr>
             <w:pStyle w:val="TDC2"/>
-            <w:tabs>
-              <w:tab w:val="right" w:leader="dot" w:pos="9962"/>
-            </w:tabs>
             <w:rPr>
-              <w:rFonts w:asciiTheme="minorHAnsi" w:hAnsiTheme="minorHAnsi" w:eastAsiaTheme="minorEastAsia" w:cstheme="minorBidi"/>
+              <w:rStyle w:val="Hipervnculo"/>
               <w:noProof/>
               <w:lang w:eastAsia="es-CO"/>
             </w:rPr>
           </w:pPr>
-          <w:hyperlink w:history="1" w:anchor="_Toc200357427">
+          <w:hyperlink w:anchor="_Toc1045680247">
             <w:r>
               <w:rPr>
                 <w:rStyle w:val="Hipervnculo"/>
-                <w:noProof/>
               </w:rPr>
               <w:t>2.1 Técnicas de atención</w:t>
             </w:r>
             <w:r>
-              <w:rPr>
-                <w:noProof/>
-                <w:webHidden/>
-              </w:rPr>
               <w:tab/>
             </w:r>
             <w:r>
-              <w:rPr>
-                <w:noProof/>
-                <w:webHidden/>
-              </w:rPr>
               <w:fldChar w:fldCharType="begin"/>
             </w:r>
             <w:r>
-              <w:rPr>
-                <w:noProof/>
-                <w:webHidden/>
-              </w:rPr>
-              <w:instrText xml:space="preserve"> PAGEREF _Toc200357427 \h </w:instrText>
-            </w:r>
-            <w:r>
-              <w:rPr>
-                <w:noProof/>
-                <w:webHidden/>
-              </w:rPr>
-            </w:r>
-            <w:r>
-              <w:rPr>
-                <w:noProof/>
-                <w:webHidden/>
-              </w:rPr>
+              <w:instrText>PAGEREF _Toc1045680247 \h</w:instrText>
+            </w:r>
+            <w:r>
               <w:fldChar w:fldCharType="separate"/>
             </w:r>
             <w:r>
               <w:rPr>
-                <w:noProof/>
-                <w:webHidden/>
-              </w:rPr>
-              <w:t>5</w:t>
-            </w:r>
-            <w:r>
-              <w:rPr>
-                <w:noProof/>
-                <w:webHidden/>
-              </w:rPr>
+                <w:rStyle w:val="Hipervnculo"/>
+              </w:rPr>
+              <w:t>4</w:t>
+            </w:r>
+            <w:r>
               <w:fldChar w:fldCharType="end"/>
             </w:r>
           </w:hyperlink>
@@ -1527,69 +1181,38 @@
         <w:p>
           <w:pPr>
             <w:pStyle w:val="TDC2"/>
-            <w:tabs>
-              <w:tab w:val="right" w:leader="dot" w:pos="9962"/>
-            </w:tabs>
             <w:rPr>
-              <w:rFonts w:asciiTheme="minorHAnsi" w:hAnsiTheme="minorHAnsi" w:eastAsiaTheme="minorEastAsia" w:cstheme="minorBidi"/>
+              <w:rStyle w:val="Hipervnculo"/>
               <w:noProof/>
               <w:lang w:eastAsia="es-CO"/>
             </w:rPr>
           </w:pPr>
-          <w:hyperlink w:history="1" w:anchor="_Toc200357428">
+          <w:hyperlink w:anchor="_Toc1160805674">
             <w:r>
               <w:rPr>
                 <w:rStyle w:val="Hipervnculo"/>
-                <w:noProof/>
               </w:rPr>
               <w:t>2.2 Protocolos en el servicio al cliente</w:t>
             </w:r>
             <w:r>
-              <w:rPr>
-                <w:noProof/>
-                <w:webHidden/>
-              </w:rPr>
               <w:tab/>
             </w:r>
             <w:r>
-              <w:rPr>
-                <w:noProof/>
-                <w:webHidden/>
-              </w:rPr>
               <w:fldChar w:fldCharType="begin"/>
             </w:r>
             <w:r>
-              <w:rPr>
-                <w:noProof/>
-                <w:webHidden/>
-              </w:rPr>
-              <w:instrText xml:space="preserve"> PAGEREF _Toc200357428 \h </w:instrText>
-            </w:r>
-            <w:r>
-              <w:rPr>
-                <w:noProof/>
-                <w:webHidden/>
-              </w:rPr>
-            </w:r>
-            <w:r>
-              <w:rPr>
-                <w:noProof/>
-                <w:webHidden/>
-              </w:rPr>
+              <w:instrText>PAGEREF _Toc1160805674 \h</w:instrText>
+            </w:r>
+            <w:r>
               <w:fldChar w:fldCharType="separate"/>
             </w:r>
             <w:r>
               <w:rPr>
-                <w:noProof/>
-                <w:webHidden/>
-              </w:rPr>
-              <w:t>6</w:t>
-            </w:r>
-            <w:r>
-              <w:rPr>
-                <w:noProof/>
-                <w:webHidden/>
-              </w:rPr>
+                <w:rStyle w:val="Hipervnculo"/>
+              </w:rPr>
+              <w:t>5</w:t>
+            </w:r>
+            <w:r>
               <w:fldChar w:fldCharType="end"/>
             </w:r>
           </w:hyperlink>
@@ -1597,69 +1220,38 @@
         <w:p>
           <w:pPr>
             <w:pStyle w:val="TDC2"/>
-            <w:tabs>
-              <w:tab w:val="right" w:leader="dot" w:pos="9962"/>
-            </w:tabs>
             <w:rPr>
-              <w:rFonts w:asciiTheme="minorHAnsi" w:hAnsiTheme="minorHAnsi" w:eastAsiaTheme="minorEastAsia" w:cstheme="minorBidi"/>
+              <w:rStyle w:val="Hipervnculo"/>
               <w:noProof/>
               <w:lang w:eastAsia="es-CO"/>
             </w:rPr>
           </w:pPr>
-          <w:hyperlink w:history="1" w:anchor="_Toc200357429">
+          <w:hyperlink w:anchor="_Toc182602266">
             <w:r>
               <w:rPr>
                 <w:rStyle w:val="Hipervnculo"/>
-                <w:noProof/>
               </w:rPr>
               <w:t>2.3 La ética del servicio</w:t>
             </w:r>
             <w:r>
-              <w:rPr>
-                <w:noProof/>
-                <w:webHidden/>
-              </w:rPr>
               <w:tab/>
             </w:r>
             <w:r>
-              <w:rPr>
-                <w:noProof/>
-                <w:webHidden/>
-              </w:rPr>
               <w:fldChar w:fldCharType="begin"/>
             </w:r>
             <w:r>
-              <w:rPr>
-                <w:noProof/>
-                <w:webHidden/>
-              </w:rPr>
-              <w:instrText xml:space="preserve"> PAGEREF _Toc200357429 \h </w:instrText>
-            </w:r>
-            <w:r>
-              <w:rPr>
-                <w:noProof/>
-                <w:webHidden/>
-              </w:rPr>
-            </w:r>
-            <w:r>
-              <w:rPr>
-                <w:noProof/>
-                <w:webHidden/>
-              </w:rPr>
+              <w:instrText>PAGEREF _Toc182602266 \h</w:instrText>
+            </w:r>
+            <w:r>
               <w:fldChar w:fldCharType="separate"/>
             </w:r>
             <w:r>
               <w:rPr>
-                <w:noProof/>
-                <w:webHidden/>
-              </w:rPr>
-              <w:t>7</w:t>
-            </w:r>
-            <w:r>
-              <w:rPr>
-                <w:noProof/>
-                <w:webHidden/>
-              </w:rPr>
+                <w:rStyle w:val="Hipervnculo"/>
+              </w:rPr>
+              <w:t>6</w:t>
+            </w:r>
+            <w:r>
               <w:fldChar w:fldCharType="end"/>
             </w:r>
           </w:hyperlink>
@@ -1667,70 +1259,38 @@
         <w:p>
           <w:pPr>
             <w:pStyle w:val="TDC2"/>
-            <w:tabs>
-              <w:tab w:val="right" w:leader="dot" w:pos="9962"/>
-            </w:tabs>
-            <w:ind w:left="0"/>
             <w:rPr>
-              <w:rFonts w:asciiTheme="minorHAnsi" w:hAnsiTheme="minorHAnsi" w:eastAsiaTheme="minorEastAsia" w:cstheme="minorBidi"/>
+              <w:rStyle w:val="Hipervnculo"/>
               <w:noProof/>
               <w:lang w:eastAsia="es-CO"/>
             </w:rPr>
           </w:pPr>
-          <w:hyperlink w:history="1" w:anchor="_Toc200357430">
+          <w:hyperlink w:anchor="_Toc1946225505">
             <w:r>
               <w:rPr>
                 <w:rStyle w:val="Hipervnculo"/>
-                <w:noProof/>
               </w:rPr>
               <w:t>3. Bitácora de turno</w:t>
             </w:r>
             <w:r>
-              <w:rPr>
-                <w:noProof/>
-                <w:webHidden/>
-              </w:rPr>
               <w:tab/>
             </w:r>
             <w:r>
-              <w:rPr>
-                <w:noProof/>
-                <w:webHidden/>
-              </w:rPr>
               <w:fldChar w:fldCharType="begin"/>
             </w:r>
             <w:r>
-              <w:rPr>
-                <w:noProof/>
-                <w:webHidden/>
-              </w:rPr>
-              <w:instrText xml:space="preserve"> PAGEREF _Toc200357430 \h </w:instrText>
-            </w:r>
-            <w:r>
-              <w:rPr>
-                <w:noProof/>
-                <w:webHidden/>
-              </w:rPr>
-            </w:r>
-            <w:r>
-              <w:rPr>
-                <w:noProof/>
-                <w:webHidden/>
-              </w:rPr>
+              <w:instrText>PAGEREF _Toc1946225505 \h</w:instrText>
+            </w:r>
+            <w:r>
               <w:fldChar w:fldCharType="separate"/>
             </w:r>
             <w:r>
               <w:rPr>
-                <w:noProof/>
-                <w:webHidden/>
-              </w:rPr>
-              <w:t>8</w:t>
-            </w:r>
-            <w:r>
-              <w:rPr>
-                <w:noProof/>
-                <w:webHidden/>
-              </w:rPr>
+                <w:rStyle w:val="Hipervnculo"/>
+              </w:rPr>
+              <w:t>7</w:t>
+            </w:r>
+            <w:r>
               <w:fldChar w:fldCharType="end"/>
             </w:r>
           </w:hyperlink>
@@ -1738,83 +1298,38 @@
         <w:p>
           <w:pPr>
             <w:pStyle w:val="TDC2"/>
-            <w:tabs>
-              <w:tab w:val="right" w:leader="dot" w:pos="9962"/>
-            </w:tabs>
             <w:rPr>
-              <w:rFonts w:asciiTheme="minorHAnsi" w:hAnsiTheme="minorHAnsi" w:eastAsiaTheme="minorEastAsia" w:cstheme="minorBidi"/>
+              <w:rStyle w:val="Hipervnculo"/>
               <w:noProof/>
               <w:lang w:eastAsia="es-CO"/>
             </w:rPr>
           </w:pPr>
-          <w:hyperlink w:history="1" w:anchor="_Toc200357431">
+          <w:hyperlink w:anchor="_Toc468528097">
             <w:r>
               <w:rPr>
                 <w:rStyle w:val="Hipervnculo"/>
-                <w:noProof/>
-              </w:rPr>
-              <w:t xml:space="preserve">3.1 </w:t>
+              </w:rPr>
+              <w:t>3.1 Procedimientos</w:t>
+            </w:r>
+            <w:r>
+              <w:tab/>
+            </w:r>
+            <w:r>
+              <w:fldChar w:fldCharType="begin"/>
+            </w:r>
+            <w:r>
+              <w:instrText>PAGEREF _Toc468528097 \h</w:instrText>
+            </w:r>
+            <w:r>
+              <w:fldChar w:fldCharType="separate"/>
             </w:r>
             <w:r>
               <w:rPr>
                 <w:rStyle w:val="Hipervnculo"/>
-                <w:noProof/>
-              </w:rPr>
-              <w:t>P</w:t>
-            </w:r>
-            <w:r>
-              <w:rPr>
-                <w:rStyle w:val="Hipervnculo"/>
-                <w:noProof/>
-              </w:rPr>
-              <w:t>rocedimientos</w:t>
-            </w:r>
-            <w:r>
-              <w:rPr>
-                <w:noProof/>
-                <w:webHidden/>
-              </w:rPr>
-              <w:tab/>
-            </w:r>
-            <w:r>
-              <w:rPr>
-                <w:noProof/>
-                <w:webHidden/>
-              </w:rPr>
-              <w:fldChar w:fldCharType="begin"/>
-            </w:r>
-            <w:r>
-              <w:rPr>
-                <w:noProof/>
-                <w:webHidden/>
-              </w:rPr>
-              <w:instrText xml:space="preserve"> PAGEREF _Toc200357431 \h </w:instrText>
-            </w:r>
-            <w:r>
-              <w:rPr>
-                <w:noProof/>
-                <w:webHidden/>
-              </w:rPr>
-            </w:r>
-            <w:r>
-              <w:rPr>
-                <w:noProof/>
-                <w:webHidden/>
-              </w:rPr>
-              <w:fldChar w:fldCharType="separate"/>
-            </w:r>
-            <w:r>
-              <w:rPr>
-                <w:noProof/>
-                <w:webHidden/>
-              </w:rPr>
-              <w:t>8</w:t>
-            </w:r>
-            <w:r>
-              <w:rPr>
-                <w:noProof/>
-                <w:webHidden/>
-              </w:rPr>
+              </w:rPr>
+              <w:t>7</w:t>
+            </w:r>
+            <w:r>
               <w:fldChar w:fldCharType="end"/>
             </w:r>
           </w:hyperlink>
@@ -1822,97 +1337,38 @@
         <w:p>
           <w:pPr>
             <w:pStyle w:val="TDC1"/>
-            <w:ind w:left="0"/>
             <w:rPr>
-              <w:rFonts w:asciiTheme="minorHAnsi" w:hAnsiTheme="minorHAnsi" w:eastAsiaTheme="minorEastAsia" w:cstheme="minorBidi"/>
+              <w:rStyle w:val="Hipervnculo"/>
               <w:noProof/>
               <w:lang w:eastAsia="es-CO"/>
             </w:rPr>
           </w:pPr>
-          <w:hyperlink w:history="1" w:anchor="_Toc200357432">
+          <w:hyperlink w:anchor="_Toc275361582">
             <w:r>
               <w:rPr>
                 <w:rStyle w:val="Hipervnculo"/>
-                <w:noProof/>
-              </w:rPr>
-              <w:t>4.</w:t>
+              </w:rPr>
+              <w:t>4. Check-in – registro y acomodación</w:t>
+            </w:r>
+            <w:r>
+              <w:tab/>
+            </w:r>
+            <w:r>
+              <w:fldChar w:fldCharType="begin"/>
+            </w:r>
+            <w:r>
+              <w:instrText>PAGEREF _Toc275361582 \h</w:instrText>
+            </w:r>
+            <w:r>
+              <w:fldChar w:fldCharType="separate"/>
             </w:r>
             <w:r>
               <w:rPr>
                 <w:rStyle w:val="Hipervnculo"/>
-                <w:i/>
-                <w:iCs/>
-                <w:noProof/>
-              </w:rPr>
-              <w:t xml:space="preserve"> Check-in</w:t>
-            </w:r>
-            <w:r>
-              <w:rPr>
-                <w:rStyle w:val="Hipervnculo"/>
-                <w:noProof/>
-              </w:rPr>
-              <w:t xml:space="preserve"> – </w:t>
-            </w:r>
-            <w:r>
-              <w:rPr>
-                <w:rStyle w:val="Hipervnculo"/>
-                <w:noProof/>
-              </w:rPr>
-              <w:t>r</w:t>
-            </w:r>
-            <w:r>
-              <w:rPr>
-                <w:rStyle w:val="Hipervnculo"/>
-                <w:noProof/>
-              </w:rPr>
-              <w:t>egistro y acomodación</w:t>
-            </w:r>
-            <w:r>
-              <w:rPr>
-                <w:noProof/>
-                <w:webHidden/>
-              </w:rPr>
-              <w:tab/>
-            </w:r>
-            <w:r>
-              <w:rPr>
-                <w:noProof/>
-                <w:webHidden/>
-              </w:rPr>
-              <w:fldChar w:fldCharType="begin"/>
-            </w:r>
-            <w:r>
-              <w:rPr>
-                <w:noProof/>
-                <w:webHidden/>
-              </w:rPr>
-              <w:instrText xml:space="preserve"> PAGEREF _Toc200357432 \h </w:instrText>
-            </w:r>
-            <w:r>
-              <w:rPr>
-                <w:noProof/>
-                <w:webHidden/>
-              </w:rPr>
-            </w:r>
-            <w:r>
-              <w:rPr>
-                <w:noProof/>
-                <w:webHidden/>
-              </w:rPr>
-              <w:fldChar w:fldCharType="separate"/>
-            </w:r>
-            <w:r>
-              <w:rPr>
-                <w:noProof/>
-                <w:webHidden/>
-              </w:rPr>
-              <w:t>9</w:t>
-            </w:r>
-            <w:r>
-              <w:rPr>
-                <w:noProof/>
-                <w:webHidden/>
-              </w:rPr>
+              </w:rPr>
+              <w:t>8</w:t>
+            </w:r>
+            <w:r>
               <w:fldChar w:fldCharType="end"/>
             </w:r>
           </w:hyperlink>
@@ -1920,67 +1376,50 @@
         <w:p>
           <w:pPr>
             <w:pStyle w:val="TDC1"/>
-            <w:ind w:left="0"/>
             <w:rPr>
-              <w:rFonts w:asciiTheme="minorHAnsi" w:hAnsiTheme="minorHAnsi" w:eastAsiaTheme="minorEastAsia" w:cstheme="minorBidi"/>
+              <w:rStyle w:val="Hipervnculo"/>
               <w:noProof/>
               <w:lang w:eastAsia="es-CO"/>
             </w:rPr>
           </w:pPr>
-          <w:hyperlink w:history="1" w:anchor="_Toc200357433">
+          <w:hyperlink w:anchor="_Toc1289192080">
             <w:r>
               <w:rPr>
                 <w:rStyle w:val="Hipervnculo"/>
-                <w:noProof/>
-              </w:rPr>
-              <w:t>5. Sistema de información de alojamiento turístico</w:t>
-            </w:r>
-            <w:r>
-              <w:rPr>
-                <w:noProof/>
-                <w:webHidden/>
-              </w:rPr>
+              </w:rPr>
+              <w:t xml:space="preserve">5. </w:t>
+            </w:r>
+            <w:r>
+              <w:rPr>
+                <w:rStyle w:val="Hipervnculo"/>
+              </w:rPr>
+              <w:t xml:space="preserve">Sistema </w:t>
+            </w:r>
+            <w:r>
+              <w:rPr>
+                <w:rStyle w:val="Hipervnculo"/>
+              </w:rPr>
+              <w:t>De Información De Alojamiento Turístico</w:t>
+            </w:r>
+            <w:r>
               <w:tab/>
             </w:r>
             <w:r>
-              <w:rPr>
-                <w:noProof/>
-                <w:webHidden/>
-              </w:rPr>
               <w:fldChar w:fldCharType="begin"/>
             </w:r>
             <w:r>
-              <w:rPr>
-                <w:noProof/>
-                <w:webHidden/>
-              </w:rPr>
-              <w:instrText xml:space="preserve"> PAGEREF _Toc200357433 \h </w:instrText>
-            </w:r>
-            <w:r>
-              <w:rPr>
-                <w:noProof/>
-                <w:webHidden/>
-              </w:rPr>
-            </w:r>
-            <w:r>
-              <w:rPr>
-                <w:noProof/>
-                <w:webHidden/>
-              </w:rPr>
+              <w:instrText>PAGEREF _Toc1289192080 \h</w:instrText>
+            </w:r>
+            <w:r>
               <w:fldChar w:fldCharType="separate"/>
             </w:r>
             <w:r>
               <w:rPr>
-                <w:noProof/>
-                <w:webHidden/>
+                <w:rStyle w:val="Hipervnculo"/>
               </w:rPr>
               <w:t>13</w:t>
             </w:r>
             <w:r>
-              <w:rPr>
-                <w:noProof/>
-                <w:webHidden/>
-              </w:rPr>
               <w:fldChar w:fldCharType="end"/>
             </w:r>
           </w:hyperlink>
@@ -1988,67 +1427,38 @@
         <w:p>
           <w:pPr>
             <w:pStyle w:val="TDC1"/>
-            <w:ind w:left="284"/>
             <w:rPr>
-              <w:rFonts w:asciiTheme="minorHAnsi" w:hAnsiTheme="minorHAnsi" w:eastAsiaTheme="minorEastAsia" w:cstheme="minorBidi"/>
+              <w:rStyle w:val="Hipervnculo"/>
               <w:noProof/>
               <w:lang w:eastAsia="es-CO"/>
             </w:rPr>
           </w:pPr>
-          <w:hyperlink w:history="1" w:anchor="_Toc200357434">
+          <w:hyperlink w:anchor="_Toc1841178690">
             <w:r>
               <w:rPr>
                 <w:rStyle w:val="Hipervnculo"/>
-                <w:noProof/>
               </w:rPr>
               <w:t>5.1 Técnicas de recolección de datos</w:t>
             </w:r>
             <w:r>
-              <w:rPr>
-                <w:noProof/>
-                <w:webHidden/>
-              </w:rPr>
               <w:tab/>
             </w:r>
             <w:r>
-              <w:rPr>
-                <w:noProof/>
-                <w:webHidden/>
-              </w:rPr>
               <w:fldChar w:fldCharType="begin"/>
             </w:r>
             <w:r>
-              <w:rPr>
-                <w:noProof/>
-                <w:webHidden/>
-              </w:rPr>
-              <w:instrText xml:space="preserve"> PAGEREF _Toc200357434 \h </w:instrText>
-            </w:r>
-            <w:r>
-              <w:rPr>
-                <w:noProof/>
-                <w:webHidden/>
-              </w:rPr>
-            </w:r>
-            <w:r>
-              <w:rPr>
-                <w:noProof/>
-                <w:webHidden/>
-              </w:rPr>
+              <w:instrText>PAGEREF _Toc1841178690 \h</w:instrText>
+            </w:r>
+            <w:r>
               <w:fldChar w:fldCharType="separate"/>
             </w:r>
             <w:r>
               <w:rPr>
-                <w:noProof/>
-                <w:webHidden/>
+                <w:rStyle w:val="Hipervnculo"/>
               </w:rPr>
               <w:t>14</w:t>
             </w:r>
             <w:r>
-              <w:rPr>
-                <w:noProof/>
-                <w:webHidden/>
-              </w:rPr>
               <w:fldChar w:fldCharType="end"/>
             </w:r>
           </w:hyperlink>
@@ -2056,69 +1466,38 @@
         <w:p>
           <w:pPr>
             <w:pStyle w:val="TDC2"/>
-            <w:tabs>
-              <w:tab w:val="right" w:leader="dot" w:pos="9962"/>
-            </w:tabs>
             <w:rPr>
-              <w:rFonts w:asciiTheme="minorHAnsi" w:hAnsiTheme="minorHAnsi" w:eastAsiaTheme="minorEastAsia" w:cstheme="minorBidi"/>
+              <w:rStyle w:val="Hipervnculo"/>
               <w:noProof/>
               <w:lang w:eastAsia="es-CO"/>
             </w:rPr>
           </w:pPr>
-          <w:hyperlink w:history="1" w:anchor="_Toc200357435">
+          <w:hyperlink w:anchor="_Toc1949066022">
             <w:r>
               <w:rPr>
                 <w:rStyle w:val="Hipervnculo"/>
-                <w:noProof/>
               </w:rPr>
               <w:t>5.2 Ley 1581 de 2012 – Ley de protección de datos personales</w:t>
             </w:r>
             <w:r>
-              <w:rPr>
-                <w:noProof/>
-                <w:webHidden/>
-              </w:rPr>
               <w:tab/>
             </w:r>
             <w:r>
-              <w:rPr>
-                <w:noProof/>
-                <w:webHidden/>
-              </w:rPr>
               <w:fldChar w:fldCharType="begin"/>
             </w:r>
             <w:r>
-              <w:rPr>
-                <w:noProof/>
-                <w:webHidden/>
-              </w:rPr>
-              <w:instrText xml:space="preserve"> PAGEREF _Toc200357435 \h </w:instrText>
-            </w:r>
-            <w:r>
-              <w:rPr>
-                <w:noProof/>
-                <w:webHidden/>
-              </w:rPr>
-            </w:r>
-            <w:r>
-              <w:rPr>
-                <w:noProof/>
-                <w:webHidden/>
-              </w:rPr>
+              <w:instrText>PAGEREF _Toc1949066022 \h</w:instrText>
+            </w:r>
+            <w:r>
               <w:fldChar w:fldCharType="separate"/>
             </w:r>
             <w:r>
               <w:rPr>
-                <w:noProof/>
-                <w:webHidden/>
+                <w:rStyle w:val="Hipervnculo"/>
               </w:rPr>
               <w:t>14</w:t>
             </w:r>
             <w:r>
-              <w:rPr>
-                <w:noProof/>
-                <w:webHidden/>
-              </w:rPr>
               <w:fldChar w:fldCharType="end"/>
             </w:r>
           </w:hyperlink>
@@ -2126,67 +1505,38 @@
         <w:p>
           <w:pPr>
             <w:pStyle w:val="TDC1"/>
-            <w:ind w:left="0"/>
             <w:rPr>
-              <w:rFonts w:asciiTheme="minorHAnsi" w:hAnsiTheme="minorHAnsi" w:eastAsiaTheme="minorEastAsia" w:cstheme="minorBidi"/>
+              <w:rStyle w:val="Hipervnculo"/>
               <w:noProof/>
               <w:lang w:eastAsia="es-CO"/>
             </w:rPr>
           </w:pPr>
-          <w:hyperlink w:history="1" w:anchor="_Toc200357436">
+          <w:hyperlink w:anchor="_Toc895206135">
             <w:r>
               <w:rPr>
                 <w:rStyle w:val="Hipervnculo"/>
-                <w:noProof/>
               </w:rPr>
               <w:t>6. Tarjeta de Registro de Alojamiento – TRA</w:t>
             </w:r>
             <w:r>
-              <w:rPr>
-                <w:noProof/>
-                <w:webHidden/>
-              </w:rPr>
               <w:tab/>
             </w:r>
             <w:r>
-              <w:rPr>
-                <w:noProof/>
-                <w:webHidden/>
-              </w:rPr>
               <w:fldChar w:fldCharType="begin"/>
             </w:r>
             <w:r>
-              <w:rPr>
-                <w:noProof/>
-                <w:webHidden/>
-              </w:rPr>
-              <w:instrText xml:space="preserve"> PAGEREF _Toc200357436 \h </w:instrText>
-            </w:r>
-            <w:r>
-              <w:rPr>
-                <w:noProof/>
-                <w:webHidden/>
-              </w:rPr>
-            </w:r>
-            <w:r>
-              <w:rPr>
-                <w:noProof/>
-                <w:webHidden/>
-              </w:rPr>
+              <w:instrText>PAGEREF _Toc895206135 \h</w:instrText>
+            </w:r>
+            <w:r>
               <w:fldChar w:fldCharType="separate"/>
             </w:r>
             <w:r>
               <w:rPr>
-                <w:noProof/>
-                <w:webHidden/>
+                <w:rStyle w:val="Hipervnculo"/>
               </w:rPr>
               <w:t>15</w:t>
             </w:r>
             <w:r>
-              <w:rPr>
-                <w:noProof/>
-                <w:webHidden/>
-              </w:rPr>
               <w:fldChar w:fldCharType="end"/>
             </w:r>
           </w:hyperlink>
@@ -2194,67 +1544,38 @@
         <w:p>
           <w:pPr>
             <w:pStyle w:val="TDC1"/>
-            <w:ind w:hanging="436"/>
             <w:rPr>
-              <w:rFonts w:asciiTheme="minorHAnsi" w:hAnsiTheme="minorHAnsi" w:eastAsiaTheme="minorEastAsia" w:cstheme="minorBidi"/>
+              <w:rStyle w:val="Hipervnculo"/>
               <w:noProof/>
               <w:lang w:eastAsia="es-CO"/>
             </w:rPr>
           </w:pPr>
-          <w:hyperlink w:history="1" w:anchor="_Toc200357437">
+          <w:hyperlink w:anchor="_Toc1637801675">
             <w:r>
               <w:rPr>
                 <w:rStyle w:val="Hipervnculo"/>
-                <w:noProof/>
-              </w:rPr>
-              <w:t>6.2 Tipos de documentos de identidad</w:t>
-            </w:r>
-            <w:r>
-              <w:rPr>
-                <w:noProof/>
-                <w:webHidden/>
-              </w:rPr>
+              </w:rPr>
+              <w:t>6.1 Diligenciamiento de la tarjeta de registro de alojamiento</w:t>
+            </w:r>
+            <w:r>
               <w:tab/>
             </w:r>
             <w:r>
-              <w:rPr>
-                <w:noProof/>
-                <w:webHidden/>
-              </w:rPr>
               <w:fldChar w:fldCharType="begin"/>
             </w:r>
             <w:r>
-              <w:rPr>
-                <w:noProof/>
-                <w:webHidden/>
-              </w:rPr>
-              <w:instrText xml:space="preserve"> PAGEREF _Toc200357437 \h </w:instrText>
-            </w:r>
-            <w:r>
-              <w:rPr>
-                <w:noProof/>
-                <w:webHidden/>
-              </w:rPr>
-            </w:r>
-            <w:r>
-              <w:rPr>
-                <w:noProof/>
-                <w:webHidden/>
-              </w:rPr>
+              <w:instrText>PAGEREF _Toc1637801675 \h</w:instrText>
+            </w:r>
+            <w:r>
               <w:fldChar w:fldCharType="separate"/>
             </w:r>
             <w:r>
               <w:rPr>
-                <w:noProof/>
-                <w:webHidden/>
+                <w:rStyle w:val="Hipervnculo"/>
               </w:rPr>
               <w:t>16</w:t>
             </w:r>
             <w:r>
-              <w:rPr>
-                <w:noProof/>
-                <w:webHidden/>
-              </w:rPr>
               <w:fldChar w:fldCharType="end"/>
             </w:r>
           </w:hyperlink>
@@ -2262,67 +1583,38 @@
         <w:p>
           <w:pPr>
             <w:pStyle w:val="TDC1"/>
-            <w:ind w:hanging="436"/>
             <w:rPr>
-              <w:rFonts w:asciiTheme="minorHAnsi" w:hAnsiTheme="minorHAnsi" w:eastAsiaTheme="minorEastAsia" w:cstheme="minorBidi"/>
+              <w:rStyle w:val="Hipervnculo"/>
               <w:noProof/>
               <w:lang w:eastAsia="es-CO"/>
             </w:rPr>
           </w:pPr>
-          <w:hyperlink w:history="1" w:anchor="_Toc200357438">
+          <w:hyperlink w:anchor="_Toc1388381468">
             <w:r>
               <w:rPr>
                 <w:rStyle w:val="Hipervnculo"/>
-                <w:noProof/>
-              </w:rPr>
-              <w:t>6.3 Equivalencias de documentos</w:t>
-            </w:r>
-            <w:r>
-              <w:rPr>
-                <w:noProof/>
-                <w:webHidden/>
-              </w:rPr>
+              </w:rPr>
+              <w:t>6.2 Tipos de documentos de identidad</w:t>
+            </w:r>
+            <w:r>
               <w:tab/>
             </w:r>
             <w:r>
-              <w:rPr>
-                <w:noProof/>
-                <w:webHidden/>
-              </w:rPr>
               <w:fldChar w:fldCharType="begin"/>
             </w:r>
             <w:r>
-              <w:rPr>
-                <w:noProof/>
-                <w:webHidden/>
-              </w:rPr>
-              <w:instrText xml:space="preserve"> PAGEREF _Toc200357438 \h </w:instrText>
-            </w:r>
-            <w:r>
-              <w:rPr>
-                <w:noProof/>
-                <w:webHidden/>
-              </w:rPr>
-            </w:r>
-            <w:r>
-              <w:rPr>
-                <w:noProof/>
-                <w:webHidden/>
-              </w:rPr>
+              <w:instrText>PAGEREF _Toc1388381468 \h</w:instrText>
+            </w:r>
+            <w:r>
               <w:fldChar w:fldCharType="separate"/>
             </w:r>
             <w:r>
               <w:rPr>
-                <w:noProof/>
-                <w:webHidden/>
-              </w:rPr>
-              <w:t>17</w:t>
-            </w:r>
-            <w:r>
-              <w:rPr>
-                <w:noProof/>
-                <w:webHidden/>
-              </w:rPr>
+                <w:rStyle w:val="Hipervnculo"/>
+              </w:rPr>
+              <w:t>16</w:t>
+            </w:r>
+            <w:r>
               <w:fldChar w:fldCharType="end"/>
             </w:r>
           </w:hyperlink>
@@ -2330,67 +1622,38 @@
         <w:p>
           <w:pPr>
             <w:pStyle w:val="TDC1"/>
-            <w:ind w:hanging="436"/>
             <w:rPr>
-              <w:rFonts w:asciiTheme="minorHAnsi" w:hAnsiTheme="minorHAnsi" w:eastAsiaTheme="minorEastAsia" w:cstheme="minorBidi"/>
+              <w:rStyle w:val="Hipervnculo"/>
               <w:noProof/>
               <w:lang w:eastAsia="es-CO"/>
             </w:rPr>
           </w:pPr>
-          <w:hyperlink w:history="1" w:anchor="_Toc200357439">
+          <w:hyperlink w:anchor="_Toc721316749">
             <w:r>
               <w:rPr>
                 <w:rStyle w:val="Hipervnculo"/>
-                <w:noProof/>
-              </w:rPr>
-              <w:t>6.4 Permisos especiales para el registro en la TRA</w:t>
-            </w:r>
-            <w:r>
-              <w:rPr>
-                <w:noProof/>
-                <w:webHidden/>
-              </w:rPr>
+              </w:rPr>
+              <w:t>6.3 Equivalencias de documentos</w:t>
+            </w:r>
+            <w:r>
               <w:tab/>
             </w:r>
             <w:r>
-              <w:rPr>
-                <w:noProof/>
-                <w:webHidden/>
-              </w:rPr>
               <w:fldChar w:fldCharType="begin"/>
             </w:r>
             <w:r>
-              <w:rPr>
-                <w:noProof/>
-                <w:webHidden/>
-              </w:rPr>
-              <w:instrText xml:space="preserve"> PAGEREF _Toc200357439 \h </w:instrText>
-            </w:r>
-            <w:r>
-              <w:rPr>
-                <w:noProof/>
-                <w:webHidden/>
-              </w:rPr>
-            </w:r>
-            <w:r>
-              <w:rPr>
-                <w:noProof/>
-                <w:webHidden/>
-              </w:rPr>
+              <w:instrText>PAGEREF _Toc721316749 \h</w:instrText>
+            </w:r>
+            <w:r>
               <w:fldChar w:fldCharType="separate"/>
             </w:r>
             <w:r>
               <w:rPr>
-                <w:noProof/>
-                <w:webHidden/>
-              </w:rPr>
-              <w:t>18</w:t>
-            </w:r>
-            <w:r>
-              <w:rPr>
-                <w:noProof/>
-                <w:webHidden/>
-              </w:rPr>
+                <w:rStyle w:val="Hipervnculo"/>
+              </w:rPr>
+              <w:t>17</w:t>
+            </w:r>
+            <w:r>
               <w:fldChar w:fldCharType="end"/>
             </w:r>
           </w:hyperlink>
@@ -2398,76 +1661,38 @@
         <w:p>
           <w:pPr>
             <w:pStyle w:val="TDC1"/>
-            <w:ind w:hanging="436"/>
             <w:rPr>
-              <w:rFonts w:asciiTheme="minorHAnsi" w:hAnsiTheme="minorHAnsi" w:eastAsiaTheme="minorEastAsia" w:cstheme="minorBidi"/>
+              <w:rStyle w:val="Hipervnculo"/>
               <w:noProof/>
               <w:lang w:eastAsia="es-CO"/>
             </w:rPr>
           </w:pPr>
-          <w:hyperlink w:history="1" w:anchor="_Toc200357440">
+          <w:hyperlink w:anchor="_Toc352242226">
             <w:r>
               <w:rPr>
                 <w:rStyle w:val="Hipervnculo"/>
-                <w:noProof/>
-              </w:rPr>
-              <w:t xml:space="preserve">6.5 Tipos de fraude en el registro de </w:t>
+              </w:rPr>
+              <w:t>6.4 Permisos especiales para el registro en la TRA</w:t>
+            </w:r>
+            <w:r>
+              <w:tab/>
+            </w:r>
+            <w:r>
+              <w:fldChar w:fldCharType="begin"/>
+            </w:r>
+            <w:r>
+              <w:instrText>PAGEREF _Toc352242226 \h</w:instrText>
+            </w:r>
+            <w:r>
+              <w:fldChar w:fldCharType="separate"/>
             </w:r>
             <w:r>
               <w:rPr>
                 <w:rStyle w:val="Hipervnculo"/>
-                <w:i/>
-                <w:iCs/>
-                <w:noProof/>
-              </w:rPr>
-              <w:t>check-in</w:t>
-            </w:r>
-            <w:r>
-              <w:rPr>
-                <w:noProof/>
-                <w:webHidden/>
-              </w:rPr>
-              <w:tab/>
-            </w:r>
-            <w:r>
-              <w:rPr>
-                <w:noProof/>
-                <w:webHidden/>
-              </w:rPr>
-              <w:fldChar w:fldCharType="begin"/>
-            </w:r>
-            <w:r>
-              <w:rPr>
-                <w:noProof/>
-                <w:webHidden/>
-              </w:rPr>
-              <w:instrText xml:space="preserve"> PAGEREF _Toc200357440 \h </w:instrText>
-            </w:r>
-            <w:r>
-              <w:rPr>
-                <w:noProof/>
-                <w:webHidden/>
-              </w:rPr>
-            </w:r>
-            <w:r>
-              <w:rPr>
-                <w:noProof/>
-                <w:webHidden/>
-              </w:rPr>
-              <w:fldChar w:fldCharType="separate"/>
-            </w:r>
-            <w:r>
-              <w:rPr>
-                <w:noProof/>
-                <w:webHidden/>
-              </w:rPr>
-              <w:t>19</w:t>
-            </w:r>
-            <w:r>
-              <w:rPr>
-                <w:noProof/>
-                <w:webHidden/>
-              </w:rPr>
+              </w:rPr>
+              <w:t>18</w:t>
+            </w:r>
+            <w:r>
               <w:fldChar w:fldCharType="end"/>
             </w:r>
           </w:hyperlink>
@@ -2475,68 +1700,38 @@
         <w:p>
           <w:pPr>
             <w:pStyle w:val="TDC1"/>
-            <w:ind w:hanging="436"/>
             <w:rPr>
-              <w:rFonts w:asciiTheme="minorHAnsi" w:hAnsiTheme="minorHAnsi" w:eastAsiaTheme="minorEastAsia" w:cstheme="minorBidi"/>
+              <w:rStyle w:val="Hipervnculo"/>
               <w:noProof/>
               <w:lang w:eastAsia="es-CO"/>
             </w:rPr>
           </w:pPr>
-          <w:hyperlink w:history="1" w:anchor="_Toc200357441">
+          <w:hyperlink w:anchor="_Toc282313383">
             <w:r>
               <w:rPr>
                 <w:rStyle w:val="Hipervnculo"/>
-                <w:bCs/>
-                <w:noProof/>
-              </w:rPr>
-              <w:t>6.6 Condiciones del servicio</w:t>
-            </w:r>
-            <w:r>
-              <w:rPr>
-                <w:noProof/>
-                <w:webHidden/>
-              </w:rPr>
+              </w:rPr>
+              <w:t>6.5 Tipos de fraude en el registro de check-in</w:t>
+            </w:r>
+            <w:r>
               <w:tab/>
             </w:r>
             <w:r>
-              <w:rPr>
-                <w:noProof/>
-                <w:webHidden/>
-              </w:rPr>
               <w:fldChar w:fldCharType="begin"/>
             </w:r>
             <w:r>
-              <w:rPr>
-                <w:noProof/>
-                <w:webHidden/>
-              </w:rPr>
-              <w:instrText xml:space="preserve"> PAGEREF _Toc200357441 \h </w:instrText>
-            </w:r>
-            <w:r>
-              <w:rPr>
-                <w:noProof/>
-                <w:webHidden/>
-              </w:rPr>
-            </w:r>
-            <w:r>
-              <w:rPr>
-                <w:noProof/>
-                <w:webHidden/>
-              </w:rPr>
+              <w:instrText>PAGEREF _Toc282313383 \h</w:instrText>
+            </w:r>
+            <w:r>
               <w:fldChar w:fldCharType="separate"/>
             </w:r>
             <w:r>
               <w:rPr>
-                <w:noProof/>
-                <w:webHidden/>
+                <w:rStyle w:val="Hipervnculo"/>
               </w:rPr>
               <w:t>19</w:t>
             </w:r>
             <w:r>
-              <w:rPr>
-                <w:noProof/>
-                <w:webHidden/>
-              </w:rPr>
               <w:fldChar w:fldCharType="end"/>
             </w:r>
           </w:hyperlink>
@@ -2544,67 +1739,38 @@
         <w:p>
           <w:pPr>
             <w:pStyle w:val="TDC1"/>
-            <w:ind w:hanging="436"/>
             <w:rPr>
-              <w:rFonts w:asciiTheme="minorHAnsi" w:hAnsiTheme="minorHAnsi" w:eastAsiaTheme="minorEastAsia" w:cstheme="minorBidi"/>
+              <w:rStyle w:val="Hipervnculo"/>
               <w:noProof/>
               <w:lang w:eastAsia="es-CO"/>
             </w:rPr>
           </w:pPr>
-          <w:hyperlink w:history="1" w:anchor="_Toc200357442">
+          <w:hyperlink w:anchor="_Toc1773041549">
             <w:r>
               <w:rPr>
                 <w:rStyle w:val="Hipervnculo"/>
-                <w:noProof/>
-              </w:rPr>
-              <w:t>6.7 Prevención de la Explotación Sexual Comercial de Niñas, Niños y Adolescentes (ESCCNA)</w:t>
-            </w:r>
-            <w:r>
-              <w:rPr>
-                <w:noProof/>
-                <w:webHidden/>
-              </w:rPr>
+              </w:rPr>
+              <w:t>6.6 Condiciones del servicio</w:t>
+            </w:r>
+            <w:r>
               <w:tab/>
             </w:r>
             <w:r>
-              <w:rPr>
-                <w:noProof/>
-                <w:webHidden/>
-              </w:rPr>
               <w:fldChar w:fldCharType="begin"/>
             </w:r>
             <w:r>
-              <w:rPr>
-                <w:noProof/>
-                <w:webHidden/>
-              </w:rPr>
-              <w:instrText xml:space="preserve"> PAGEREF _Toc200357442 \h </w:instrText>
-            </w:r>
-            <w:r>
-              <w:rPr>
-                <w:noProof/>
-                <w:webHidden/>
-              </w:rPr>
-            </w:r>
-            <w:r>
-              <w:rPr>
-                <w:noProof/>
-                <w:webHidden/>
-              </w:rPr>
+              <w:instrText>PAGEREF _Toc1773041549 \h</w:instrText>
+            </w:r>
+            <w:r>
               <w:fldChar w:fldCharType="separate"/>
             </w:r>
             <w:r>
               <w:rPr>
-                <w:noProof/>
-                <w:webHidden/>
-              </w:rPr>
-              <w:t>20</w:t>
-            </w:r>
-            <w:r>
-              <w:rPr>
-                <w:noProof/>
-                <w:webHidden/>
-              </w:rPr>
+                <w:rStyle w:val="Hipervnculo"/>
+              </w:rPr>
+              <w:t>19</w:t>
+            </w:r>
+            <w:r>
               <w:fldChar w:fldCharType="end"/>
             </w:r>
           </w:hyperlink>
@@ -2612,67 +1778,38 @@
         <w:p>
           <w:pPr>
             <w:pStyle w:val="TDC1"/>
-            <w:ind w:left="0"/>
             <w:rPr>
-              <w:rFonts w:asciiTheme="minorHAnsi" w:hAnsiTheme="minorHAnsi" w:eastAsiaTheme="minorEastAsia" w:cstheme="minorBidi"/>
+              <w:rStyle w:val="Hipervnculo"/>
               <w:noProof/>
               <w:lang w:eastAsia="es-CO"/>
             </w:rPr>
           </w:pPr>
-          <w:hyperlink w:history="1" w:anchor="_Toc200357443">
+          <w:hyperlink w:anchor="_Toc2117224106">
             <w:r>
               <w:rPr>
                 <w:rStyle w:val="Hipervnculo"/>
-                <w:noProof/>
-              </w:rPr>
-              <w:t>7. Sistema de control de llaves</w:t>
-            </w:r>
-            <w:r>
-              <w:rPr>
-                <w:noProof/>
-                <w:webHidden/>
-              </w:rPr>
+              </w:rPr>
+              <w:t>6.7 Prevención de la Explotación Sexual Comercial de Niñas, Niños y Adolescentes (ESCCNA)</w:t>
+            </w:r>
+            <w:r>
               <w:tab/>
             </w:r>
             <w:r>
-              <w:rPr>
-                <w:noProof/>
-                <w:webHidden/>
-              </w:rPr>
               <w:fldChar w:fldCharType="begin"/>
             </w:r>
             <w:r>
-              <w:rPr>
-                <w:noProof/>
-                <w:webHidden/>
-              </w:rPr>
-              <w:instrText xml:space="preserve"> PAGEREF _Toc200357443 \h </w:instrText>
-            </w:r>
-            <w:r>
-              <w:rPr>
-                <w:noProof/>
-                <w:webHidden/>
-              </w:rPr>
-            </w:r>
-            <w:r>
-              <w:rPr>
-                <w:noProof/>
-                <w:webHidden/>
-              </w:rPr>
+              <w:instrText>PAGEREF _Toc2117224106 \h</w:instrText>
+            </w:r>
+            <w:r>
               <w:fldChar w:fldCharType="separate"/>
             </w:r>
             <w:r>
               <w:rPr>
-                <w:noProof/>
-                <w:webHidden/>
-              </w:rPr>
-              <w:t>21</w:t>
-            </w:r>
-            <w:r>
-              <w:rPr>
-                <w:noProof/>
-                <w:webHidden/>
-              </w:rPr>
+                <w:rStyle w:val="Hipervnculo"/>
+              </w:rPr>
+              <w:t>20</w:t>
+            </w:r>
+            <w:r>
               <w:fldChar w:fldCharType="end"/>
             </w:r>
           </w:hyperlink>
@@ -2680,67 +1817,38 @@
         <w:p>
           <w:pPr>
             <w:pStyle w:val="TDC1"/>
-            <w:ind w:hanging="436"/>
             <w:rPr>
-              <w:rFonts w:asciiTheme="minorHAnsi" w:hAnsiTheme="minorHAnsi" w:eastAsiaTheme="minorEastAsia" w:cstheme="minorBidi"/>
+              <w:rStyle w:val="Hipervnculo"/>
               <w:noProof/>
               <w:lang w:eastAsia="es-CO"/>
             </w:rPr>
           </w:pPr>
-          <w:hyperlink w:history="1" w:anchor="_Toc200357444">
+          <w:hyperlink w:anchor="_Toc465978846">
             <w:r>
               <w:rPr>
                 <w:rStyle w:val="Hipervnculo"/>
-                <w:noProof/>
-              </w:rPr>
-              <w:t>7.1 Procedimiento</w:t>
-            </w:r>
-            <w:r>
-              <w:rPr>
-                <w:noProof/>
-                <w:webHidden/>
-              </w:rPr>
+              </w:rPr>
+              <w:t>7. Sistema de control de llaves</w:t>
+            </w:r>
+            <w:r>
               <w:tab/>
             </w:r>
             <w:r>
-              <w:rPr>
-                <w:noProof/>
-                <w:webHidden/>
-              </w:rPr>
               <w:fldChar w:fldCharType="begin"/>
             </w:r>
             <w:r>
-              <w:rPr>
-                <w:noProof/>
-                <w:webHidden/>
-              </w:rPr>
-              <w:instrText xml:space="preserve"> PAGEREF _Toc200357444 \h </w:instrText>
-            </w:r>
-            <w:r>
-              <w:rPr>
-                <w:noProof/>
-                <w:webHidden/>
-              </w:rPr>
-            </w:r>
-            <w:r>
-              <w:rPr>
-                <w:noProof/>
-                <w:webHidden/>
-              </w:rPr>
+              <w:instrText>PAGEREF _Toc465978846 \h</w:instrText>
+            </w:r>
+            <w:r>
               <w:fldChar w:fldCharType="separate"/>
             </w:r>
             <w:r>
               <w:rPr>
-                <w:noProof/>
-                <w:webHidden/>
-              </w:rPr>
-              <w:t>22</w:t>
-            </w:r>
-            <w:r>
-              <w:rPr>
-                <w:noProof/>
-                <w:webHidden/>
-              </w:rPr>
+                <w:rStyle w:val="Hipervnculo"/>
+              </w:rPr>
+              <w:t>21</w:t>
+            </w:r>
+            <w:r>
               <w:fldChar w:fldCharType="end"/>
             </w:r>
           </w:hyperlink>
@@ -2748,84 +1856,38 @@
         <w:p>
           <w:pPr>
             <w:pStyle w:val="TDC1"/>
-            <w:tabs>
-              <w:tab w:val="left" w:pos="1320"/>
-            </w:tabs>
             <w:rPr>
-              <w:rFonts w:asciiTheme="minorHAnsi" w:hAnsiTheme="minorHAnsi" w:eastAsiaTheme="minorEastAsia" w:cstheme="minorBidi"/>
+              <w:rStyle w:val="Hipervnculo"/>
               <w:noProof/>
               <w:lang w:eastAsia="es-CO"/>
             </w:rPr>
           </w:pPr>
-          <w:hyperlink w:history="1" w:anchor="_Toc200357445">
+          <w:hyperlink w:anchor="_Toc1062490565">
             <w:r>
               <w:rPr>
                 <w:rStyle w:val="Hipervnculo"/>
-                <w:noProof/>
-              </w:rPr>
-              <w:t>D.</w:t>
-            </w:r>
-            <w:r>
-              <w:rPr>
-                <w:rFonts w:asciiTheme="minorHAnsi" w:hAnsiTheme="minorHAnsi" w:eastAsiaTheme="minorEastAsia" w:cstheme="minorBidi"/>
-                <w:noProof/>
-                <w:lang w:eastAsia="es-CO"/>
-              </w:rPr>
+              </w:rPr>
+              <w:t>7.1 Procedimiento</w:t>
+            </w:r>
+            <w:r>
               <w:tab/>
             </w:r>
             <w:r>
+              <w:fldChar w:fldCharType="begin"/>
+            </w:r>
+            <w:r>
+              <w:instrText>PAGEREF _Toc1062490565 \h</w:instrText>
+            </w:r>
+            <w:r>
+              <w:fldChar w:fldCharType="separate"/>
+            </w:r>
+            <w:r>
               <w:rPr>
                 <w:rStyle w:val="Hipervnculo"/>
-                <w:noProof/>
-              </w:rPr>
-              <w:t>SÍNTESIS</w:t>
-            </w:r>
-            <w:r>
-              <w:rPr>
-                <w:noProof/>
-                <w:webHidden/>
-              </w:rPr>
-              <w:tab/>
-            </w:r>
-            <w:r>
-              <w:rPr>
-                <w:noProof/>
-                <w:webHidden/>
-              </w:rPr>
-              <w:fldChar w:fldCharType="begin"/>
-            </w:r>
-            <w:r>
-              <w:rPr>
-                <w:noProof/>
-                <w:webHidden/>
-              </w:rPr>
-              <w:instrText xml:space="preserve"> PAGEREF _Toc200357445 \h </w:instrText>
-            </w:r>
-            <w:r>
-              <w:rPr>
-                <w:noProof/>
-                <w:webHidden/>
-              </w:rPr>
-            </w:r>
-            <w:r>
-              <w:rPr>
-                <w:noProof/>
-                <w:webHidden/>
-              </w:rPr>
-              <w:fldChar w:fldCharType="separate"/>
-            </w:r>
-            <w:r>
-              <w:rPr>
-                <w:noProof/>
-                <w:webHidden/>
               </w:rPr>
               <w:t>22</w:t>
             </w:r>
             <w:r>
-              <w:rPr>
-                <w:noProof/>
-                <w:webHidden/>
-              </w:rPr>
               <w:fldChar w:fldCharType="end"/>
             </w:r>
           </w:hyperlink>
@@ -2833,84 +1895,47 @@
         <w:p>
           <w:pPr>
             <w:pStyle w:val="TDC1"/>
-            <w:tabs>
-              <w:tab w:val="left" w:pos="1320"/>
-            </w:tabs>
             <w:rPr>
-              <w:rFonts w:asciiTheme="minorHAnsi" w:hAnsiTheme="minorHAnsi" w:eastAsiaTheme="minorEastAsia" w:cstheme="minorBidi"/>
+              <w:rStyle w:val="Hipervnculo"/>
               <w:noProof/>
               <w:lang w:eastAsia="es-CO"/>
             </w:rPr>
           </w:pPr>
-          <w:hyperlink w:history="1" w:anchor="_Toc200357446">
+          <w:hyperlink w:anchor="_Toc1412403927">
             <w:r>
               <w:rPr>
                 <w:rStyle w:val="Hipervnculo"/>
-                <w:noProof/>
-              </w:rPr>
-              <w:t>E.</w:t>
-            </w:r>
-            <w:r>
-              <w:rPr>
-                <w:rFonts w:asciiTheme="minorHAnsi" w:hAnsiTheme="minorHAnsi" w:eastAsiaTheme="minorEastAsia" w:cstheme="minorBidi"/>
-                <w:noProof/>
-                <w:lang w:eastAsia="es-CO"/>
-              </w:rPr>
+              </w:rPr>
+              <w:t>D.</w:t>
+            </w:r>
+            <w:r>
               <w:tab/>
             </w:r>
             <w:r>
               <w:rPr>
                 <w:rStyle w:val="Hipervnculo"/>
-                <w:noProof/>
-              </w:rPr>
-              <w:t>ACTIVIDADES DIDÁCTICAS</w:t>
-            </w:r>
-            <w:r>
-              <w:rPr>
-                <w:noProof/>
-                <w:webHidden/>
-              </w:rPr>
+              </w:rPr>
+              <w:t>SÍNTESIS</w:t>
+            </w:r>
+            <w:r>
               <w:tab/>
             </w:r>
             <w:r>
-              <w:rPr>
-                <w:noProof/>
-                <w:webHidden/>
-              </w:rPr>
               <w:fldChar w:fldCharType="begin"/>
             </w:r>
             <w:r>
-              <w:rPr>
-                <w:noProof/>
-                <w:webHidden/>
-              </w:rPr>
-              <w:instrText xml:space="preserve"> PAGEREF _Toc200357446 \h </w:instrText>
-            </w:r>
-            <w:r>
-              <w:rPr>
-                <w:noProof/>
-                <w:webHidden/>
-              </w:rPr>
-            </w:r>
-            <w:r>
-              <w:rPr>
-                <w:noProof/>
-                <w:webHidden/>
-              </w:rPr>
+              <w:instrText>PAGEREF _Toc1412403927 \h</w:instrText>
+            </w:r>
+            <w:r>
               <w:fldChar w:fldCharType="separate"/>
             </w:r>
             <w:r>
               <w:rPr>
-                <w:noProof/>
-                <w:webHidden/>
-              </w:rPr>
-              <w:t>24</w:t>
-            </w:r>
-            <w:r>
-              <w:rPr>
-                <w:noProof/>
-                <w:webHidden/>
-              </w:rPr>
+                <w:rStyle w:val="Hipervnculo"/>
+              </w:rPr>
+              <w:t>22</w:t>
+            </w:r>
+            <w:r>
               <w:fldChar w:fldCharType="end"/>
             </w:r>
           </w:hyperlink>
@@ -2918,86 +1943,47 @@
         <w:p>
           <w:pPr>
             <w:pStyle w:val="TDC1"/>
-            <w:tabs>
-              <w:tab w:val="left" w:pos="1320"/>
-            </w:tabs>
             <w:rPr>
-              <w:rFonts w:asciiTheme="minorHAnsi" w:hAnsiTheme="minorHAnsi" w:eastAsiaTheme="minorEastAsia" w:cstheme="minorBidi"/>
+              <w:rStyle w:val="Hipervnculo"/>
               <w:noProof/>
               <w:lang w:eastAsia="es-CO"/>
             </w:rPr>
           </w:pPr>
-          <w:hyperlink w:history="1" w:anchor="_Toc200357447">
+          <w:hyperlink w:anchor="_Toc1173523534">
             <w:r>
               <w:rPr>
                 <w:rStyle w:val="Hipervnculo"/>
-                <w:bCs/>
-                <w:noProof/>
-              </w:rPr>
-              <w:t>F.</w:t>
-            </w:r>
-            <w:r>
-              <w:rPr>
-                <w:rFonts w:asciiTheme="minorHAnsi" w:hAnsiTheme="minorHAnsi" w:eastAsiaTheme="minorEastAsia" w:cstheme="minorBidi"/>
-                <w:noProof/>
-                <w:lang w:eastAsia="es-CO"/>
-              </w:rPr>
+              </w:rPr>
+              <w:t>E.</w:t>
+            </w:r>
+            <w:r>
               <w:tab/>
             </w:r>
             <w:r>
               <w:rPr>
                 <w:rStyle w:val="Hipervnculo"/>
-                <w:bCs/>
-                <w:noProof/>
-              </w:rPr>
-              <w:t>MATERIAL COMPLEMENTARIO</w:t>
-            </w:r>
-            <w:r>
-              <w:rPr>
-                <w:noProof/>
-                <w:webHidden/>
-              </w:rPr>
+              </w:rPr>
+              <w:t>ACTIVIDADES DIDÁCTICAS</w:t>
+            </w:r>
+            <w:r>
               <w:tab/>
             </w:r>
             <w:r>
-              <w:rPr>
-                <w:noProof/>
-                <w:webHidden/>
-              </w:rPr>
               <w:fldChar w:fldCharType="begin"/>
             </w:r>
             <w:r>
-              <w:rPr>
-                <w:noProof/>
-                <w:webHidden/>
-              </w:rPr>
-              <w:instrText xml:space="preserve"> PAGEREF _Toc200357447 \h </w:instrText>
-            </w:r>
-            <w:r>
-              <w:rPr>
-                <w:noProof/>
-                <w:webHidden/>
-              </w:rPr>
-            </w:r>
-            <w:r>
-              <w:rPr>
-                <w:noProof/>
-                <w:webHidden/>
-              </w:rPr>
+              <w:instrText>PAGEREF _Toc1173523534 \h</w:instrText>
+            </w:r>
+            <w:r>
               <w:fldChar w:fldCharType="separate"/>
             </w:r>
             <w:r>
               <w:rPr>
-                <w:noProof/>
-                <w:webHidden/>
-              </w:rPr>
-              <w:t>25</w:t>
-            </w:r>
-            <w:r>
-              <w:rPr>
-                <w:noProof/>
-                <w:webHidden/>
-              </w:rPr>
+                <w:rStyle w:val="Hipervnculo"/>
+              </w:rPr>
+              <w:t>23</w:t>
+            </w:r>
+            <w:r>
               <w:fldChar w:fldCharType="end"/>
             </w:r>
           </w:hyperlink>
@@ -3005,84 +1991,47 @@
         <w:p>
           <w:pPr>
             <w:pStyle w:val="TDC1"/>
-            <w:tabs>
-              <w:tab w:val="left" w:pos="1320"/>
-            </w:tabs>
             <w:rPr>
-              <w:rFonts w:asciiTheme="minorHAnsi" w:hAnsiTheme="minorHAnsi" w:eastAsiaTheme="minorEastAsia" w:cstheme="minorBidi"/>
+              <w:rStyle w:val="Hipervnculo"/>
               <w:noProof/>
               <w:lang w:eastAsia="es-CO"/>
             </w:rPr>
           </w:pPr>
-          <w:hyperlink w:history="1" w:anchor="_Toc200357448">
+          <w:hyperlink w:anchor="_Toc26283702">
             <w:r>
               <w:rPr>
                 <w:rStyle w:val="Hipervnculo"/>
-                <w:noProof/>
-              </w:rPr>
-              <w:t>G.</w:t>
-            </w:r>
-            <w:r>
-              <w:rPr>
-                <w:rFonts w:asciiTheme="minorHAnsi" w:hAnsiTheme="minorHAnsi" w:eastAsiaTheme="minorEastAsia" w:cstheme="minorBidi"/>
-                <w:noProof/>
-                <w:lang w:eastAsia="es-CO"/>
-              </w:rPr>
+              </w:rPr>
+              <w:t>F.</w:t>
+            </w:r>
+            <w:r>
               <w:tab/>
             </w:r>
             <w:r>
               <w:rPr>
                 <w:rStyle w:val="Hipervnculo"/>
-                <w:noProof/>
-              </w:rPr>
-              <w:t>GLOSARIO</w:t>
-            </w:r>
-            <w:r>
-              <w:rPr>
-                <w:noProof/>
-                <w:webHidden/>
-              </w:rPr>
+              </w:rPr>
+              <w:t>MATERIAL COMPLEMENTARIO</w:t>
+            </w:r>
+            <w:r>
               <w:tab/>
             </w:r>
             <w:r>
-              <w:rPr>
-                <w:noProof/>
-                <w:webHidden/>
-              </w:rPr>
               <w:fldChar w:fldCharType="begin"/>
             </w:r>
             <w:r>
-              <w:rPr>
-                <w:noProof/>
-                <w:webHidden/>
-              </w:rPr>
-              <w:instrText xml:space="preserve"> PAGEREF _Toc200357448 \h </w:instrText>
-            </w:r>
-            <w:r>
-              <w:rPr>
-                <w:noProof/>
-                <w:webHidden/>
-              </w:rPr>
-            </w:r>
-            <w:r>
-              <w:rPr>
-                <w:noProof/>
-                <w:webHidden/>
-              </w:rPr>
+              <w:instrText>PAGEREF _Toc26283702 \h</w:instrText>
+            </w:r>
+            <w:r>
               <w:fldChar w:fldCharType="separate"/>
             </w:r>
             <w:r>
               <w:rPr>
-                <w:noProof/>
-                <w:webHidden/>
-              </w:rPr>
-              <w:t>25</w:t>
-            </w:r>
-            <w:r>
-              <w:rPr>
-                <w:noProof/>
-                <w:webHidden/>
-              </w:rPr>
+                <w:rStyle w:val="Hipervnculo"/>
+              </w:rPr>
+              <w:t>23</w:t>
+            </w:r>
+            <w:r>
               <w:fldChar w:fldCharType="end"/>
             </w:r>
           </w:hyperlink>
@@ -3090,86 +2039,47 @@
         <w:p>
           <w:pPr>
             <w:pStyle w:val="TDC1"/>
-            <w:tabs>
-              <w:tab w:val="left" w:pos="1320"/>
-            </w:tabs>
             <w:rPr>
-              <w:rFonts w:asciiTheme="minorHAnsi" w:hAnsiTheme="minorHAnsi" w:eastAsiaTheme="minorEastAsia" w:cstheme="minorBidi"/>
+              <w:rStyle w:val="Hipervnculo"/>
               <w:noProof/>
               <w:lang w:eastAsia="es-CO"/>
             </w:rPr>
           </w:pPr>
-          <w:hyperlink w:history="1" w:anchor="_Toc200357449">
+          <w:hyperlink w:anchor="_Toc1014643746">
             <w:r>
               <w:rPr>
                 <w:rStyle w:val="Hipervnculo"/>
-                <w:bCs/>
-                <w:noProof/>
-              </w:rPr>
-              <w:t>H.</w:t>
-            </w:r>
-            <w:r>
-              <w:rPr>
-                <w:rFonts w:asciiTheme="minorHAnsi" w:hAnsiTheme="minorHAnsi" w:eastAsiaTheme="minorEastAsia" w:cstheme="minorBidi"/>
-                <w:noProof/>
-                <w:lang w:eastAsia="es-CO"/>
-              </w:rPr>
+              </w:rPr>
+              <w:t>G.</w:t>
+            </w:r>
+            <w:r>
               <w:tab/>
             </w:r>
             <w:r>
               <w:rPr>
                 <w:rStyle w:val="Hipervnculo"/>
-                <w:bCs/>
-                <w:noProof/>
-              </w:rPr>
-              <w:t>REFERENCIAS BIBLIOGRÁFICAS:</w:t>
-            </w:r>
-            <w:r>
-              <w:rPr>
-                <w:noProof/>
-                <w:webHidden/>
-              </w:rPr>
+              </w:rPr>
+              <w:t>GLOSARIO</w:t>
+            </w:r>
+            <w:r>
               <w:tab/>
             </w:r>
             <w:r>
-              <w:rPr>
-                <w:noProof/>
-                <w:webHidden/>
-              </w:rPr>
               <w:fldChar w:fldCharType="begin"/>
             </w:r>
             <w:r>
-              <w:rPr>
-                <w:noProof/>
-                <w:webHidden/>
-              </w:rPr>
-              <w:instrText xml:space="preserve"> PAGEREF _Toc200357449 \h </w:instrText>
-            </w:r>
-            <w:r>
-              <w:rPr>
-                <w:noProof/>
-                <w:webHidden/>
-              </w:rPr>
-            </w:r>
-            <w:r>
-              <w:rPr>
-                <w:noProof/>
-                <w:webHidden/>
-              </w:rPr>
+              <w:instrText>PAGEREF _Toc1014643746 \h</w:instrText>
+            </w:r>
+            <w:r>
               <w:fldChar w:fldCharType="separate"/>
             </w:r>
             <w:r>
               <w:rPr>
-                <w:noProof/>
-                <w:webHidden/>
-              </w:rPr>
-              <w:t>25</w:t>
-            </w:r>
-            <w:r>
-              <w:rPr>
-                <w:noProof/>
-                <w:webHidden/>
-              </w:rPr>
+                <w:rStyle w:val="Hipervnculo"/>
+              </w:rPr>
+              <w:t>24</w:t>
+            </w:r>
+            <w:r>
               <w:fldChar w:fldCharType="end"/>
             </w:r>
           </w:hyperlink>
@@ -3177,84 +2087,47 @@
         <w:p>
           <w:pPr>
             <w:pStyle w:val="TDC1"/>
-            <w:tabs>
-              <w:tab w:val="left" w:pos="1100"/>
-            </w:tabs>
             <w:rPr>
-              <w:rFonts w:asciiTheme="minorHAnsi" w:hAnsiTheme="minorHAnsi" w:eastAsiaTheme="minorEastAsia" w:cstheme="minorBidi"/>
+              <w:rStyle w:val="Hipervnculo"/>
               <w:noProof/>
               <w:lang w:eastAsia="es-CO"/>
             </w:rPr>
           </w:pPr>
-          <w:hyperlink w:history="1" w:anchor="_Toc200357450">
+          <w:hyperlink w:anchor="_Toc252349862">
             <w:r>
               <w:rPr>
                 <w:rStyle w:val="Hipervnculo"/>
-                <w:noProof/>
-              </w:rPr>
-              <w:t>I.</w:t>
-            </w:r>
-            <w:r>
-              <w:rPr>
-                <w:rFonts w:asciiTheme="minorHAnsi" w:hAnsiTheme="minorHAnsi" w:eastAsiaTheme="minorEastAsia" w:cstheme="minorBidi"/>
-                <w:noProof/>
-                <w:lang w:eastAsia="es-CO"/>
-              </w:rPr>
+              </w:rPr>
+              <w:t>H.</w:t>
+            </w:r>
+            <w:r>
               <w:tab/>
             </w:r>
             <w:r>
               <w:rPr>
                 <w:rStyle w:val="Hipervnculo"/>
-                <w:noProof/>
-              </w:rPr>
-              <w:t>CONTROL DEL DOCUMENTO</w:t>
-            </w:r>
-            <w:r>
-              <w:rPr>
-                <w:noProof/>
-                <w:webHidden/>
-              </w:rPr>
+              </w:rPr>
+              <w:t>REFERENCIAS BIBLIOGRÁFICAS:</w:t>
+            </w:r>
+            <w:r>
               <w:tab/>
             </w:r>
             <w:r>
-              <w:rPr>
-                <w:noProof/>
-                <w:webHidden/>
-              </w:rPr>
               <w:fldChar w:fldCharType="begin"/>
             </w:r>
             <w:r>
-              <w:rPr>
-                <w:noProof/>
-                <w:webHidden/>
-              </w:rPr>
-              <w:instrText xml:space="preserve"> PAGEREF _Toc200357450 \h </w:instrText>
-            </w:r>
-            <w:r>
-              <w:rPr>
-                <w:noProof/>
-                <w:webHidden/>
-              </w:rPr>
-            </w:r>
-            <w:r>
-              <w:rPr>
-                <w:noProof/>
-                <w:webHidden/>
-              </w:rPr>
+              <w:instrText>PAGEREF _Toc252349862 \h</w:instrText>
+            </w:r>
+            <w:r>
               <w:fldChar w:fldCharType="separate"/>
             </w:r>
             <w:r>
               <w:rPr>
-                <w:noProof/>
-                <w:webHidden/>
+                <w:rStyle w:val="Hipervnculo"/>
               </w:rPr>
               <w:t>25</w:t>
             </w:r>
             <w:r>
-              <w:rPr>
-                <w:noProof/>
-                <w:webHidden/>
-              </w:rPr>
               <w:fldChar w:fldCharType="end"/>
             </w:r>
           </w:hyperlink>
@@ -3262,100 +2135,103 @@
         <w:p>
           <w:pPr>
             <w:pStyle w:val="TDC1"/>
-            <w:tabs>
-              <w:tab w:val="left" w:pos="1320"/>
-            </w:tabs>
             <w:rPr>
-              <w:rFonts w:asciiTheme="minorHAnsi" w:hAnsiTheme="minorHAnsi" w:eastAsiaTheme="minorEastAsia" w:cstheme="minorBidi"/>
+              <w:rStyle w:val="Hipervnculo"/>
               <w:noProof/>
               <w:lang w:eastAsia="es-CO"/>
             </w:rPr>
           </w:pPr>
-          <w:hyperlink w:history="1" w:anchor="_Toc200357451">
+          <w:hyperlink w:anchor="_Toc1981130482">
             <w:r>
               <w:rPr>
                 <w:rStyle w:val="Hipervnculo"/>
-                <w:noProof/>
-              </w:rPr>
-              <w:t>J.</w:t>
-            </w:r>
-            <w:r>
-              <w:rPr>
-                <w:rFonts w:asciiTheme="minorHAnsi" w:hAnsiTheme="minorHAnsi" w:eastAsiaTheme="minorEastAsia" w:cstheme="minorBidi"/>
-                <w:noProof/>
-                <w:lang w:eastAsia="es-CO"/>
-              </w:rPr>
+              </w:rPr>
+              <w:t>I.</w:t>
+            </w:r>
+            <w:r>
               <w:tab/>
             </w:r>
             <w:r>
               <w:rPr>
                 <w:rStyle w:val="Hipervnculo"/>
-                <w:noProof/>
-              </w:rPr>
-              <w:t>CONTROL DE CAMBIOS</w:t>
-            </w:r>
-            <w:r>
-              <w:rPr>
-                <w:noProof/>
-                <w:webHidden/>
-              </w:rPr>
+              </w:rPr>
+              <w:t>CONTROL DEL DOCUMENTO</w:t>
+            </w:r>
+            <w:r>
               <w:tab/>
             </w:r>
             <w:r>
-              <w:rPr>
-                <w:noProof/>
-                <w:webHidden/>
-              </w:rPr>
               <w:fldChar w:fldCharType="begin"/>
             </w:r>
             <w:r>
-              <w:rPr>
-                <w:noProof/>
-                <w:webHidden/>
-              </w:rPr>
-              <w:instrText xml:space="preserve"> PAGEREF _Toc200357451 \h </w:instrText>
-            </w:r>
-            <w:r>
-              <w:rPr>
-                <w:noProof/>
-                <w:webHidden/>
-              </w:rPr>
-            </w:r>
-            <w:r>
-              <w:rPr>
-                <w:noProof/>
-                <w:webHidden/>
-              </w:rPr>
+              <w:instrText>PAGEREF _Toc1981130482 \h</w:instrText>
+            </w:r>
+            <w:r>
               <w:fldChar w:fldCharType="separate"/>
             </w:r>
             <w:r>
               <w:rPr>
-                <w:noProof/>
-                <w:webHidden/>
-              </w:rPr>
-              <w:t>26</w:t>
-            </w:r>
-            <w:r>
-              <w:rPr>
-                <w:noProof/>
-                <w:webHidden/>
-              </w:rPr>
+                <w:rStyle w:val="Hipervnculo"/>
+              </w:rPr>
+              <w:t>27</w:t>
+            </w:r>
+            <w:r>
               <w:fldChar w:fldCharType="end"/>
             </w:r>
           </w:hyperlink>
         </w:p>
         <w:p>
+          <w:pPr>
+            <w:pStyle w:val="TDC1"/>
+            <w:rPr>
+              <w:rStyle w:val="Hipervnculo"/>
+            </w:rPr>
+          </w:pPr>
+          <w:hyperlink w:anchor="_Toc870432085">
+            <w:r>
+              <w:rPr>
+                <w:rStyle w:val="Hipervnculo"/>
+              </w:rPr>
+              <w:t>J.</w:t>
+            </w:r>
+            <w:r>
+              <w:tab/>
+            </w:r>
+            <w:r>
+              <w:rPr>
+                <w:rStyle w:val="Hipervnculo"/>
+              </w:rPr>
+              <w:t>CONTROL DE CAMBIOS</w:t>
+            </w:r>
+            <w:r>
+              <w:tab/>
+            </w:r>
+            <w:r>
+              <w:fldChar w:fldCharType="begin"/>
+            </w:r>
+            <w:r>
+              <w:instrText>PAGEREF _Toc870432085 \h</w:instrText>
+            </w:r>
+            <w:r>
+              <w:fldChar w:fldCharType="separate"/>
+            </w:r>
+            <w:r>
+              <w:rPr>
+                <w:rStyle w:val="Hipervnculo"/>
+              </w:rPr>
+              <w:t>27</w:t>
+            </w:r>
+            <w:r>
+              <w:fldChar w:fldCharType="end"/>
+            </w:r>
+          </w:hyperlink>
           <w:r>
-            <w:rPr>
-              <w:b/>
-              <w:bCs/>
-              <w:lang w:val="es-ES"/>
-            </w:rPr>
             <w:fldChar w:fldCharType="end"/>
           </w:r>
         </w:p>
       </w:sdtContent>
     </w:sdt>
+    <w:p/>
     <w:p>
       <w:pPr>
         <w:pStyle w:val="Normal0"/>
@@ -3463,21 +2339,9 @@
     <w:p>
       <w:pPr>
         <w:pStyle w:val="Ttulo1"/>
-        <w:numPr>
-          <w:ilvl w:val="0"/>
-          <w:numId w:val="10"/>
-        </w:numPr>
-        <w:rPr>
-          <w:rFonts w:asciiTheme="majorHAnsi" w:hAnsiTheme="majorHAnsi"/>
-          <w:szCs w:val="22"/>
-        </w:rPr>
-      </w:pPr>
-      <w:bookmarkStart w:name="_Toc200357421" w:id="1"/>
-      <w:r>
-        <w:rPr>
-          <w:rFonts w:asciiTheme="majorHAnsi" w:hAnsiTheme="majorHAnsi"/>
-          <w:szCs w:val="22"/>
-        </w:rPr>
+      </w:pPr>
+      <w:bookmarkStart w:name="_Toc80284897" w:id="1"/>
+      <w:r>
         <w:t>INTRODUCCIÓN</w:t>
       </w:r>
       <w:bookmarkEnd w:id="1"/>
@@ -3598,7 +2462,21 @@
           <w:rFonts w:asciiTheme="majorHAnsi" w:hAnsiTheme="majorHAnsi"/>
           <w:bCs/>
         </w:rPr>
-        <w:t xml:space="preserve"> refleja el profesionalismo del personal de recepción, quien debe llevar a cabo correctamente todos los pasos del registro, manteniendo en todo momento una actitud de escucha activa, calidez y agradecimiento por la preferencia del cliente. Esta atención, brindada con amabilidad, fomenta la fidelización y aumenta las posibilidades de que el huésped vuelva a elegirnos en el futuro.</w:t>
+        <w:t xml:space="preserve"> refleja el profesionalismo del personal de recepción, quien debe llevar a cabo correctamente todos los pasos del registro, manteniendo en todo momento una actitud de escucha activa, calidez y agradecimiento por la preferencia del cliente. Esta atención, brindada con amabilidad, fomenta la fidelización y aumenta las posibilidades de que el huésped </w:t>
+      </w:r>
+      <w:r>
+        <w:rPr>
+          <w:rFonts w:asciiTheme="majorHAnsi" w:hAnsiTheme="majorHAnsi"/>
+          <w:bCs/>
+        </w:rPr>
+        <w:t>regrese</w:t>
+      </w:r>
+      <w:r>
+        <w:rPr>
+          <w:rFonts w:asciiTheme="majorHAnsi" w:hAnsiTheme="majorHAnsi"/>
+          <w:bCs/>
+        </w:rPr>
+        <w:t xml:space="preserve"> en el futuro.</w:t>
       </w:r>
     </w:p>
     <w:p>
@@ -3688,21 +2566,9 @@
     <w:p>
       <w:pPr>
         <w:pStyle w:val="Ttulo1"/>
-        <w:numPr>
-          <w:ilvl w:val="0"/>
-          <w:numId w:val="10"/>
-        </w:numPr>
-        <w:rPr>
-          <w:rFonts w:asciiTheme="majorHAnsi" w:hAnsiTheme="majorHAnsi"/>
-          <w:szCs w:val="22"/>
-        </w:rPr>
-      </w:pPr>
-      <w:bookmarkStart w:name="_Toc200357422" w:id="2"/>
-      <w:r>
-        <w:rPr>
-          <w:rFonts w:asciiTheme="majorHAnsi" w:hAnsiTheme="majorHAnsi"/>
-          <w:szCs w:val="22"/>
-        </w:rPr>
+      </w:pPr>
+      <w:bookmarkStart w:name="_Toc2118534336" w:id="2"/>
+      <w:r>
         <w:t>DESARROLLO DE CONTENIDOS</w:t>
       </w:r>
       <w:bookmarkEnd w:id="2"/>
@@ -3710,25 +2576,16 @@
     <w:p>
       <w:pPr>
         <w:pStyle w:val="Ttulo1"/>
-        <w:rPr>
-          <w:rFonts w:asciiTheme="majorHAnsi" w:hAnsiTheme="majorHAnsi"/>
-          <w:szCs w:val="22"/>
-        </w:rPr>
-      </w:pPr>
-      <w:bookmarkStart w:name="_Toc200357423" w:id="3"/>
-      <w:r>
-        <w:rPr>
-          <w:rFonts w:asciiTheme="majorHAnsi" w:hAnsiTheme="majorHAnsi"/>
-          <w:szCs w:val="22"/>
-        </w:rPr>
+      </w:pPr>
+      <w:bookmarkStart w:name="_Toc787871473" w:id="3"/>
+      <w:r>
+        <w:t xml:space="preserve">1. </w:t>
+      </w:r>
+      <w:r>
         <w:t>Protocolo de presentación personal</w:t>
       </w:r>
       <w:bookmarkEnd w:id="3"/>
       <w:r>
-        <w:rPr>
-          <w:rFonts w:asciiTheme="majorHAnsi" w:hAnsiTheme="majorHAnsi"/>
-          <w:szCs w:val="22"/>
-        </w:rPr>
         <w:t xml:space="preserve">  </w:t>
       </w:r>
     </w:p>
@@ -3770,27 +2627,24 @@
         <w:pStyle w:val="Ttulo2"/>
         <w:rPr>
           <w:rFonts w:asciiTheme="majorHAnsi" w:hAnsiTheme="majorHAnsi"/>
-          <w:szCs w:val="22"/>
-        </w:rPr>
-      </w:pPr>
-      <w:bookmarkStart w:name="_Toc200357424" w:id="4"/>
-      <w:r>
-        <w:rPr>
-          <w:rFonts w:asciiTheme="majorHAnsi" w:hAnsiTheme="majorHAnsi"/>
-          <w:szCs w:val="22"/>
+        </w:rPr>
+      </w:pPr>
+      <w:bookmarkStart w:name="_Toc375898156" w:id="4"/>
+      <w:r>
+        <w:rPr>
+          <w:rFonts w:asciiTheme="majorHAnsi" w:hAnsiTheme="majorHAnsi"/>
         </w:rPr>
         <w:t xml:space="preserve">1.1 </w:t>
       </w:r>
       <w:r>
         <w:rPr>
           <w:rFonts w:asciiTheme="majorHAnsi" w:hAnsiTheme="majorHAnsi"/>
-          <w:szCs w:val="22"/>
         </w:rPr>
         <w:t>Porte del uniforme – recepción</w:t>
       </w:r>
       <w:bookmarkEnd w:id="4"/>
     </w:p>
-    <w:p w14:noSpellErr="1">
+    <w:p>
       <w:pPr>
         <w:pStyle w:val="Normal0"/>
         <w:numPr>
@@ -3798,34 +2652,34 @@
           <w:numId w:val="13"/>
         </w:numPr>
         <w:rPr>
-          <w:rFonts w:ascii="Calibri" w:hAnsi="Calibri" w:asciiTheme="majorAscii" w:hAnsiTheme="majorAscii"/>
-        </w:rPr>
-      </w:pPr>
-      <w:r>
-        <w:rPr>
-          <w:rFonts w:ascii="Calibri" w:hAnsi="Calibri" w:asciiTheme="majorAscii" w:hAnsiTheme="majorAscii"/>
-          <w:b w:val="1"/>
-          <w:bCs w:val="1"/>
+          <w:rFonts w:asciiTheme="majorHAnsi" w:hAnsiTheme="majorHAnsi"/>
+        </w:rPr>
+      </w:pPr>
+      <w:r>
+        <w:rPr>
+          <w:rFonts w:asciiTheme="majorHAnsi" w:hAnsiTheme="majorHAnsi"/>
+          <w:b/>
+          <w:bCs/>
         </w:rPr>
         <w:t>Uniforme específico</w:t>
       </w:r>
       <w:r>
         <w:rPr>
-          <w:rFonts w:ascii="Calibri" w:hAnsi="Calibri" w:asciiTheme="majorAscii" w:hAnsiTheme="majorAscii"/>
+          <w:rFonts w:asciiTheme="majorHAnsi" w:hAnsiTheme="majorHAnsi"/>
         </w:rPr>
         <w:t xml:space="preserve">: el personal del área de recepción suele portar un uniforme distintivo, más formal y elegante que el de otros departamentos. Este puede incluir trajes, </w:t>
       </w:r>
       <w:r>
         <w:rPr>
-          <w:rFonts w:ascii="Calibri" w:hAnsi="Calibri" w:asciiTheme="majorAscii" w:hAnsiTheme="majorAscii"/>
-          <w:i w:val="1"/>
-          <w:iCs w:val="1"/>
+          <w:rFonts w:asciiTheme="majorHAnsi" w:hAnsiTheme="majorHAnsi"/>
+          <w:i/>
+          <w:iCs/>
         </w:rPr>
         <w:t>blazers</w:t>
       </w:r>
       <w:r>
         <w:rPr>
-          <w:rFonts w:ascii="Calibri" w:hAnsi="Calibri" w:asciiTheme="majorAscii" w:hAnsiTheme="majorAscii"/>
+          <w:rFonts w:asciiTheme="majorHAnsi" w:hAnsiTheme="majorHAnsi"/>
         </w:rPr>
         <w:t>, camisas de vestir, faldas de corte recto o pantalones en tela fina, según el diseño institucional.</w:t>
       </w:r>
@@ -4080,28 +2934,24 @@
         <w:ind w:left="360"/>
         <w:rPr>
           <w:rFonts w:asciiTheme="majorHAnsi" w:hAnsiTheme="majorHAnsi"/>
-          <w:szCs w:val="22"/>
-        </w:rPr>
-      </w:pPr>
-      <w:bookmarkStart w:name="_Toc200357425" w:id="5"/>
-      <w:r>
-        <w:rPr>
-          <w:rFonts w:asciiTheme="majorHAnsi" w:hAnsiTheme="majorHAnsi"/>
-          <w:szCs w:val="22"/>
+        </w:rPr>
+      </w:pPr>
+      <w:bookmarkStart w:name="_Toc335037060" w:id="5"/>
+      <w:r>
+        <w:rPr>
+          <w:rFonts w:asciiTheme="majorHAnsi" w:hAnsiTheme="majorHAnsi"/>
         </w:rPr>
         <w:t>1.2</w:t>
       </w:r>
       <w:r>
         <w:rPr>
           <w:rFonts w:asciiTheme="majorHAnsi" w:hAnsiTheme="majorHAnsi"/>
-          <w:szCs w:val="22"/>
         </w:rPr>
         <w:t xml:space="preserve"> </w:t>
       </w:r>
       <w:r>
         <w:rPr>
           <w:rFonts w:asciiTheme="majorHAnsi" w:hAnsiTheme="majorHAnsi"/>
-          <w:szCs w:val="22"/>
         </w:rPr>
         <w:t>Higiene – imagen profesional</w:t>
       </w:r>
@@ -4431,25 +3281,16 @@
     <w:p>
       <w:pPr>
         <w:pStyle w:val="Ttulo1"/>
-        <w:rPr>
-          <w:rFonts w:asciiTheme="majorHAnsi" w:hAnsiTheme="majorHAnsi"/>
-          <w:szCs w:val="22"/>
-        </w:rPr>
-      </w:pPr>
-      <w:bookmarkStart w:name="_Toc200357426" w:id="6"/>
-      <w:r>
-        <w:rPr>
-          <w:rFonts w:asciiTheme="majorHAnsi" w:hAnsiTheme="majorHAnsi"/>
-          <w:szCs w:val="22"/>
-        </w:rPr>
+      </w:pPr>
+      <w:bookmarkStart w:name="_Toc595512949" w:id="6"/>
+      <w:r>
+        <w:t xml:space="preserve">2. </w:t>
+      </w:r>
+      <w:r>
         <w:t>Servicio al cliente</w:t>
       </w:r>
       <w:bookmarkEnd w:id="6"/>
       <w:r>
-        <w:rPr>
-          <w:rFonts w:asciiTheme="majorHAnsi" w:hAnsiTheme="majorHAnsi"/>
-          <w:szCs w:val="22"/>
-        </w:rPr>
         <w:t xml:space="preserve">      </w:t>
       </w:r>
     </w:p>
@@ -4632,21 +3473,18 @@
         <w:pStyle w:val="Ttulo2"/>
         <w:rPr>
           <w:rFonts w:asciiTheme="majorHAnsi" w:hAnsiTheme="majorHAnsi"/>
-          <w:szCs w:val="22"/>
-        </w:rPr>
-      </w:pPr>
-      <w:bookmarkStart w:name="_Toc200357427" w:id="7"/>
-      <w:r>
-        <w:rPr>
-          <w:rFonts w:asciiTheme="majorHAnsi" w:hAnsiTheme="majorHAnsi"/>
-          <w:szCs w:val="22"/>
+        </w:rPr>
+      </w:pPr>
+      <w:bookmarkStart w:name="_Toc1045680247" w:id="7"/>
+      <w:r>
+        <w:rPr>
+          <w:rFonts w:asciiTheme="majorHAnsi" w:hAnsiTheme="majorHAnsi"/>
         </w:rPr>
         <w:t xml:space="preserve">2.1 </w:t>
       </w:r>
       <w:r>
         <w:rPr>
           <w:rFonts w:asciiTheme="majorHAnsi" w:hAnsiTheme="majorHAnsi"/>
-          <w:szCs w:val="22"/>
         </w:rPr>
         <w:t>Técnicas de atención</w:t>
       </w:r>
@@ -4880,35 +3718,30 @@
         <w:pStyle w:val="Ttulo2"/>
         <w:rPr>
           <w:rFonts w:asciiTheme="majorHAnsi" w:hAnsiTheme="majorHAnsi"/>
-          <w:szCs w:val="22"/>
-        </w:rPr>
-      </w:pPr>
-      <w:bookmarkStart w:name="_Toc200357428" w:id="8"/>
-      <w:r>
-        <w:rPr>
-          <w:rFonts w:asciiTheme="majorHAnsi" w:hAnsiTheme="majorHAnsi"/>
-          <w:szCs w:val="22"/>
+        </w:rPr>
+      </w:pPr>
+      <w:bookmarkStart w:name="_Toc1160805674" w:id="8"/>
+      <w:r>
+        <w:rPr>
+          <w:rFonts w:asciiTheme="majorHAnsi" w:hAnsiTheme="majorHAnsi"/>
         </w:rPr>
         <w:t>2.</w:t>
       </w:r>
       <w:r>
         <w:rPr>
           <w:rFonts w:asciiTheme="majorHAnsi" w:hAnsiTheme="majorHAnsi"/>
-          <w:szCs w:val="22"/>
         </w:rPr>
         <w:t>2</w:t>
       </w:r>
       <w:r>
         <w:rPr>
           <w:rFonts w:asciiTheme="majorHAnsi" w:hAnsiTheme="majorHAnsi"/>
-          <w:szCs w:val="22"/>
         </w:rPr>
         <w:t xml:space="preserve"> </w:t>
       </w:r>
       <w:r>
         <w:rPr>
           <w:rFonts w:asciiTheme="majorHAnsi" w:hAnsiTheme="majorHAnsi"/>
-          <w:szCs w:val="22"/>
         </w:rPr>
         <w:t>Protocolos en el servicio al cliente</w:t>
       </w:r>
@@ -4916,7 +3749,6 @@
       <w:r>
         <w:rPr>
           <w:rFonts w:asciiTheme="majorHAnsi" w:hAnsiTheme="majorHAnsi"/>
-          <w:szCs w:val="22"/>
         </w:rPr>
         <w:t xml:space="preserve">  </w:t>
       </w:r>
@@ -5624,7 +4456,7 @@
               </wp:anchor>
             </w:drawing>
           </mc:Choice>
-          <mc:Fallback xmlns:a="http://schemas.openxmlformats.org/drawingml/2006/main" xmlns:a14="http://schemas.microsoft.com/office/drawing/2010/main" xmlns:pic="http://schemas.openxmlformats.org/drawingml/2006/picture"/>
+          <mc:Fallback xmlns:pic="http://schemas.openxmlformats.org/drawingml/2006/picture" xmlns:a14="http://schemas.microsoft.com/office/drawing/2010/main" xmlns:a="http://schemas.openxmlformats.org/drawingml/2006/main"/>
         </mc:AlternateContent>
       </w:r>
     </w:p>
@@ -5713,7 +4545,19 @@
         <w:rPr>
           <w:rFonts w:asciiTheme="majorHAnsi" w:hAnsiTheme="majorHAnsi"/>
         </w:rPr>
-        <w:t xml:space="preserve">Se invita explorar </w:t>
+        <w:t xml:space="preserve">Se invita </w:t>
+      </w:r>
+      <w:r>
+        <w:rPr>
+          <w:rFonts w:asciiTheme="majorHAnsi" w:hAnsiTheme="majorHAnsi"/>
+        </w:rPr>
+        <w:t xml:space="preserve">a </w:t>
+      </w:r>
+      <w:r>
+        <w:rPr>
+          <w:rFonts w:asciiTheme="majorHAnsi" w:hAnsiTheme="majorHAnsi"/>
+        </w:rPr>
+        <w:t xml:space="preserve">explorar </w:t>
       </w:r>
       <w:r>
         <w:rPr>
@@ -5757,14 +4601,12 @@
         <w:pStyle w:val="Ttulo2"/>
         <w:rPr>
           <w:rFonts w:asciiTheme="majorHAnsi" w:hAnsiTheme="majorHAnsi"/>
-          <w:szCs w:val="22"/>
-        </w:rPr>
-      </w:pPr>
-      <w:bookmarkStart w:name="_Toc200357429" w:id="9"/>
-      <w:r>
-        <w:rPr>
-          <w:rFonts w:asciiTheme="majorHAnsi" w:hAnsiTheme="majorHAnsi"/>
-          <w:szCs w:val="22"/>
+        </w:rPr>
+      </w:pPr>
+      <w:bookmarkStart w:name="_Toc182602266" w:id="9"/>
+      <w:r>
+        <w:rPr>
+          <w:rFonts w:asciiTheme="majorHAnsi" w:hAnsiTheme="majorHAnsi"/>
         </w:rPr>
         <w:t>2.3 La ética del servicio</w:t>
       </w:r>
@@ -6047,7 +4889,21 @@
           <w:rFonts w:asciiTheme="majorHAnsi" w:hAnsiTheme="majorHAnsi"/>
           <w:bCs/>
         </w:rPr>
-        <w:t xml:space="preserve"> asegurar que la información de los clientes se maneje conforme a las políticas de tratamiento de datos personales, en cumplimiento con la ley 1581 de 2012.</w:t>
+        <w:t xml:space="preserve"> asegurar que la información de los clientes se maneje conforme a las políticas de tratamiento de datos personales, en cumplimiento con la </w:t>
+      </w:r>
+      <w:r>
+        <w:rPr>
+          <w:rFonts w:asciiTheme="majorHAnsi" w:hAnsiTheme="majorHAnsi"/>
+          <w:bCs/>
+        </w:rPr>
+        <w:t>L</w:t>
+      </w:r>
+      <w:r>
+        <w:rPr>
+          <w:rFonts w:asciiTheme="majorHAnsi" w:hAnsiTheme="majorHAnsi"/>
+          <w:bCs/>
+        </w:rPr>
+        <w:t>ey 1581 de 2012.</w:t>
       </w:r>
     </w:p>
     <w:p>
@@ -6055,14 +4911,12 @@
         <w:pStyle w:val="Ttulo2"/>
         <w:rPr>
           <w:rFonts w:asciiTheme="majorHAnsi" w:hAnsiTheme="majorHAnsi"/>
-          <w:szCs w:val="22"/>
-        </w:rPr>
-      </w:pPr>
-      <w:bookmarkStart w:name="_Toc200357430" w:id="10"/>
-      <w:r>
-        <w:rPr>
-          <w:rFonts w:asciiTheme="majorHAnsi" w:hAnsiTheme="majorHAnsi"/>
-          <w:szCs w:val="22"/>
+        </w:rPr>
+      </w:pPr>
+      <w:bookmarkStart w:name="_Toc1946225505" w:id="10"/>
+      <w:r>
+        <w:rPr>
+          <w:rFonts w:asciiTheme="majorHAnsi" w:hAnsiTheme="majorHAnsi"/>
         </w:rPr>
         <w:t>3. Bitácora de turno</w:t>
       </w:r>
@@ -6137,7 +4991,7 @@
           <w:rFonts w:asciiTheme="majorHAnsi" w:hAnsiTheme="majorHAnsi"/>
         </w:rPr>
       </w:pPr>
-      <w:bookmarkStart w:name="_Toc200357431" w:id="11"/>
+      <w:bookmarkStart w:name="_Toc468528097" w:id="11"/>
       <w:r>
         <w:rPr>
           <w:rFonts w:asciiTheme="majorHAnsi" w:hAnsiTheme="majorHAnsi"/>
@@ -6360,7 +5214,19 @@
         <w:rPr>
           <w:rFonts w:asciiTheme="majorHAnsi" w:hAnsiTheme="majorHAnsi"/>
         </w:rPr>
-        <w:t>l fondo de caja es fijo y rotativo, debe ser recibido y entregado completo sin excepción. en caso de presentarse un faltante, el recepcionista en turno debe estar en capacidad de responder por este, ya que firmó haberlo recibido.</w:t>
+        <w:t xml:space="preserve">l fondo de caja es fijo y rotativo, debe ser recibido y entregado completo sin excepción. </w:t>
+      </w:r>
+      <w:r>
+        <w:rPr>
+          <w:rFonts w:asciiTheme="majorHAnsi" w:hAnsiTheme="majorHAnsi"/>
+        </w:rPr>
+        <w:t>E</w:t>
+      </w:r>
+      <w:r>
+        <w:rPr>
+          <w:rFonts w:asciiTheme="majorHAnsi" w:hAnsiTheme="majorHAnsi"/>
+        </w:rPr>
+        <w:t>n caso de presentarse un faltante, el recepcionista en turno debe estar en capacidad de responder por este, ya que firmó haberlo recibido.</w:t>
       </w:r>
     </w:p>
     <w:p>
@@ -6566,21 +5432,21 @@
       </w:pPr>
       <w:r>
         <w:rPr>
-          <w:rFonts w:ascii="Calibri" w:hAnsi="Calibri" w:asciiTheme="majorAscii" w:hAnsiTheme="majorAscii"/>
+          <w:rFonts w:asciiTheme="majorHAnsi" w:hAnsiTheme="majorHAnsi"/>
         </w:rPr>
         <w:t xml:space="preserve">El recepcionista del turno nocturno debe verificar que las placas registradas en la bitácora coincidan con las ingresadas en el </w:t>
       </w:r>
       <w:r>
         <w:rPr>
-          <w:rFonts w:ascii="Calibri" w:hAnsi="Calibri" w:asciiTheme="majorAscii" w:hAnsiTheme="majorAscii"/>
-          <w:i w:val="1"/>
-          <w:iCs w:val="1"/>
+          <w:rFonts w:asciiTheme="majorHAnsi" w:hAnsiTheme="majorHAnsi"/>
+          <w:i/>
+          <w:iCs/>
         </w:rPr>
         <w:t>software</w:t>
       </w:r>
       <w:r>
         <w:rPr>
-          <w:rFonts w:ascii="Calibri" w:hAnsi="Calibri" w:asciiTheme="majorAscii" w:hAnsiTheme="majorAscii"/>
+          <w:rFonts w:asciiTheme="majorHAnsi" w:hAnsiTheme="majorHAnsi"/>
         </w:rPr>
         <w:t xml:space="preserve"> de gestión hotelera. Todas deben concordar.</w:t>
       </w:r>
@@ -6656,85 +5522,31 @@
       <w:pPr>
         <w:pStyle w:val="Normal0"/>
         <w:pBdr>
-          <w:top w:val="nil" w:color="000000" w:sz="0" w:space="0"/>
-          <w:left w:val="nil" w:color="000000" w:sz="0" w:space="0"/>
-          <w:bottom w:val="nil" w:color="000000" w:sz="0" w:space="0"/>
-          <w:right w:val="nil" w:color="000000" w:sz="0" w:space="0"/>
-          <w:between w:val="nil" w:color="000000" w:sz="0" w:space="0"/>
+          <w:top w:val="nil"/>
+          <w:left w:val="nil"/>
+          <w:bottom w:val="nil"/>
+          <w:right w:val="nil"/>
+          <w:between w:val="nil"/>
         </w:pBdr>
         <w:jc w:val="both"/>
         <w:rPr>
-          <w:rFonts w:ascii="Calibri" w:hAnsi="Calibri" w:asciiTheme="majorAscii" w:hAnsiTheme="majorAscii"/>
+          <w:rFonts w:asciiTheme="majorHAnsi" w:hAnsiTheme="majorHAnsi"/>
           <w:color w:val="000000"/>
         </w:rPr>
       </w:pPr>
       <w:r>
         <w:rPr>
-          <w:rFonts w:ascii="Calibri" w:hAnsi="Calibri" w:asciiTheme="majorAscii" w:hAnsiTheme="majorAscii"/>
+          <w:rFonts w:asciiTheme="majorHAnsi" w:hAnsiTheme="majorHAnsi"/>
           <w:color w:val="000000"/>
         </w:rPr>
-        <w:t xml:space="preserve">Se invita a explorar los </w:t>
-      </w:r>
-      <w:r>
-        <w:rPr>
-          <w:rFonts w:ascii="Calibri" w:hAnsi="Calibri" w:asciiTheme="majorAscii" w:hAnsiTheme="majorAscii"/>
+        <w:t>Se invita a explorar los ejemplos de cada bitácora</w:t>
+      </w:r>
+      <w:r>
+        <w:rPr>
+          <w:rFonts w:asciiTheme="majorHAnsi" w:hAnsiTheme="majorHAnsi"/>
           <w:color w:val="000000"/>
         </w:rPr>
-        <w:t>ejemplos de cada bitácora</w:t>
-      </w:r>
-      <w:r>
-        <w:rPr>
-          <w:rFonts w:ascii="Calibri" w:hAnsi="Calibri" w:asciiTheme="majorAscii" w:hAnsiTheme="majorAscii"/>
-          <w:color w:val="000000"/>
-        </w:rPr>
         <w:t>.</w:t>
-      </w:r>
-    </w:p>
-    <w:p>
-      <w:pPr>
-        <w:pStyle w:val="Normal0"/>
-        <w:pBdr>
-          <w:top w:val="nil" w:color="000000" w:sz="0" w:space="0"/>
-          <w:left w:val="nil" w:color="000000" w:sz="0" w:space="0"/>
-          <w:bottom w:val="nil" w:color="000000" w:sz="0" w:space="0"/>
-          <w:right w:val="nil" w:color="000000" w:sz="0" w:space="0"/>
-          <w:between w:val="nil" w:color="000000" w:sz="0" w:space="0"/>
-        </w:pBdr>
-        <w:jc w:val="both"/>
-        <w:rPr>
-          <w:rFonts w:ascii="Calibri" w:hAnsi="Calibri" w:asciiTheme="majorAscii" w:hAnsiTheme="majorAscii"/>
-          <w:color w:val="000000"/>
-        </w:rPr>
-      </w:pPr>
-      <w:r>
-        <w:rPr>
-          <w:rFonts w:ascii="Calibri" w:hAnsi="Calibri" w:asciiTheme="majorAscii" w:hAnsiTheme="majorAscii"/>
-          <w:color w:val="000000" w:themeColor="text1" w:themeTint="FF" w:themeShade="FF"/>
-        </w:rPr>
-        <w:t>Ir al sitio</w:t>
-      </w:r>
-      <w:r>
-        <w:rPr>
-          <w:rFonts w:ascii="Calibri" w:hAnsi="Calibri" w:asciiTheme="majorAscii" w:hAnsiTheme="majorAscii"/>
-          <w:color w:val="000000" w:themeColor="text1" w:themeTint="FF" w:themeShade="FF"/>
-        </w:rPr>
-        <w:t xml:space="preserve">: </w:t>
-      </w:r>
-      <w:hyperlink r:id="Rc432d7bfee8244fc">
-        <w:r>
-          <w:rPr>
-            <w:rStyle w:val="Hipervnculo"/>
-            <w:rFonts w:ascii="Calibri" w:hAnsi="Calibri" w:asciiTheme="majorAscii" w:hAnsiTheme="majorAscii"/>
-          </w:rPr>
-          <w:t>https://hiconecta.com/ra%C3%ADz/abi-recepci%C3%B3n</w:t>
-        </w:r>
-      </w:hyperlink>
-      <w:r>
-        <w:rPr>
-          <w:rFonts w:ascii="Calibri" w:hAnsi="Calibri" w:asciiTheme="majorAscii" w:hAnsiTheme="majorAscii"/>
-          <w:color w:val="000000" w:themeColor="text1" w:themeTint="FF" w:themeShade="FF"/>
-        </w:rPr>
-        <w:t xml:space="preserve"> </w:t>
       </w:r>
     </w:p>
     <w:p>
@@ -6750,6 +5562,53 @@
         <w:jc w:val="both"/>
         <w:rPr>
           <w:rFonts w:asciiTheme="majorHAnsi" w:hAnsiTheme="majorHAnsi"/>
+          <w:color w:val="000000"/>
+        </w:rPr>
+      </w:pPr>
+      <w:r>
+        <w:rPr>
+          <w:rFonts w:asciiTheme="majorHAnsi" w:hAnsiTheme="majorHAnsi"/>
+          <w:color w:val="000000" w:themeColor="text1"/>
+        </w:rPr>
+        <w:t>Ir al sitio</w:t>
+      </w:r>
+      <w:r>
+        <w:rPr>
+          <w:rFonts w:asciiTheme="majorHAnsi" w:hAnsiTheme="majorHAnsi"/>
+          <w:color w:val="000000" w:themeColor="text1"/>
+        </w:rPr>
+        <w:t xml:space="preserve">: </w:t>
+      </w:r>
+      <w:hyperlink r:id="rId13">
+        <w:r>
+          <w:rPr>
+            <w:rStyle w:val="Hipervnculo"/>
+            <w:rFonts w:asciiTheme="majorHAnsi" w:hAnsiTheme="majorHAnsi"/>
+          </w:rPr>
+          <w:t>https://hiconecta.com/ra%C3%ADz/abi-recepci%C3%B3n</w:t>
+        </w:r>
+      </w:hyperlink>
+      <w:r>
+        <w:rPr>
+          <w:rFonts w:asciiTheme="majorHAnsi" w:hAnsiTheme="majorHAnsi"/>
+          <w:color w:val="000000" w:themeColor="text1"/>
+        </w:rPr>
+        <w:t xml:space="preserve"> </w:t>
+      </w:r>
+    </w:p>
+    <w:p>
+      <w:pPr>
+        <w:pStyle w:val="Normal0"/>
+        <w:pBdr>
+          <w:top w:val="nil"/>
+          <w:left w:val="nil"/>
+          <w:bottom w:val="nil"/>
+          <w:right w:val="nil"/>
+          <w:between w:val="nil"/>
+        </w:pBdr>
+        <w:jc w:val="both"/>
+        <w:rPr>
+          <w:rFonts w:asciiTheme="majorHAnsi" w:hAnsiTheme="majorHAnsi"/>
           <w:b/>
           <w:color w:val="000000"/>
         </w:rPr>
@@ -6767,25 +5626,13 @@
     <w:p>
       <w:pPr>
         <w:pStyle w:val="Ttulo1"/>
-        <w:numPr>
-          <w:ilvl w:val="0"/>
-          <w:numId w:val="0"/>
-        </w:numPr>
-        <w:ind w:left="360" w:hanging="360"/>
-        <w:rPr>
-          <w:rFonts w:asciiTheme="majorHAnsi" w:hAnsiTheme="majorHAnsi"/>
-        </w:rPr>
-      </w:pPr>
-      <w:bookmarkStart w:name="_Toc200357432" w:id="13"/>
-      <w:r>
-        <w:rPr>
-          <w:rFonts w:asciiTheme="majorHAnsi" w:hAnsiTheme="majorHAnsi"/>
-        </w:rPr>
+      </w:pPr>
+      <w:bookmarkStart w:name="_Toc275361582" w:id="12"/>
+      <w:r>
         <w:t>4.</w:t>
       </w:r>
       <w:r>
         <w:rPr>
-          <w:rFonts w:asciiTheme="majorHAnsi" w:hAnsiTheme="majorHAnsi"/>
           <w:i/>
           <w:iCs/>
         </w:rPr>
@@ -6794,7 +5641,6 @@
       <w:proofErr w:type="spellStart"/>
       <w:r>
         <w:rPr>
-          <w:rFonts w:asciiTheme="majorHAnsi" w:hAnsiTheme="majorHAnsi"/>
           <w:i/>
           <w:iCs/>
         </w:rPr>
@@ -6803,31 +5649,21 @@
       <w:proofErr w:type="spellEnd"/>
       <w:r>
         <w:rPr>
-          <w:rFonts w:asciiTheme="majorHAnsi" w:hAnsiTheme="majorHAnsi"/>
           <w:i/>
           <w:iCs/>
         </w:rPr>
         <w:t>-in</w:t>
       </w:r>
       <w:r>
-        <w:rPr>
-          <w:rFonts w:asciiTheme="majorHAnsi" w:hAnsiTheme="majorHAnsi"/>
-        </w:rPr>
         <w:t xml:space="preserve"> – </w:t>
       </w:r>
       <w:r>
-        <w:rPr>
-          <w:rFonts w:asciiTheme="majorHAnsi" w:hAnsiTheme="majorHAnsi"/>
-        </w:rPr>
         <w:t>r</w:t>
       </w:r>
       <w:r>
-        <w:rPr>
-          <w:rFonts w:asciiTheme="majorHAnsi" w:hAnsiTheme="majorHAnsi"/>
-        </w:rPr>
         <w:t>egistro y acomodación</w:t>
       </w:r>
-      <w:bookmarkEnd w:id="13"/>
+      <w:bookmarkEnd w:id="12"/>
     </w:p>
     <w:p>
       <w:pPr>
@@ -7404,7 +6240,7 @@
         </w:rPr>
       </w:pPr>
     </w:p>
-    <w:p w14:noSpellErr="1">
+    <w:p>
       <w:pPr>
         <w:pStyle w:val="Normal0"/>
         <w:numPr>
@@ -7412,26 +6248,26 @@
           <w:numId w:val="22"/>
         </w:numPr>
         <w:rPr>
-          <w:rFonts w:ascii="Calibri" w:hAnsi="Calibri" w:asciiTheme="majorAscii" w:hAnsiTheme="majorAscii"/>
-        </w:rPr>
-      </w:pPr>
-      <w:r>
-        <w:rPr>
-          <w:rFonts w:ascii="Calibri" w:hAnsi="Calibri" w:asciiTheme="majorAscii" w:hAnsiTheme="majorAscii"/>
+          <w:rFonts w:asciiTheme="majorHAnsi" w:hAnsiTheme="majorHAnsi"/>
+        </w:rPr>
+      </w:pPr>
+      <w:r>
+        <w:rPr>
+          <w:rFonts w:asciiTheme="majorHAnsi" w:hAnsiTheme="majorHAnsi"/>
         </w:rPr>
         <w:t xml:space="preserve">Informar sobre servicios adicionales ofrecidos por el hotel, como </w:t>
       </w:r>
       <w:r>
         <w:rPr>
-          <w:rFonts w:ascii="Calibri" w:hAnsi="Calibri" w:asciiTheme="majorAscii" w:hAnsiTheme="majorAscii"/>
-          <w:i w:val="1"/>
-          <w:iCs w:val="1"/>
+          <w:rFonts w:asciiTheme="majorHAnsi" w:hAnsiTheme="majorHAnsi"/>
+          <w:i/>
+          <w:iCs/>
         </w:rPr>
         <w:t>spa</w:t>
       </w:r>
       <w:r>
         <w:rPr>
-          <w:rFonts w:ascii="Calibri" w:hAnsi="Calibri" w:asciiTheme="majorAscii" w:hAnsiTheme="majorAscii"/>
+          <w:rFonts w:asciiTheme="majorHAnsi" w:hAnsiTheme="majorHAnsi"/>
         </w:rPr>
         <w:t>, gimnasio, piscina, entre otros.</w:t>
       </w:r>
@@ -7773,7 +6609,7 @@
               </wp:anchor>
             </w:drawing>
           </mc:Choice>
-          <mc:Fallback xmlns:a14="http://schemas.microsoft.com/office/drawing/2010/main" xmlns:pic="http://schemas.openxmlformats.org/drawingml/2006/picture" xmlns:a="http://schemas.openxmlformats.org/drawingml/2006/main">
+          <mc:Fallback xmlns:a="http://schemas.openxmlformats.org/drawingml/2006/main" xmlns:pic="http://schemas.openxmlformats.org/drawingml/2006/picture" xmlns:a14="http://schemas.microsoft.com/office/drawing/2010/main">
             <w:pict w14:anchorId="4A6401A2">
               <v:rect id="Rectángulo 3" style="position:absolute;margin-left:-3.75pt;margin-top:4.4pt;width:523.65pt;height:98pt;z-index:251661312;visibility:visible;mso-wrap-style:square;mso-height-percent:0;mso-wrap-distance-left:9pt;mso-wrap-distance-top:0;mso-wrap-distance-right:9pt;mso-wrap-distance-bottom:0;mso-position-horizontal:absolute;mso-position-horizontal-relative:text;mso-position-vertical:absolute;mso-position-vertical-relative:text;mso-height-percent:0;mso-height-relative:margin;v-text-anchor:middle" o:spid="_x0000_s1026" filled="f" strokecolor="black [3213]" w14:anchorId="5EBCDFF5" o:gfxdata="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">
                 <v:shadow on="t" color="black" opacity="22937f" offset="0,.63889mm" origin=",.5"/>
@@ -7853,7 +6689,7 @@
           <w:u w:val="single"/>
         </w:rPr>
       </w:pPr>
-      <w:commentRangeStart w:id="14"/>
+      <w:commentRangeStart w:id="13"/>
       <w:r>
         <w:rPr>
           <w:rFonts w:asciiTheme="majorHAnsi" w:hAnsiTheme="majorHAnsi"/>
@@ -7861,7 +6697,7 @@
         </w:rPr>
         <w:t xml:space="preserve">Enlace: </w:t>
       </w:r>
-      <w:hyperlink w:history="1" r:id="rId17">
+      <w:hyperlink w:history="1" r:id="rId14">
         <w:r>
           <w:rPr>
             <w:rStyle w:val="Hipervnculo"/>
@@ -7889,9 +6725,9 @@
           <w:u w:val="single"/>
         </w:rPr>
       </w:pPr>
-      <w:commentRangeEnd w:id="14"/>
-      <w:r>
-        <w:commentReference w:id="14"/>
+      <w:commentRangeEnd w:id="13"/>
+      <w:r>
+        <w:commentReference w:id="13"/>
       </w:r>
     </w:p>
     <w:p/>
@@ -8106,6 +6942,13 @@
         </w:rPr>
         <w:t>VL: vacío y limpio</w:t>
       </w:r>
+      <w:r>
+        <w:rPr>
+          <w:rFonts w:asciiTheme="majorHAnsi" w:hAnsiTheme="majorHAnsi"/>
+          <w:bCs/>
+        </w:rPr>
+        <w:t>.</w:t>
+      </w:r>
     </w:p>
     <w:p>
       <w:pPr>
@@ -8135,6 +6978,13 @@
         </w:rPr>
         <w:t>S: salida y sucio</w:t>
       </w:r>
+      <w:r>
+        <w:rPr>
+          <w:rFonts w:asciiTheme="majorHAnsi" w:hAnsiTheme="majorHAnsi"/>
+          <w:bCs/>
+        </w:rPr>
+        <w:t>.</w:t>
+      </w:r>
     </w:p>
     <w:p>
       <w:pPr>
@@ -8164,6 +7014,13 @@
         </w:rPr>
         <w:t>O: ocupado</w:t>
       </w:r>
+      <w:r>
+        <w:rPr>
+          <w:rFonts w:asciiTheme="majorHAnsi" w:hAnsiTheme="majorHAnsi"/>
+          <w:bCs/>
+        </w:rPr>
+        <w:t>.</w:t>
+      </w:r>
     </w:p>
     <w:p>
       <w:pPr>
@@ -8193,6 +7050,13 @@
         </w:rPr>
         <w:t>P: preparada o lista para un nuevo cliente</w:t>
       </w:r>
+      <w:r>
+        <w:rPr>
+          <w:rFonts w:asciiTheme="majorHAnsi" w:hAnsiTheme="majorHAnsi"/>
+          <w:bCs/>
+        </w:rPr>
+        <w:t>.</w:t>
+      </w:r>
     </w:p>
     <w:p>
       <w:pPr>
@@ -8222,6 +7086,13 @@
         </w:rPr>
         <w:t>ND: no durmió</w:t>
       </w:r>
+      <w:r>
+        <w:rPr>
+          <w:rFonts w:asciiTheme="majorHAnsi" w:hAnsiTheme="majorHAnsi"/>
+          <w:bCs/>
+        </w:rPr>
+        <w:t>.</w:t>
+      </w:r>
     </w:p>
     <w:p>
       <w:pPr>
@@ -8251,6 +7122,13 @@
         </w:rPr>
         <w:t>F: fuera de servicio</w:t>
       </w:r>
+      <w:r>
+        <w:rPr>
+          <w:rFonts w:asciiTheme="majorHAnsi" w:hAnsiTheme="majorHAnsi"/>
+          <w:bCs/>
+        </w:rPr>
+        <w:t>.</w:t>
+      </w:r>
     </w:p>
     <w:p>
       <w:pPr>
@@ -8280,6 +7158,13 @@
         </w:rPr>
         <w:t>CX: cama extra</w:t>
       </w:r>
+      <w:r>
+        <w:rPr>
+          <w:rFonts w:asciiTheme="majorHAnsi" w:hAnsiTheme="majorHAnsi"/>
+          <w:bCs/>
+        </w:rPr>
+        <w:t>.</w:t>
+      </w:r>
     </w:p>
     <w:p>
       <w:pPr>
@@ -8308,6 +7193,13 @@
           <w:bCs/>
         </w:rPr>
         <w:t>SE: sin equipaje</w:t>
+      </w:r>
+      <w:r>
+        <w:rPr>
+          <w:rFonts w:asciiTheme="majorHAnsi" w:hAnsiTheme="majorHAnsi"/>
+          <w:bCs/>
+        </w:rPr>
+        <w:t>.</w:t>
       </w:r>
     </w:p>
     <w:p>
@@ -8496,7 +7388,21 @@
         <w:rPr>
           <w:rFonts w:asciiTheme="majorHAnsi" w:hAnsiTheme="majorHAnsi"/>
         </w:rPr>
-        <w:t>. Esto incluye el monto de la pre autorización, la aceptación de distintos tipos de tarjetas y el procedimiento a seguir en caso de presentarse inconvenientes con el medio de pago.</w:t>
+        <w:t xml:space="preserve">. Esto incluye el monto de la </w:t>
+      </w:r>
+      <w:proofErr w:type="spellStart"/>
+      <w:r>
+        <w:rPr>
+          <w:rFonts w:asciiTheme="majorHAnsi" w:hAnsiTheme="majorHAnsi"/>
+        </w:rPr>
+        <w:t>preautorización</w:t>
+      </w:r>
+      <w:proofErr w:type="spellEnd"/>
+      <w:r>
+        <w:rPr>
+          <w:rFonts w:asciiTheme="majorHAnsi" w:hAnsiTheme="majorHAnsi"/>
+        </w:rPr>
+        <w:t>, la aceptación de distintos tipos de tarjetas y el procedimiento a seguir en caso de presentarse inconvenientes con el medio de pago.</w:t>
       </w:r>
     </w:p>
     <w:p>
@@ -8536,7 +7442,19 @@
         <w:rPr>
           <w:rFonts w:asciiTheme="majorHAnsi" w:hAnsiTheme="majorHAnsi"/>
         </w:rPr>
-        <w:t>“Señor/señora [apellido del huésped], para completar su registro, ¿sería tan amable de informarme cuál será el medio de pago que utilizará para garantizar su estadía y cualquier cargo adicional que pudiera surgir?”</w:t>
+        <w:t>“Señor</w:t>
+      </w:r>
+      <w:r>
+        <w:rPr>
+          <w:rFonts w:asciiTheme="majorHAnsi" w:hAnsiTheme="majorHAnsi"/>
+        </w:rPr>
+        <w:t xml:space="preserve"> o </w:t>
+      </w:r>
+      <w:r>
+        <w:rPr>
+          <w:rFonts w:asciiTheme="majorHAnsi" w:hAnsiTheme="majorHAnsi"/>
+        </w:rPr>
+        <w:t>señora [apellido del huésped], para completar su registro, ¿sería tan amable de informarme cuál será el medio de pago que utilizará para garantizar su estadía y cualquier cargo adicional que pudiera surgir?”</w:t>
       </w:r>
     </w:p>
     <w:p>
@@ -8626,19 +7544,43 @@
           <w:rFonts w:asciiTheme="majorHAnsi" w:hAnsiTheme="majorHAnsi"/>
         </w:rPr>
       </w:pPr>
+      <w:proofErr w:type="spellStart"/>
       <w:r>
         <w:rPr>
           <w:rFonts w:asciiTheme="majorHAnsi" w:hAnsiTheme="majorHAnsi"/>
           <w:b/>
           <w:bCs/>
         </w:rPr>
-        <w:t>Pre autorización (o retención)</w:t>
-      </w:r>
-      <w:r>
-        <w:rPr>
-          <w:rFonts w:asciiTheme="majorHAnsi" w:hAnsiTheme="majorHAnsi"/>
-        </w:rPr>
-        <w:t xml:space="preserve">: el hotel puede realizar una pre autorización por un monto estimado que incluye el valor de la estadía más un adicional por cargos incidentales. Es importante aclarar al huésped que esto no es un cargo efectivo, sino una retención temporal de fondos que será liberada una vez se realice el </w:t>
+        <w:t>Preautorización</w:t>
+      </w:r>
+      <w:proofErr w:type="spellEnd"/>
+      <w:r>
+        <w:rPr>
+          <w:rFonts w:asciiTheme="majorHAnsi" w:hAnsiTheme="majorHAnsi"/>
+          <w:b/>
+          <w:bCs/>
+        </w:rPr>
+        <w:t xml:space="preserve"> (o retención)</w:t>
+      </w:r>
+      <w:r>
+        <w:rPr>
+          <w:rFonts w:asciiTheme="majorHAnsi" w:hAnsiTheme="majorHAnsi"/>
+        </w:rPr>
+        <w:t xml:space="preserve">: el hotel puede realizar una </w:t>
+      </w:r>
+      <w:proofErr w:type="spellStart"/>
+      <w:r>
+        <w:rPr>
+          <w:rFonts w:asciiTheme="majorHAnsi" w:hAnsiTheme="majorHAnsi"/>
+        </w:rPr>
+        <w:t>preautorización</w:t>
+      </w:r>
+      <w:proofErr w:type="spellEnd"/>
+      <w:r>
+        <w:rPr>
+          <w:rFonts w:asciiTheme="majorHAnsi" w:hAnsiTheme="majorHAnsi"/>
+        </w:rPr>
+        <w:t xml:space="preserve"> por un monto estimado que incluye el valor de la estadía más un adicional por cargos incidentales. Es importante aclarar al huésped que esto no es un cargo efectivo, sino una retención temporal de fondos que será liberada una vez se realice el </w:t>
       </w:r>
       <w:proofErr w:type="spellStart"/>
       <w:r>
@@ -8694,46 +7636,68 @@
         </w:numPr>
         <w:ind w:left="360"/>
         <w:rPr>
-          <w:rFonts w:asciiTheme="majorHAnsi" w:hAnsiTheme="majorHAnsi"/>
-          <w:b/>
-          <w:bCs/>
-        </w:rPr>
-      </w:pPr>
-      <w:r>
-        <w:rPr>
-          <w:rFonts w:asciiTheme="majorHAnsi" w:hAnsiTheme="majorHAnsi"/>
-          <w:b/>
-          <w:bCs/>
-        </w:rPr>
-        <w:t>Norma Técnica Sectorial Colombiana – NTSH 006 (registro y acomodación/</w:t>
-      </w:r>
-      <w:proofErr w:type="spellStart"/>
-      <w:r>
-        <w:rPr>
-          <w:rFonts w:asciiTheme="majorHAnsi" w:hAnsiTheme="majorHAnsi"/>
-          <w:b/>
-          <w:bCs/>
-          <w:i/>
-          <w:iCs/>
+          <w:rFonts w:ascii="Calibri" w:hAnsi="Calibri" w:asciiTheme="majorAscii" w:hAnsiTheme="majorAscii"/>
+          <w:b w:val="1"/>
+          <w:bCs w:val="1"/>
+        </w:rPr>
+      </w:pPr>
+      <w:r>
+        <w:rPr>
+          <w:rFonts w:ascii="Calibri" w:hAnsi="Calibri" w:asciiTheme="majorAscii" w:hAnsiTheme="majorAscii"/>
+          <w:b w:val="1"/>
+          <w:bCs w:val="1"/>
+        </w:rPr>
+        <w:t>Norma Técnica Sectorial Colombiana – NTSH 006 (registro y acomodación</w:t>
+      </w:r>
+      <w:r>
+        <w:rPr>
+          <w:rFonts w:ascii="Calibri" w:hAnsi="Calibri" w:asciiTheme="majorAscii" w:hAnsiTheme="majorAscii"/>
+          <w:b w:val="1"/>
+          <w:bCs w:val="1"/>
+        </w:rPr>
+        <w:t xml:space="preserve"> </w:t>
+      </w:r>
+      <w:r>
+        <w:rPr>
+          <w:rFonts w:ascii="Calibri" w:hAnsi="Calibri" w:asciiTheme="majorAscii" w:hAnsiTheme="majorAscii"/>
+          <w:b w:val="1"/>
+          <w:bCs w:val="1"/>
+        </w:rPr>
+        <w:t>/</w:t>
+      </w:r>
+      <w:r>
+        <w:rPr>
+          <w:rFonts w:ascii="Calibri" w:hAnsi="Calibri" w:asciiTheme="majorAscii" w:hAnsiTheme="majorAscii"/>
+          <w:b w:val="1"/>
+          <w:bCs w:val="1"/>
+        </w:rPr>
+        <w:t xml:space="preserve"> </w:t>
+      </w:r>
+      <w:r>
+        <w:rPr>
+          <w:rFonts w:ascii="Calibri" w:hAnsi="Calibri" w:asciiTheme="majorAscii" w:hAnsiTheme="majorAscii"/>
+          <w:b w:val="1"/>
+          <w:bCs w:val="1"/>
+          <w:i w:val="1"/>
+          <w:iCs w:val="1"/>
         </w:rPr>
         <w:t>check</w:t>
       </w:r>
-      <w:proofErr w:type="spellEnd"/>
-      <w:r>
-        <w:rPr>
-          <w:rFonts w:asciiTheme="majorHAnsi" w:hAnsiTheme="majorHAnsi"/>
-          <w:b/>
-          <w:bCs/>
-          <w:i/>
-          <w:iCs/>
+      <w:r>
+        <w:rPr>
+          <w:rFonts w:ascii="Calibri" w:hAnsi="Calibri" w:asciiTheme="majorAscii" w:hAnsiTheme="majorAscii"/>
+          <w:b w:val="1"/>
+          <w:bCs w:val="1"/>
+          <w:i w:val="1"/>
+          <w:iCs w:val="1"/>
         </w:rPr>
         <w:t>-in</w:t>
       </w:r>
       <w:r>
         <w:rPr>
-          <w:rFonts w:asciiTheme="majorHAnsi" w:hAnsiTheme="majorHAnsi"/>
-          <w:b/>
-          <w:bCs/>
+          <w:rFonts w:ascii="Calibri" w:hAnsi="Calibri" w:asciiTheme="majorAscii" w:hAnsiTheme="majorAscii"/>
+          <w:b w:val="1"/>
+          <w:bCs w:val="1"/>
         </w:rPr>
         <w:t>)</w:t>
       </w:r>
@@ -8919,44 +7883,98 @@
     <w:p>
       <w:pPr>
         <w:pStyle w:val="Ttulo1"/>
-        <w:numPr>
-          <w:ilvl w:val="0"/>
-          <w:numId w:val="0"/>
-        </w:numPr>
-        <w:ind w:left="360" w:hanging="360"/>
-        <w:rPr>
-          <w:rFonts w:asciiTheme="majorHAnsi" w:hAnsiTheme="majorHAnsi"/>
-          <w:szCs w:val="22"/>
-        </w:rPr>
-      </w:pPr>
-      <w:bookmarkStart w:name="_Toc200357433" w:id="15"/>
-      <w:r>
-        <w:rPr>
-          <w:rFonts w:asciiTheme="majorHAnsi" w:hAnsiTheme="majorHAnsi"/>
-          <w:szCs w:val="22"/>
-        </w:rPr>
-        <w:t>5. Sistema de información de alojamiento turístico</w:t>
-      </w:r>
-      <w:bookmarkEnd w:id="15"/>
-    </w:p>
-    <w:p>
-      <w:pPr>
-        <w:rPr>
-          <w:rFonts w:asciiTheme="majorHAnsi" w:hAnsiTheme="majorHAnsi"/>
-        </w:rPr>
-      </w:pPr>
-    </w:p>
-    <w:p>
-      <w:pPr>
-        <w:rPr>
-          <w:rFonts w:asciiTheme="majorHAnsi" w:hAnsiTheme="majorHAnsi"/>
-        </w:rPr>
-      </w:pPr>
-      <w:r>
-        <w:rPr>
-          <w:rFonts w:asciiTheme="majorHAnsi" w:hAnsiTheme="majorHAnsi"/>
-        </w:rPr>
-        <w:t>El sistema de información de alojamiento turístico es una herramienta tecnológica diseñada para registrar y gestionar la información de los huéspedes en los establecimientos de alojamiento.</w:t>
+      </w:pPr>
+      <w:bookmarkStart w:name="_Toc1289192080" w:id="14"/>
+      <w:r>
+        <w:rPr/>
+        <w:t xml:space="preserve">5. </w:t>
+      </w:r>
+      <w:r>
+        <w:rPr/>
+        <w:t xml:space="preserve">Sistema </w:t>
+      </w:r>
+      <w:r>
+        <w:rPr/>
+        <w:t>d</w:t>
+      </w:r>
+      <w:r>
+        <w:rPr/>
+        <w:t>e Info</w:t>
+      </w:r>
+      <w:r>
+        <w:rPr/>
+        <w:t xml:space="preserve">rmación </w:t>
+      </w:r>
+      <w:r>
+        <w:rPr/>
+        <w:t>d</w:t>
+      </w:r>
+      <w:r>
+        <w:rPr/>
+        <w:t>e Alojamiento Turístico</w:t>
+      </w:r>
+      <w:bookmarkEnd w:id="14"/>
+    </w:p>
+    <w:p>
+      <w:pPr>
+        <w:rPr>
+          <w:rFonts w:asciiTheme="majorHAnsi" w:hAnsiTheme="majorHAnsi"/>
+        </w:rPr>
+      </w:pPr>
+    </w:p>
+    <w:p>
+      <w:pPr>
+        <w:rPr>
+          <w:rFonts w:ascii="Calibri" w:hAnsi="Calibri" w:asciiTheme="majorAscii" w:hAnsiTheme="majorAscii"/>
+        </w:rPr>
+      </w:pPr>
+      <w:r>
+        <w:rPr>
+          <w:rFonts w:ascii="Calibri" w:hAnsi="Calibri" w:asciiTheme="majorAscii" w:hAnsiTheme="majorAscii"/>
+        </w:rPr>
+        <w:t xml:space="preserve">El </w:t>
+      </w:r>
+      <w:r>
+        <w:rPr>
+          <w:rFonts w:ascii="Calibri" w:hAnsi="Calibri" w:asciiTheme="majorAscii" w:hAnsiTheme="majorAscii"/>
+        </w:rPr>
+        <w:t xml:space="preserve">Sistema </w:t>
+      </w:r>
+      <w:r>
+        <w:rPr>
+          <w:rFonts w:ascii="Calibri" w:hAnsi="Calibri" w:asciiTheme="majorAscii" w:hAnsiTheme="majorAscii"/>
+        </w:rPr>
+        <w:t>d</w:t>
+      </w:r>
+      <w:r>
+        <w:rPr>
+          <w:rFonts w:ascii="Calibri" w:hAnsi="Calibri" w:asciiTheme="majorAscii" w:hAnsiTheme="majorAscii"/>
+        </w:rPr>
+        <w:t>e Info</w:t>
+      </w:r>
+      <w:r>
+        <w:rPr>
+          <w:rFonts w:ascii="Calibri" w:hAnsi="Calibri" w:asciiTheme="majorAscii" w:hAnsiTheme="majorAscii"/>
+        </w:rPr>
+        <w:t xml:space="preserve">rmación </w:t>
+      </w:r>
+      <w:r>
+        <w:rPr>
+          <w:rFonts w:ascii="Calibri" w:hAnsi="Calibri" w:asciiTheme="majorAscii" w:hAnsiTheme="majorAscii"/>
+        </w:rPr>
+        <w:t>d</w:t>
+      </w:r>
+      <w:r>
+        <w:rPr>
+          <w:rFonts w:ascii="Calibri" w:hAnsi="Calibri" w:asciiTheme="majorAscii" w:hAnsiTheme="majorAscii"/>
+        </w:rPr>
+        <w:t xml:space="preserve">e Alojamiento Turístico </w:t>
+      </w:r>
+      <w:r>
+        <w:rPr>
+          <w:rFonts w:ascii="Calibri" w:hAnsi="Calibri" w:asciiTheme="majorAscii" w:hAnsiTheme="majorAscii"/>
+        </w:rPr>
+        <w:t>es una herramienta tecnológica diseñada para registrar y gestionar la información de los huéspedes en los establecimientos de alojamiento.</w:t>
       </w:r>
     </w:p>
     <w:p>
@@ -9216,14 +8234,6 @@
       <w:r>
         <w:rPr>
           <w:rFonts w:asciiTheme="majorHAnsi" w:hAnsiTheme="majorHAnsi"/>
-          <w:i/>
-          <w:iCs/>
-        </w:rPr>
-        <w:t>s</w:t>
-      </w:r>
-      <w:r>
-        <w:rPr>
-          <w:rFonts w:asciiTheme="majorHAnsi" w:hAnsiTheme="majorHAnsi"/>
         </w:rPr>
         <w:t xml:space="preserve"> especializados en gestión hotelera, que permiten administrar reservas, cancelaciones, registros de huéspedes y el control de habitaciones disponibles u ocupadas. Si el establecimiento cuenta con un PMS, hará parte de este grupo.</w:t>
       </w:r>
@@ -9279,10 +8289,10 @@
       </w:r>
     </w:p>
     <w:p>
-      <w:commentRangeStart w:id="16"/>
-      <w:commentRangeEnd w:id="16"/>
-      <w:r>
-        <w:commentReference w:id="16"/>
+      <w:commentRangeStart w:id="15"/>
+      <w:commentRangeEnd w:id="15"/>
+      <w:r>
+        <w:commentReference w:id="15"/>
       </w:r>
     </w:p>
     <w:p>
@@ -9352,10 +8362,10 @@
         </w:rPr>
         <w:t xml:space="preserve">Tomado del Ministerio de Comercio, Industria y Turismo. </w:t>
       </w:r>
-      <w:commentRangeStart w:id="17"/>
-      <w:commentRangeEnd w:id="17"/>
-      <w:r>
-        <w:commentReference w:id="17"/>
+      <w:commentRangeStart w:id="16"/>
+      <w:commentRangeEnd w:id="16"/>
+      <w:r>
+        <w:commentReference w:id="16"/>
       </w:r>
     </w:p>
     <w:p>
@@ -9375,25 +8385,12 @@
     <w:p>
       <w:pPr>
         <w:pStyle w:val="Ttulo1"/>
-        <w:numPr>
-          <w:ilvl w:val="0"/>
-          <w:numId w:val="0"/>
-        </w:numPr>
-        <w:ind w:left="360" w:hanging="360"/>
-        <w:rPr>
-          <w:rFonts w:asciiTheme="majorHAnsi" w:hAnsiTheme="majorHAnsi"/>
-          <w:szCs w:val="22"/>
-        </w:rPr>
-      </w:pPr>
-      <w:bookmarkStart w:name="_Toc200357434" w:id="18"/>
-      <w:r>
-        <w:rPr>
-          <w:rFonts w:asciiTheme="majorHAnsi" w:hAnsiTheme="majorHAnsi"/>
-          <w:szCs w:val="22"/>
-        </w:rPr>
+      </w:pPr>
+      <w:bookmarkStart w:name="_Toc1841178690" w:id="17"/>
+      <w:r>
         <w:t>5.1 Técnicas de recolección de datos</w:t>
       </w:r>
-      <w:bookmarkEnd w:id="18"/>
+      <w:bookmarkEnd w:id="17"/>
     </w:p>
     <w:p>
       <w:pPr>
@@ -9569,18 +8566,16 @@
         <w:pStyle w:val="Ttulo2"/>
         <w:rPr>
           <w:rFonts w:asciiTheme="majorHAnsi" w:hAnsiTheme="majorHAnsi"/>
-          <w:szCs w:val="22"/>
-        </w:rPr>
-      </w:pPr>
-      <w:bookmarkStart w:name="_Toc200357435" w:id="19"/>
-      <w:r>
-        <w:rPr>
-          <w:rFonts w:asciiTheme="majorHAnsi" w:hAnsiTheme="majorHAnsi"/>
-          <w:szCs w:val="22"/>
+        </w:rPr>
+      </w:pPr>
+      <w:bookmarkStart w:name="_Toc1949066022" w:id="18"/>
+      <w:r>
+        <w:rPr>
+          <w:rFonts w:asciiTheme="majorHAnsi" w:hAnsiTheme="majorHAnsi"/>
         </w:rPr>
         <w:t>5.2 Ley 1581 de 2012 – Ley de protección de datos personales</w:t>
       </w:r>
-      <w:bookmarkEnd w:id="19"/>
+      <w:bookmarkEnd w:id="18"/>
     </w:p>
     <w:p>
       <w:pPr>
@@ -9794,10 +8789,10 @@
           <w:rFonts w:asciiTheme="majorHAnsi" w:hAnsiTheme="majorHAnsi"/>
           <w:noProof/>
         </w:rPr>
-        <mc:AlternateContent>
+        <mc:AlternateContent xmlns:mc="http://schemas.openxmlformats.org/markup-compatibility/2006">
           <mc:Choice Requires="wps">
-            <w:drawing>
-              <wp:anchor distT="0" distB="0" distL="114300" distR="114300" simplePos="0" relativeHeight="251663360" behindDoc="0" locked="0" layoutInCell="1" allowOverlap="1" wp14:anchorId="4BDC246B" wp14:editId="11504EDE">
+            <w:drawing xmlns:w="http://schemas.openxmlformats.org/wordprocessingml/2006/main">
+              <wp:anchor xmlns:wp14="http://schemas.microsoft.com/office/word/2010/wordprocessingDrawing" xmlns:wp="http://schemas.openxmlformats.org/drawingml/2006/wordprocessingDrawing" distT="0" distB="0" distL="114300" distR="114300" simplePos="0" relativeHeight="251663360" behindDoc="0" locked="0" layoutInCell="1" allowOverlap="1" wp14:anchorId="4BDC246B" wp14:editId="11504EDE">
                 <wp:simplePos x="0" y="0"/>
                 <wp:positionH relativeFrom="margin">
                   <wp:align>right</wp:align>
@@ -9812,7 +8807,7 @@
                 <wp:cNvGraphicFramePr/>
                 <a:graphic xmlns:a="http://schemas.openxmlformats.org/drawingml/2006/main">
                   <a:graphicData uri="http://schemas.microsoft.com/office/word/2010/wordprocessingShape">
-                    <wps:wsp>
+                    <wps:wsp xmlns:wps="http://schemas.microsoft.com/office/word/2010/wordprocessingShape">
                       <wps:cNvSpPr/>
                       <wps:spPr>
                         <a:xfrm>
@@ -9855,11 +8850,11 @@
               </wp:anchor>
             </w:drawing>
           </mc:Choice>
-          <mc:Fallback xmlns:a14="http://schemas.microsoft.com/office/drawing/2010/main" xmlns:pic="http://schemas.openxmlformats.org/drawingml/2006/picture" xmlns:a="http://schemas.openxmlformats.org/drawingml/2006/main">
-            <w:pict w14:anchorId="7CB167AA">
-              <v:rect id="Rectángulo 5" style="position:absolute;margin-left:449.05pt;margin-top:-10.5pt;width:500.25pt;height:78.55pt;z-index:251663360;visibility:visible;mso-wrap-style:square;mso-wrap-distance-left:9pt;mso-wrap-distance-top:0;mso-wrap-distance-right:9pt;mso-wrap-distance-bottom:0;mso-position-horizontal:right;mso-position-horizontal-relative:margin;mso-position-vertical:absolute;mso-position-vertical-relative:text;v-text-anchor:middle" o:spid="_x0000_s1026" filled="f" strokecolor="black [3213]" w14:anchorId="2CEA1EF7" o:gfxdata="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">
+          <mc:Fallback xmlns:a="http://schemas.openxmlformats.org/drawingml/2006/main" xmlns:pic="http://schemas.openxmlformats.org/drawingml/2006/picture" xmlns:a14="http://schemas.microsoft.com/office/drawing/2010/main">
+            <w:pict xmlns:w14="http://schemas.microsoft.com/office/word/2010/wordml" xmlns:w="http://schemas.openxmlformats.org/wordprocessingml/2006/main" w14:anchorId="7CB167AA">
+              <v:rect xmlns:o="urn:schemas-microsoft-com:office:office" xmlns:v="urn:schemas-microsoft-com:vml" id="Rectángulo 5" style="position:absolute;margin-left:449.05pt;margin-top:-10.5pt;width:500.25pt;height:78.55pt;z-index:251663360;visibility:visible;mso-wrap-style:square;mso-wrap-distance-left:9pt;mso-wrap-distance-top:0;mso-wrap-distance-right:9pt;mso-wrap-distance-bottom:0;mso-position-horizontal:right;mso-position-horizontal-relative:margin;mso-position-vertical:absolute;mso-position-vertical-relative:text;v-text-anchor:middle" o:spid="_x0000_s1026" filled="f" strokecolor="black [3213]" w14:anchorId="2CEA1EF7" o:gfxdata="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">
                 <v:shadow on="t" color="black" opacity="22937f" offset="0,.63889mm" origin=",.5"/>
-                <w10:wrap anchorx="margin"/>
+                <w10:wrap xmlns:w10="urn:schemas-microsoft-com:office:word" anchorx="margin"/>
               </v:rect>
             </w:pict>
           </mc:Fallback>
@@ -9867,9 +8862,46 @@
       </w:r>
       <w:r>
         <w:rPr>
-          <w:rFonts w:asciiTheme="majorHAnsi" w:hAnsiTheme="majorHAnsi"/>
-        </w:rPr>
-        <w:t>Para ampliar la información, le invitamos a descargar y consultar el documento Ley 1581 de 2012: Política de Tratamiento y Protección de Datos Personales, disponible en el siguiente enlace:</w:t>
+          <w:rFonts w:ascii="Calibri" w:hAnsi="Calibri" w:asciiTheme="majorAscii" w:hAnsiTheme="majorAscii"/>
+        </w:rPr>
+        <w:t>Ley 1581 de 2012 - Protección de datos personales</w:t>
+      </w:r>
+    </w:p>
+    <w:p>
+      <w:pPr>
+        <w:rPr>
+          <w:rFonts w:asciiTheme="majorHAnsi" w:hAnsiTheme="majorHAnsi"/>
+        </w:rPr>
+      </w:pPr>
+      <w:r>
+        <w:rPr>
+          <w:rFonts w:asciiTheme="majorHAnsi" w:hAnsiTheme="majorHAnsi"/>
+        </w:rPr>
+        <w:t>Para ampliar la información, le invitamos a descargar y consultar el documento de la Ley 1581 de 2012, por la cual se dictan disposiciones generales para la protección de datos personales</w:t>
+      </w:r>
+      <w:r>
+        <w:rPr>
+          <w:rFonts w:asciiTheme="majorHAnsi" w:hAnsiTheme="majorHAnsi"/>
+        </w:rPr>
+        <w:t>.</w:t>
+      </w:r>
+      <w:r>
+        <w:rPr>
+          <w:rFonts w:asciiTheme="majorHAnsi" w:hAnsiTheme="majorHAnsi"/>
+        </w:rPr>
+        <w:t xml:space="preserve"> </w:t>
+      </w:r>
+      <w:r>
+        <w:rPr>
+          <w:rFonts w:asciiTheme="majorHAnsi" w:hAnsiTheme="majorHAnsi"/>
+        </w:rPr>
+        <w:t>E</w:t>
+      </w:r>
+      <w:r>
+        <w:rPr>
+          <w:rFonts w:asciiTheme="majorHAnsi" w:hAnsiTheme="majorHAnsi"/>
+        </w:rPr>
+        <w:t>nlace:</w:t>
       </w:r>
       <w:r>
         <w:rPr>
@@ -9883,7 +8915,7 @@
             <w:rStyle w:val="Hipervnculo"/>
             <w:rFonts w:asciiTheme="majorHAnsi" w:hAnsiTheme="majorHAnsi"/>
           </w:rPr>
-          <w:t>https://www.minambiente.gov.co/wp-content/uploads/2024/09/DS-E-GET-01_V5-1R.pdf</w:t>
+          <w:t>https://www.funcionpublica.gov.co/eva/gestornormativo/norma.php?i=49981</w:t>
         </w:r>
       </w:hyperlink>
     </w:p>
@@ -9893,19 +8925,6 @@
           <w:rFonts w:asciiTheme="majorHAnsi" w:hAnsiTheme="majorHAnsi"/>
         </w:rPr>
       </w:pPr>
-      <w:r>
-        <w:rPr>
-          <w:rFonts w:asciiTheme="majorHAnsi" w:hAnsiTheme="majorHAnsi"/>
-        </w:rPr>
-        <w:t>Ministerio de Ambiente y Desarrollo Sostenible</w:t>
-      </w:r>
-    </w:p>
-    <w:p>
-      <w:pPr>
-        <w:rPr>
-          <w:rFonts w:asciiTheme="majorHAnsi" w:hAnsiTheme="majorHAnsi"/>
-        </w:rPr>
-      </w:pPr>
     </w:p>
     <w:p>
       <w:pPr>
@@ -9917,64 +8936,99 @@
     <w:p>
       <w:pPr>
         <w:pStyle w:val="Ttulo1"/>
-        <w:numPr>
-          <w:ilvl w:val="0"/>
-          <w:numId w:val="0"/>
-        </w:numPr>
-        <w:ind w:left="360" w:hanging="360"/>
-        <w:rPr>
-          <w:rFonts w:asciiTheme="majorHAnsi" w:hAnsiTheme="majorHAnsi"/>
-          <w:szCs w:val="22"/>
-        </w:rPr>
-      </w:pPr>
-      <w:bookmarkStart w:name="_Toc200357436" w:id="20"/>
-      <w:r>
-        <w:rPr>
-          <w:rFonts w:asciiTheme="majorHAnsi" w:hAnsiTheme="majorHAnsi"/>
-          <w:szCs w:val="22"/>
-        </w:rPr>
-        <w:t>6. Tarjeta de Registro de Alojamiento – TRA</w:t>
-      </w:r>
-      <w:bookmarkEnd w:id="20"/>
-    </w:p>
-    <w:p>
-      <w:pPr>
-        <w:rPr>
-          <w:rFonts w:asciiTheme="majorHAnsi" w:hAnsiTheme="majorHAnsi"/>
-        </w:rPr>
-      </w:pPr>
-    </w:p>
-    <w:p>
-      <w:pPr>
-        <w:rPr>
-          <w:rFonts w:asciiTheme="majorHAnsi" w:hAnsiTheme="majorHAnsi"/>
-        </w:rPr>
-      </w:pPr>
-      <w:r>
-        <w:rPr>
-          <w:rFonts w:asciiTheme="majorHAnsi" w:hAnsiTheme="majorHAnsi"/>
-        </w:rPr>
-        <w:t>La tarjeta de registro de alojamiento aplica para todos los prestadores de servicios de alojamiento turístico definidos en la Ley general de turismo y sus modificaciones, así como en el Decreto Único Reglamentario del Sector Comercio, Industria y Turismo, Decreto 1074 de 2015.</w:t>
-      </w:r>
-    </w:p>
-    <w:p>
-      <w:pPr>
-        <w:rPr>
-          <w:rFonts w:asciiTheme="majorHAnsi" w:hAnsiTheme="majorHAnsi"/>
-        </w:rPr>
-      </w:pPr>
-    </w:p>
-    <w:p>
-      <w:pPr>
-        <w:rPr>
-          <w:rFonts w:asciiTheme="majorHAnsi" w:hAnsiTheme="majorHAnsi"/>
-        </w:rPr>
-      </w:pPr>
-      <w:r>
-        <w:rPr>
-          <w:rFonts w:asciiTheme="majorHAnsi" w:hAnsiTheme="majorHAnsi"/>
-        </w:rPr>
-        <w:t xml:space="preserve">La Ley 2068 de 2020 modificó la antigua tarjeta de registro hotelero por la tarjeta de registro de alojamiento, y en su artículo 22 dispuso que “los prestadores de servicios de alojamiento turístico deberán llevar el registro de los huéspedes, a través del diligenciamiento de la tarjeta de registro de alojamiento en el sistema que, para todos los efectos, disponga el Gobierno </w:t>
+      </w:pPr>
+      <w:bookmarkStart w:name="_Toc895206135" w:id="19"/>
+      <w:r>
+        <w:t xml:space="preserve">6. Tarjeta </w:t>
+      </w:r>
+      <w:r>
+        <w:t xml:space="preserve">De </w:t>
+      </w:r>
+      <w:r>
+        <w:t xml:space="preserve">Registro </w:t>
+      </w:r>
+      <w:r>
+        <w:t xml:space="preserve">De </w:t>
+      </w:r>
+      <w:r>
+        <w:t>Alojamiento – TRA</w:t>
+      </w:r>
+      <w:bookmarkEnd w:id="19"/>
+    </w:p>
+    <w:p>
+      <w:pPr>
+        <w:rPr>
+          <w:rFonts w:asciiTheme="majorHAnsi" w:hAnsiTheme="majorHAnsi"/>
+        </w:rPr>
+      </w:pPr>
+    </w:p>
+    <w:p>
+      <w:pPr>
+        <w:rPr>
+          <w:rFonts w:asciiTheme="majorHAnsi" w:hAnsiTheme="majorHAnsi"/>
+        </w:rPr>
+      </w:pPr>
+      <w:r>
+        <w:rPr>
+          <w:rFonts w:asciiTheme="majorHAnsi" w:hAnsiTheme="majorHAnsi"/>
+        </w:rPr>
+        <w:t xml:space="preserve">La </w:t>
+      </w:r>
+      <w:r>
+        <w:rPr>
+          <w:rFonts w:asciiTheme="majorHAnsi" w:hAnsiTheme="majorHAnsi"/>
+        </w:rPr>
+        <w:t xml:space="preserve">Tarjeta De Registro De Alojamiento </w:t>
+      </w:r>
+      <w:r>
+        <w:rPr>
+          <w:rFonts w:asciiTheme="majorHAnsi" w:hAnsiTheme="majorHAnsi"/>
+        </w:rPr>
+        <w:t xml:space="preserve">aplica para todos los prestadores de servicios de alojamiento turístico definidos en la Ley </w:t>
+      </w:r>
+      <w:r>
+        <w:rPr>
+          <w:rFonts w:asciiTheme="majorHAnsi" w:hAnsiTheme="majorHAnsi"/>
+        </w:rPr>
+        <w:t xml:space="preserve">General De Turismo </w:t>
+      </w:r>
+      <w:r>
+        <w:rPr>
+          <w:rFonts w:asciiTheme="majorHAnsi" w:hAnsiTheme="majorHAnsi"/>
+        </w:rPr>
+        <w:t>y sus modificaciones, así como en el Decreto Único Reglamentario del Sector Comercio, Industria y Turismo, Decreto 1074 de 2015.</w:t>
+      </w:r>
+    </w:p>
+    <w:p>
+      <w:pPr>
+        <w:rPr>
+          <w:rFonts w:asciiTheme="majorHAnsi" w:hAnsiTheme="majorHAnsi"/>
+        </w:rPr>
+      </w:pPr>
+    </w:p>
+    <w:p>
+      <w:pPr>
+        <w:rPr>
+          <w:rFonts w:asciiTheme="majorHAnsi" w:hAnsiTheme="majorHAnsi"/>
+        </w:rPr>
+      </w:pPr>
+      <w:r>
+        <w:rPr>
+          <w:rFonts w:asciiTheme="majorHAnsi" w:hAnsiTheme="majorHAnsi"/>
+        </w:rPr>
+        <w:t xml:space="preserve">La Ley 2068 de 2020 modificó la antigua tarjeta de registro hotelero por la </w:t>
+      </w:r>
+      <w:r>
+        <w:rPr>
+          <w:rFonts w:asciiTheme="majorHAnsi" w:hAnsiTheme="majorHAnsi"/>
+        </w:rPr>
+        <w:t>Tarjeta De Registro De Alojamiento</w:t>
+      </w:r>
+      <w:r>
+        <w:rPr>
+          <w:rFonts w:asciiTheme="majorHAnsi" w:hAnsiTheme="majorHAnsi"/>
+        </w:rPr>
+        <w:t xml:space="preserve">, y en su artículo 22 dispuso que “los prestadores de servicios de alojamiento turístico deberán llevar el registro de los huéspedes, a través del diligenciamiento de la tarjeta de registro de alojamiento en el sistema que, para todos los efectos, disponga el Gobierno </w:t>
       </w:r>
       <w:r>
         <w:rPr>
@@ -10006,27 +9060,51 @@
         <w:rPr>
           <w:rFonts w:asciiTheme="majorHAnsi" w:hAnsiTheme="majorHAnsi"/>
         </w:rPr>
-        <w:t>El Ministerio de Comercio, Industria y Turismo tiene la facultad para reglamentar los términos y condiciones de la información contenida en la tarjeta de registro de alojamiento, la cual será remitida al DANE con el fin de elaborar información estadística del sector turístico respecto a los alojamientos, la tasa de ocupación, la cantidad de visitantes, entre otras variables.</w:t>
-      </w:r>
-    </w:p>
-    <w:p>
-      <w:pPr>
-        <w:rPr>
-          <w:rFonts w:asciiTheme="majorHAnsi" w:hAnsiTheme="majorHAnsi"/>
-        </w:rPr>
-      </w:pPr>
-    </w:p>
-    <w:p>
-      <w:pPr>
-        <w:rPr>
-          <w:rFonts w:asciiTheme="majorHAnsi" w:hAnsiTheme="majorHAnsi"/>
-        </w:rPr>
-      </w:pPr>
-      <w:r>
-        <w:rPr>
-          <w:rFonts w:asciiTheme="majorHAnsi" w:hAnsiTheme="majorHAnsi"/>
-        </w:rPr>
-        <w:t>El artículo 3 de la Resolución 700 de 2021, “Por la cual se implementa la tarjeta de registro de alojamiento”, establece los tres grupos de prestadores de servicios de alojamiento turístico que se identifican, atendiendo a su capacidad técnica y operativa, así:</w:t>
+        <w:t xml:space="preserve">El Ministerio de Comercio, Industria y Turismo tiene la facultad para reglamentar los términos y condiciones de la información contenida en la </w:t>
+      </w:r>
+      <w:r>
+        <w:rPr>
+          <w:rFonts w:asciiTheme="majorHAnsi" w:hAnsiTheme="majorHAnsi"/>
+        </w:rPr>
+        <w:t>Tarjeta De Registro De Alojamiento</w:t>
+      </w:r>
+      <w:r>
+        <w:rPr>
+          <w:rFonts w:asciiTheme="majorHAnsi" w:hAnsiTheme="majorHAnsi"/>
+        </w:rPr>
+        <w:t>, la cual será remitida al DANE con el fin de elaborar información estadística del sector turístico respecto a los alojamientos, la tasa de ocupación, la cantidad de visitantes, entre otras variables.</w:t>
+      </w:r>
+    </w:p>
+    <w:p>
+      <w:pPr>
+        <w:rPr>
+          <w:rFonts w:asciiTheme="majorHAnsi" w:hAnsiTheme="majorHAnsi"/>
+        </w:rPr>
+      </w:pPr>
+    </w:p>
+    <w:p>
+      <w:pPr>
+        <w:rPr>
+          <w:rFonts w:asciiTheme="majorHAnsi" w:hAnsiTheme="majorHAnsi"/>
+        </w:rPr>
+      </w:pPr>
+      <w:r>
+        <w:rPr>
+          <w:rFonts w:asciiTheme="majorHAnsi" w:hAnsiTheme="majorHAnsi"/>
+        </w:rPr>
+        <w:t xml:space="preserve">El artículo 3 de la Resolución 700 de 2021, “Por la cual se implementa la </w:t>
+      </w:r>
+      <w:r>
+        <w:rPr>
+          <w:rFonts w:asciiTheme="majorHAnsi" w:hAnsiTheme="majorHAnsi"/>
+        </w:rPr>
+        <w:t>Tarjeta De Registro De Alojamiento</w:t>
+      </w:r>
+      <w:r>
+        <w:rPr>
+          <w:rFonts w:asciiTheme="majorHAnsi" w:hAnsiTheme="majorHAnsi"/>
+        </w:rPr>
+        <w:t>”, establece los tres grupos de prestadores de servicios de alojamiento turístico que se identifican, atendiendo a su capacidad técnica y operativa, así:</w:t>
       </w:r>
     </w:p>
     <w:p>
@@ -10089,7 +9167,15 @@
           <w:i/>
           <w:iCs/>
         </w:rPr>
-        <w:t xml:space="preserve"> Management </w:t>
+        <w:t xml:space="preserve"> </w:t>
+      </w:r>
+      <w:r>
+        <w:rPr>
+          <w:rFonts w:asciiTheme="majorHAnsi" w:hAnsiTheme="majorHAnsi"/>
+          <w:i/>
+          <w:iCs/>
+        </w:rPr>
+        <w:t xml:space="preserve">Management </w:t>
       </w:r>
       <w:proofErr w:type="spellStart"/>
       <w:r>
@@ -10167,20 +9253,13 @@
     </w:p>
     <w:p>
       <w:pPr>
-        <w:rPr>
-          <w:rFonts w:asciiTheme="majorHAnsi" w:hAnsiTheme="majorHAnsi"/>
-          <w:b/>
-          <w:bCs/>
-        </w:rPr>
-      </w:pPr>
-      <w:r>
-        <w:rPr>
-          <w:rFonts w:asciiTheme="majorHAnsi" w:hAnsiTheme="majorHAnsi"/>
-          <w:b/>
-          <w:bCs/>
-        </w:rPr>
+        <w:pStyle w:val="Ttulo1"/>
+      </w:pPr>
+      <w:bookmarkStart w:name="_Toc1637801675" w:id="20"/>
+      <w:r>
         <w:t>6.1 Diligenciamiento de la tarjeta de registro de alojamiento</w:t>
       </w:r>
+      <w:bookmarkEnd w:id="20"/>
     </w:p>
     <w:p>
       <w:pPr>
@@ -10611,7 +9690,7 @@
               </wp:anchor>
             </w:drawing>
           </mc:Choice>
-          <mc:Fallback xmlns:a14="http://schemas.microsoft.com/office/drawing/2010/main" xmlns:pic="http://schemas.openxmlformats.org/drawingml/2006/picture" xmlns:a="http://schemas.openxmlformats.org/drawingml/2006/main">
+          <mc:Fallback xmlns:a="http://schemas.openxmlformats.org/drawingml/2006/main" xmlns:pic="http://schemas.openxmlformats.org/drawingml/2006/picture" xmlns:a14="http://schemas.microsoft.com/office/drawing/2010/main">
             <w:pict w14:anchorId="3E7593A3">
               <v:rect id="Rectángulo 6" style="position:absolute;margin-left:-9.95pt;margin-top:9.45pt;width:527.4pt;height:68.25pt;z-index:251664384;visibility:visible;mso-wrap-style:square;mso-wrap-distance-left:9pt;mso-wrap-distance-top:0;mso-wrap-distance-right:9pt;mso-wrap-distance-bottom:0;mso-position-horizontal:absolute;mso-position-horizontal-relative:text;mso-position-vertical:absolute;mso-position-vertical-relative:text;v-text-anchor:middle" o:spid="_x0000_s1026" filled="f" strokecolor="black [3213]" w14:anchorId="29C1FD60" o:gfxdata="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">
                 <v:shadow on="t" color="black" opacity="22937f" offset="0,.63889mm" origin=",.5"/>
@@ -10631,7 +9710,7 @@
         <w:rPr>
           <w:rFonts w:asciiTheme="majorHAnsi" w:hAnsiTheme="majorHAnsi"/>
         </w:rPr>
-        <w:t>Se invita a consultar “El manual para prestadores de servicios de alojamiento turístico (paso a paso en la tarjeta de registro de alojamiento)”.</w:t>
+        <w:t>Se invita a consultar el "Manual para prestadores de servicios de alojamiento turístico" (paso a paso en la Tarjeta de Registro de Alojamiento).</w:t>
       </w:r>
       <w:r>
         <w:rPr>
@@ -10692,22 +9771,9 @@
     <w:p>
       <w:pPr>
         <w:pStyle w:val="Ttulo1"/>
-        <w:numPr>
-          <w:ilvl w:val="0"/>
-          <w:numId w:val="0"/>
-        </w:numPr>
-        <w:ind w:left="360" w:hanging="360"/>
-        <w:rPr>
-          <w:rFonts w:asciiTheme="majorHAnsi" w:hAnsiTheme="majorHAnsi"/>
-          <w:szCs w:val="22"/>
-        </w:rPr>
-      </w:pPr>
-      <w:bookmarkStart w:name="_Toc200357437" w:id="21"/>
-      <w:r>
-        <w:rPr>
-          <w:rFonts w:asciiTheme="majorHAnsi" w:hAnsiTheme="majorHAnsi"/>
-          <w:szCs w:val="22"/>
-        </w:rPr>
+      </w:pPr>
+      <w:bookmarkStart w:name="_Toc1388381468" w:id="21"/>
+      <w:r>
         <w:t>6.2 Tipos de documentos de identidad</w:t>
       </w:r>
       <w:bookmarkEnd w:id="21"/>
@@ -10847,7 +9913,23 @@
           <w:b/>
           <w:bCs/>
         </w:rPr>
-        <w:t>Permiso de ingreso y permanencia (PIP):</w:t>
+        <w:t xml:space="preserve">Permiso </w:t>
+      </w:r>
+      <w:r>
+        <w:rPr>
+          <w:rFonts w:asciiTheme="majorHAnsi" w:hAnsiTheme="majorHAnsi"/>
+          <w:b/>
+          <w:bCs/>
+        </w:rPr>
+        <w:t xml:space="preserve">De Ingreso Y Permanencia </w:t>
+      </w:r>
+      <w:r>
+        <w:rPr>
+          <w:rFonts w:asciiTheme="majorHAnsi" w:hAnsiTheme="majorHAnsi"/>
+          <w:b/>
+          <w:bCs/>
+        </w:rPr>
+        <w:t>(PIP):</w:t>
       </w:r>
       <w:r>
         <w:rPr>
@@ -11018,30 +10100,13 @@
     <w:p>
       <w:pPr>
         <w:pStyle w:val="Ttulo1"/>
-        <w:numPr>
-          <w:ilvl w:val="0"/>
-          <w:numId w:val="0"/>
-        </w:numPr>
-        <w:ind w:left="360" w:hanging="360"/>
-        <w:rPr>
-          <w:rFonts w:asciiTheme="majorHAnsi" w:hAnsiTheme="majorHAnsi"/>
-          <w:szCs w:val="22"/>
-        </w:rPr>
-      </w:pPr>
-      <w:bookmarkStart w:name="_Toc200357438" w:id="22"/>
-      <w:r>
-        <w:rPr>
-          <w:rFonts w:asciiTheme="majorHAnsi" w:hAnsiTheme="majorHAnsi"/>
-          <w:szCs w:val="22"/>
-        </w:rPr>
+      </w:pPr>
+      <w:bookmarkStart w:name="_Toc721316749" w:id="22"/>
+      <w:r>
         <w:t>6.3 Equivalencias de documentos</w:t>
       </w:r>
       <w:bookmarkEnd w:id="22"/>
       <w:r>
-        <w:rPr>
-          <w:rFonts w:asciiTheme="majorHAnsi" w:hAnsiTheme="majorHAnsi"/>
-          <w:szCs w:val="22"/>
-        </w:rPr>
         <w:t xml:space="preserve">  </w:t>
       </w:r>
     </w:p>
@@ -11204,22 +10269,9 @@
     <w:p>
       <w:pPr>
         <w:pStyle w:val="Ttulo1"/>
-        <w:numPr>
-          <w:ilvl w:val="0"/>
-          <w:numId w:val="0"/>
-        </w:numPr>
-        <w:ind w:left="360" w:hanging="360"/>
-        <w:rPr>
-          <w:rFonts w:asciiTheme="majorHAnsi" w:hAnsiTheme="majorHAnsi"/>
-          <w:szCs w:val="22"/>
-        </w:rPr>
-      </w:pPr>
-      <w:bookmarkStart w:name="_Toc200357439" w:id="23"/>
-      <w:r>
-        <w:rPr>
-          <w:rFonts w:asciiTheme="majorHAnsi" w:hAnsiTheme="majorHAnsi"/>
-          <w:szCs w:val="22"/>
-        </w:rPr>
+      </w:pPr>
+      <w:bookmarkStart w:name="_Toc352242226" w:id="23"/>
+      <w:r>
         <w:t>6.4 Permisos especiales para el registro en la TRA</w:t>
       </w:r>
       <w:bookmarkEnd w:id="23"/>
@@ -11264,22 +10316,82 @@
           <w:numId w:val="42"/>
         </w:numPr>
         <w:rPr>
-          <w:rFonts w:asciiTheme="majorHAnsi" w:hAnsiTheme="majorHAnsi"/>
-        </w:rPr>
-      </w:pPr>
-      <w:r>
-        <w:rPr>
-          <w:rFonts w:asciiTheme="majorHAnsi" w:hAnsiTheme="majorHAnsi"/>
-          <w:b/>
-          <w:bCs/>
-        </w:rPr>
-        <w:t>Permiso de ingreso y permanencia (PIP):</w:t>
-      </w:r>
-      <w:r>
-        <w:rPr>
-          <w:rFonts w:asciiTheme="majorHAnsi" w:hAnsiTheme="majorHAnsi"/>
-        </w:rPr>
-        <w:t xml:space="preserve"> permiso otorgado por la Unidad Administrativa Especial Migración Colombia al momento de ingresar al país, a los extranjeros que no requieren visa, para períodos de corta estancia y para adelantar labores sin ánimo de lucro. Tiene una vigencia de 180 días calendario.</w:t>
+          <w:rFonts w:ascii="Calibri" w:hAnsi="Calibri" w:asciiTheme="majorAscii" w:hAnsiTheme="majorAscii"/>
+        </w:rPr>
+      </w:pPr>
+      <w:r>
+        <w:rPr>
+          <w:rFonts w:ascii="Calibri" w:hAnsi="Calibri" w:asciiTheme="majorAscii" w:hAnsiTheme="majorAscii"/>
+          <w:b w:val="1"/>
+          <w:bCs w:val="1"/>
+        </w:rPr>
+        <w:t>Permiso</w:t>
+      </w:r>
+      <w:r>
+        <w:rPr>
+          <w:rFonts w:ascii="Calibri" w:hAnsi="Calibri" w:asciiTheme="majorAscii" w:hAnsiTheme="majorAscii"/>
+          <w:b w:val="1"/>
+          <w:bCs w:val="1"/>
+        </w:rPr>
+        <w:t xml:space="preserve"> </w:t>
+      </w:r>
+      <w:r>
+        <w:rPr>
+          <w:rFonts w:ascii="Calibri" w:hAnsi="Calibri" w:asciiTheme="majorAscii" w:hAnsiTheme="majorAscii"/>
+          <w:b w:val="1"/>
+          <w:bCs w:val="1"/>
+        </w:rPr>
+        <w:t>d</w:t>
+      </w:r>
+      <w:r>
+        <w:rPr>
+          <w:rFonts w:ascii="Calibri" w:hAnsi="Calibri" w:asciiTheme="majorAscii" w:hAnsiTheme="majorAscii"/>
+          <w:b w:val="1"/>
+          <w:bCs w:val="1"/>
+        </w:rPr>
+        <w:t xml:space="preserve">e Ingreso </w:t>
+      </w:r>
+      <w:r>
+        <w:rPr>
+          <w:rFonts w:ascii="Calibri" w:hAnsi="Calibri" w:asciiTheme="majorAscii" w:hAnsiTheme="majorAscii"/>
+          <w:b w:val="1"/>
+          <w:bCs w:val="1"/>
+        </w:rPr>
+        <w:t>y</w:t>
+      </w:r>
+      <w:r>
+        <w:rPr>
+          <w:rFonts w:ascii="Calibri" w:hAnsi="Calibri" w:asciiTheme="majorAscii" w:hAnsiTheme="majorAscii"/>
+          <w:b w:val="1"/>
+          <w:bCs w:val="1"/>
+        </w:rPr>
+        <w:t xml:space="preserve"> Permanencia </w:t>
+      </w:r>
+      <w:r>
+        <w:rPr>
+          <w:rFonts w:ascii="Calibri" w:hAnsi="Calibri" w:asciiTheme="majorAscii" w:hAnsiTheme="majorAscii"/>
+          <w:b w:val="1"/>
+          <w:bCs w:val="1"/>
+        </w:rPr>
+        <w:t>(PIP):</w:t>
+      </w:r>
+      <w:r>
+        <w:rPr>
+          <w:rFonts w:ascii="Calibri" w:hAnsi="Calibri" w:asciiTheme="majorAscii" w:hAnsiTheme="majorAscii"/>
+        </w:rPr>
+        <w:t xml:space="preserve"> </w:t>
+      </w:r>
+      <w:r>
+        <w:rPr>
+          <w:rFonts w:ascii="Calibri" w:hAnsi="Calibri" w:asciiTheme="majorAscii" w:hAnsiTheme="majorAscii"/>
+        </w:rPr>
+        <w:t>permiso</w:t>
+      </w:r>
+      <w:r>
+        <w:rPr>
+          <w:rFonts w:ascii="Calibri" w:hAnsi="Calibri" w:asciiTheme="majorAscii" w:hAnsiTheme="majorAscii"/>
+        </w:rPr>
+        <w:t xml:space="preserve"> otorgado por la Unidad Administrativa Especial Migración Colombia al momento de ingresar al país, a los extranjeros que no requieren visa, para períodos de corta estancia y para adelantar labores sin ánimo de lucro. Tiene una vigencia de 180 días calendario.</w:t>
       </w:r>
     </w:p>
     <w:p>
@@ -11306,7 +10418,23 @@
           <w:b/>
           <w:bCs/>
         </w:rPr>
-        <w:t>Permiso de turismo (PT):</w:t>
+        <w:t xml:space="preserve">Permiso </w:t>
+      </w:r>
+      <w:r>
+        <w:rPr>
+          <w:rFonts w:asciiTheme="majorHAnsi" w:hAnsiTheme="majorHAnsi"/>
+          <w:b/>
+          <w:bCs/>
+        </w:rPr>
+        <w:t xml:space="preserve">De Turismo </w:t>
+      </w:r>
+      <w:r>
+        <w:rPr>
+          <w:rFonts w:asciiTheme="majorHAnsi" w:hAnsiTheme="majorHAnsi"/>
+          <w:b/>
+          <w:bCs/>
+        </w:rPr>
+        <w:t>(PT):</w:t>
       </w:r>
       <w:r>
         <w:rPr>
@@ -11363,20 +10491,60 @@
           <w:numId w:val="42"/>
         </w:numPr>
         <w:rPr>
-          <w:rFonts w:asciiTheme="majorHAnsi" w:hAnsiTheme="majorHAnsi"/>
-        </w:rPr>
-      </w:pPr>
-      <w:r>
-        <w:rPr>
-          <w:rFonts w:asciiTheme="majorHAnsi" w:hAnsiTheme="majorHAnsi"/>
-          <w:b/>
-          <w:bCs/>
-        </w:rPr>
-        <w:t>Permiso especial de permanencia (PEP):</w:t>
-      </w:r>
-      <w:r>
-        <w:rPr>
-          <w:rFonts w:asciiTheme="majorHAnsi" w:hAnsiTheme="majorHAnsi"/>
+          <w:rFonts w:ascii="Calibri" w:hAnsi="Calibri" w:asciiTheme="majorAscii" w:hAnsiTheme="majorAscii"/>
+        </w:rPr>
+      </w:pPr>
+      <w:r>
+        <w:rPr>
+          <w:rFonts w:ascii="Calibri" w:hAnsi="Calibri" w:asciiTheme="majorAscii" w:hAnsiTheme="majorAscii"/>
+          <w:b w:val="1"/>
+          <w:bCs w:val="1"/>
+        </w:rPr>
+        <w:t>Permiso</w:t>
+      </w:r>
+      <w:r>
+        <w:rPr>
+          <w:rFonts w:ascii="Calibri" w:hAnsi="Calibri" w:asciiTheme="majorAscii" w:hAnsiTheme="majorAscii"/>
+          <w:b w:val="1"/>
+          <w:bCs w:val="1"/>
+        </w:rPr>
+        <w:t xml:space="preserve"> </w:t>
+      </w:r>
+      <w:r>
+        <w:rPr>
+          <w:rFonts w:ascii="Calibri" w:hAnsi="Calibri" w:asciiTheme="majorAscii" w:hAnsiTheme="majorAscii"/>
+          <w:b w:val="1"/>
+          <w:bCs w:val="1"/>
+        </w:rPr>
+        <w:t xml:space="preserve">Especial </w:t>
+      </w:r>
+      <w:r>
+        <w:rPr>
+          <w:rFonts w:ascii="Calibri" w:hAnsi="Calibri" w:asciiTheme="majorAscii" w:hAnsiTheme="majorAscii"/>
+          <w:b w:val="1"/>
+          <w:bCs w:val="1"/>
+        </w:rPr>
+        <w:t>d</w:t>
+      </w:r>
+      <w:r>
+        <w:rPr>
+          <w:rFonts w:ascii="Calibri" w:hAnsi="Calibri" w:asciiTheme="majorAscii" w:hAnsiTheme="majorAscii"/>
+          <w:b w:val="1"/>
+          <w:bCs w:val="1"/>
+        </w:rPr>
+        <w:t xml:space="preserve">e Permanencia </w:t>
+      </w:r>
+      <w:r>
+        <w:rPr>
+          <w:rFonts w:ascii="Calibri" w:hAnsi="Calibri" w:asciiTheme="majorAscii" w:hAnsiTheme="majorAscii"/>
+          <w:b w:val="1"/>
+          <w:bCs w:val="1"/>
+        </w:rPr>
+        <w:t>(PEP):</w:t>
+      </w:r>
+      <w:r>
+        <w:rPr>
+          <w:rFonts w:ascii="Calibri" w:hAnsi="Calibri" w:asciiTheme="majorAscii" w:hAnsiTheme="majorAscii"/>
         </w:rPr>
         <w:t xml:space="preserve"> autorización especial para ciudadanos venezolanos que ingresaron a Colombia antes de 2018.</w:t>
       </w:r>
@@ -11388,20 +10556,68 @@
           <w:numId w:val="42"/>
         </w:numPr>
         <w:rPr>
-          <w:rFonts w:asciiTheme="majorHAnsi" w:hAnsiTheme="majorHAnsi"/>
-        </w:rPr>
-      </w:pPr>
-      <w:r>
-        <w:rPr>
-          <w:rFonts w:asciiTheme="majorHAnsi" w:hAnsiTheme="majorHAnsi"/>
-          <w:b/>
-          <w:bCs/>
-        </w:rPr>
-        <w:t>Permiso de integración y desarrollo (PID):</w:t>
-      </w:r>
-      <w:r>
-        <w:rPr>
-          <w:rFonts w:asciiTheme="majorHAnsi" w:hAnsiTheme="majorHAnsi"/>
+          <w:rFonts w:ascii="Calibri" w:hAnsi="Calibri" w:asciiTheme="majorAscii" w:hAnsiTheme="majorAscii"/>
+        </w:rPr>
+      </w:pPr>
+      <w:r>
+        <w:rPr>
+          <w:rFonts w:ascii="Calibri" w:hAnsi="Calibri" w:asciiTheme="majorAscii" w:hAnsiTheme="majorAscii"/>
+          <w:b w:val="1"/>
+          <w:bCs w:val="1"/>
+        </w:rPr>
+        <w:t>Permiso</w:t>
+      </w:r>
+      <w:r>
+        <w:rPr>
+          <w:rFonts w:ascii="Calibri" w:hAnsi="Calibri" w:asciiTheme="majorAscii" w:hAnsiTheme="majorAscii"/>
+          <w:b w:val="1"/>
+          <w:bCs w:val="1"/>
+        </w:rPr>
+        <w:t xml:space="preserve"> </w:t>
+      </w:r>
+      <w:r>
+        <w:rPr>
+          <w:rFonts w:ascii="Calibri" w:hAnsi="Calibri" w:asciiTheme="majorAscii" w:hAnsiTheme="majorAscii"/>
+          <w:b w:val="1"/>
+          <w:bCs w:val="1"/>
+        </w:rPr>
+        <w:t>d</w:t>
+      </w:r>
+      <w:r>
+        <w:rPr>
+          <w:rFonts w:ascii="Calibri" w:hAnsi="Calibri" w:asciiTheme="majorAscii" w:hAnsiTheme="majorAscii"/>
+          <w:b w:val="1"/>
+          <w:bCs w:val="1"/>
+        </w:rPr>
+        <w:t xml:space="preserve">e Integración </w:t>
+      </w:r>
+      <w:r>
+        <w:rPr>
+          <w:rFonts w:ascii="Calibri" w:hAnsi="Calibri" w:asciiTheme="majorAscii" w:hAnsiTheme="majorAscii"/>
+          <w:b w:val="1"/>
+          <w:bCs w:val="1"/>
+        </w:rPr>
+        <w:t>y</w:t>
+      </w:r>
+      <w:r>
+        <w:rPr>
+          <w:rFonts w:ascii="Calibri" w:hAnsi="Calibri" w:asciiTheme="majorAscii" w:hAnsiTheme="majorAscii"/>
+          <w:b w:val="1"/>
+          <w:bCs w:val="1"/>
+        </w:rPr>
+        <w:t xml:space="preserve"> Desarrollo </w:t>
+      </w:r>
+      <w:r>
+        <w:rPr>
+          <w:rFonts w:ascii="Calibri" w:hAnsi="Calibri" w:asciiTheme="majorAscii" w:hAnsiTheme="majorAscii"/>
+          <w:b w:val="1"/>
+          <w:bCs w:val="1"/>
+        </w:rPr>
+        <w:t>(PID):</w:t>
+      </w:r>
+      <w:r>
+        <w:rPr>
+          <w:rFonts w:ascii="Calibri" w:hAnsi="Calibri" w:asciiTheme="majorAscii" w:hAnsiTheme="majorAscii"/>
         </w:rPr>
         <w:t xml:space="preserve"> autorización otorgada por Migración Colombia a ciudadanos extranjeros que pretendan ingresar al territorio nacional para realizar diferentes actividades de corta estancia, sin ánimo de lucro, orientadas al fortalecimiento personal, cooperación, gestiones personales y/o académicas.</w:t>
       </w:r>
@@ -11430,7 +10646,23 @@
           <w:b/>
           <w:bCs/>
         </w:rPr>
-        <w:t>Permiso otras actividades (POA):</w:t>
+        <w:t xml:space="preserve">Permiso </w:t>
+      </w:r>
+      <w:r>
+        <w:rPr>
+          <w:rFonts w:asciiTheme="majorHAnsi" w:hAnsiTheme="majorHAnsi"/>
+          <w:b/>
+          <w:bCs/>
+        </w:rPr>
+        <w:t xml:space="preserve">Otras Actividades </w:t>
+      </w:r>
+      <w:r>
+        <w:rPr>
+          <w:rFonts w:asciiTheme="majorHAnsi" w:hAnsiTheme="majorHAnsi"/>
+          <w:b/>
+          <w:bCs/>
+        </w:rPr>
+        <w:t>(POA):</w:t>
       </w:r>
       <w:r>
         <w:rPr>
@@ -11454,22 +10686,74 @@
           <w:numId w:val="42"/>
         </w:numPr>
         <w:rPr>
-          <w:rFonts w:asciiTheme="majorHAnsi" w:hAnsiTheme="majorHAnsi"/>
-        </w:rPr>
-      </w:pPr>
-      <w:r>
-        <w:rPr>
-          <w:rFonts w:asciiTheme="majorHAnsi" w:hAnsiTheme="majorHAnsi"/>
-          <w:b/>
-          <w:bCs/>
-        </w:rPr>
-        <w:t>Permiso temporal de permanencia (PTP):</w:t>
-      </w:r>
-      <w:r>
-        <w:rPr>
-          <w:rFonts w:asciiTheme="majorHAnsi" w:hAnsiTheme="majorHAnsi"/>
-        </w:rPr>
-        <w:t xml:space="preserve"> autorización administrativa expedida por Migración Colombia a extranjeros cuya nacionalidad no requiera visa y que pretendan extender su permanencia, habiendo usado un permiso de ingreso y permanencia, sin que esta exceda los 180 días (continuos o discontinuos) dentro del mismo año calendario. Tiene vigencia de 180 días calendario.</w:t>
+          <w:rFonts w:ascii="Calibri" w:hAnsi="Calibri" w:asciiTheme="majorAscii" w:hAnsiTheme="majorAscii"/>
+        </w:rPr>
+      </w:pPr>
+      <w:r>
+        <w:rPr>
+          <w:rFonts w:ascii="Calibri" w:hAnsi="Calibri" w:asciiTheme="majorAscii" w:hAnsiTheme="majorAscii"/>
+          <w:b w:val="1"/>
+          <w:bCs w:val="1"/>
+        </w:rPr>
+        <w:t>Permiso</w:t>
+      </w:r>
+      <w:r>
+        <w:rPr>
+          <w:rFonts w:ascii="Calibri" w:hAnsi="Calibri" w:asciiTheme="majorAscii" w:hAnsiTheme="majorAscii"/>
+          <w:b w:val="1"/>
+          <w:bCs w:val="1"/>
+        </w:rPr>
+        <w:t xml:space="preserve"> </w:t>
+      </w:r>
+      <w:r>
+        <w:rPr>
+          <w:rFonts w:ascii="Calibri" w:hAnsi="Calibri" w:asciiTheme="majorAscii" w:hAnsiTheme="majorAscii"/>
+          <w:b w:val="1"/>
+          <w:bCs w:val="1"/>
+        </w:rPr>
+        <w:t xml:space="preserve">Temporal </w:t>
+      </w:r>
+      <w:r>
+        <w:rPr>
+          <w:rFonts w:ascii="Calibri" w:hAnsi="Calibri" w:asciiTheme="majorAscii" w:hAnsiTheme="majorAscii"/>
+          <w:b w:val="1"/>
+          <w:bCs w:val="1"/>
+        </w:rPr>
+        <w:t>d</w:t>
+      </w:r>
+      <w:r>
+        <w:rPr>
+          <w:rFonts w:ascii="Calibri" w:hAnsi="Calibri" w:asciiTheme="majorAscii" w:hAnsiTheme="majorAscii"/>
+          <w:b w:val="1"/>
+          <w:bCs w:val="1"/>
+        </w:rPr>
+        <w:t xml:space="preserve">e Permanencia </w:t>
+      </w:r>
+      <w:r>
+        <w:rPr>
+          <w:rFonts w:ascii="Calibri" w:hAnsi="Calibri" w:asciiTheme="majorAscii" w:hAnsiTheme="majorAscii"/>
+          <w:b w:val="1"/>
+          <w:bCs w:val="1"/>
+        </w:rPr>
+        <w:t>(PTP):</w:t>
+      </w:r>
+      <w:r>
+        <w:rPr>
+          <w:rFonts w:ascii="Calibri" w:hAnsi="Calibri" w:asciiTheme="majorAscii" w:hAnsiTheme="majorAscii"/>
+        </w:rPr>
+        <w:t xml:space="preserve"> autorización administrativa expedida por Migración Colombia a extranjeros cuya nacionalidad no requiera visa y que pretendan extender su permanencia, habiendo usado un </w:t>
+      </w:r>
+      <w:r>
+        <w:rPr>
+          <w:rFonts w:ascii="Calibri" w:hAnsi="Calibri" w:asciiTheme="majorAscii" w:hAnsiTheme="majorAscii"/>
+        </w:rPr>
+        <w:t>permiso</w:t>
+      </w:r>
+      <w:r>
+        <w:rPr>
+          <w:rFonts w:ascii="Calibri" w:hAnsi="Calibri" w:asciiTheme="majorAscii" w:hAnsiTheme="majorAscii"/>
+        </w:rPr>
+        <w:t xml:space="preserve"> de ingreso y permanencia, sin que esta exceda los 180 días (continuos o discontinuos) dentro del mismo año calendario. Tiene vigencia de 180 días calendario.</w:t>
       </w:r>
     </w:p>
     <w:p>
@@ -11508,43 +10792,28 @@
     <w:p>
       <w:pPr>
         <w:pStyle w:val="Ttulo1"/>
-        <w:numPr>
-          <w:ilvl w:val="0"/>
-          <w:numId w:val="0"/>
-        </w:numPr>
-        <w:ind w:left="360" w:hanging="360"/>
-        <w:rPr>
-          <w:rFonts w:asciiTheme="majorHAnsi" w:hAnsiTheme="majorHAnsi"/>
+        <w:rPr>
           <w:i/>
           <w:iCs/>
-          <w:szCs w:val="22"/>
-        </w:rPr>
-      </w:pPr>
-      <w:bookmarkStart w:name="_Toc200357440" w:id="24"/>
-      <w:r>
-        <w:rPr>
-          <w:rFonts w:asciiTheme="majorHAnsi" w:hAnsiTheme="majorHAnsi"/>
-          <w:szCs w:val="22"/>
-        </w:rPr>
+        </w:rPr>
+      </w:pPr>
+      <w:bookmarkStart w:name="_Toc282313383" w:id="24"/>
+      <w:r>
         <w:t xml:space="preserve">6.5 Tipos de fraude en el registro de </w:t>
       </w:r>
       <w:proofErr w:type="spellStart"/>
       <w:r>
         <w:rPr>
-          <w:rFonts w:asciiTheme="majorHAnsi" w:hAnsiTheme="majorHAnsi"/>
           <w:i/>
           <w:iCs/>
-          <w:szCs w:val="22"/>
         </w:rPr>
         <w:t>check</w:t>
       </w:r>
       <w:proofErr w:type="spellEnd"/>
       <w:r>
         <w:rPr>
-          <w:rFonts w:asciiTheme="majorHAnsi" w:hAnsiTheme="majorHAnsi"/>
           <w:i/>
           <w:iCs/>
-          <w:szCs w:val="22"/>
         </w:rPr>
         <w:t>-in</w:t>
       </w:r>
@@ -11858,24 +11127,9 @@
     <w:p>
       <w:pPr>
         <w:pStyle w:val="Ttulo1"/>
-        <w:numPr>
-          <w:ilvl w:val="0"/>
-          <w:numId w:val="0"/>
-        </w:numPr>
-        <w:ind w:left="360" w:hanging="360"/>
-        <w:rPr>
-          <w:rFonts w:asciiTheme="majorHAnsi" w:hAnsiTheme="majorHAnsi"/>
-          <w:bCs/>
-          <w:szCs w:val="22"/>
-        </w:rPr>
-      </w:pPr>
-      <w:bookmarkStart w:name="_Toc200357441" w:id="25"/>
-      <w:r>
-        <w:rPr>
-          <w:rFonts w:asciiTheme="majorHAnsi" w:hAnsiTheme="majorHAnsi"/>
-          <w:bCs/>
-          <w:szCs w:val="22"/>
-        </w:rPr>
+      </w:pPr>
+      <w:bookmarkStart w:name="_Toc1773041549" w:id="25"/>
+      <w:r>
         <w:t>6.6 Condiciones del servicio</w:t>
       </w:r>
       <w:bookmarkEnd w:id="25"/>
@@ -12223,19 +11477,17 @@
         </w:rPr>
         <w:t xml:space="preserve"> otros servicios como desayuno, </w:t>
       </w:r>
-      <w:proofErr w:type="spellStart"/>
-      <w:r>
-        <w:rPr>
-          <w:rFonts w:asciiTheme="majorHAnsi" w:hAnsiTheme="majorHAnsi"/>
-        </w:rPr>
-        <w:t>Wi</w:t>
-      </w:r>
-      <w:proofErr w:type="spellEnd"/>
-      <w:r>
-        <w:rPr>
-          <w:rFonts w:asciiTheme="majorHAnsi" w:hAnsiTheme="majorHAnsi"/>
-        </w:rPr>
-        <w:t>-Fi, uso de instalaciones (piscina, gimnasio) pueden estar incluidos o tener un costo adicional, lo cual debe especificarse al momento de la reserva.</w:t>
+      <w:r>
+        <w:rPr>
+          <w:rFonts w:asciiTheme="majorHAnsi" w:hAnsiTheme="majorHAnsi"/>
+        </w:rPr>
+        <w:t>wifi</w:t>
+      </w:r>
+      <w:r>
+        <w:rPr>
+          <w:rFonts w:asciiTheme="majorHAnsi" w:hAnsiTheme="majorHAnsi"/>
+        </w:rPr>
+        <w:t>, uso de instalaciones (piscina, gimnasio) pueden estar incluidos o tener un costo adicional, lo cual debe especificarse al momento de la reserva.</w:t>
       </w:r>
     </w:p>
     <w:p>
@@ -12260,7 +11512,31 @@
         <w:rPr>
           <w:rFonts w:asciiTheme="majorHAnsi" w:hAnsiTheme="majorHAnsi"/>
         </w:rPr>
-        <w:t xml:space="preserve"> se indican las formas de pago aceptadas (efectivo, tarjetas de crédito/débito).</w:t>
+        <w:t xml:space="preserve"> se indican las formas de pago aceptadas (efectivo, tarjetas de crédito</w:t>
+      </w:r>
+      <w:r>
+        <w:rPr>
+          <w:rFonts w:asciiTheme="majorHAnsi" w:hAnsiTheme="majorHAnsi"/>
+        </w:rPr>
+        <w:t xml:space="preserve"> </w:t>
+      </w:r>
+      <w:r>
+        <w:rPr>
+          <w:rFonts w:asciiTheme="majorHAnsi" w:hAnsiTheme="majorHAnsi"/>
+        </w:rPr>
+        <w:t>/</w:t>
+      </w:r>
+      <w:r>
+        <w:rPr>
+          <w:rFonts w:asciiTheme="majorHAnsi" w:hAnsiTheme="majorHAnsi"/>
+        </w:rPr>
+        <w:t xml:space="preserve"> </w:t>
+      </w:r>
+      <w:r>
+        <w:rPr>
+          <w:rFonts w:asciiTheme="majorHAnsi" w:hAnsiTheme="majorHAnsi"/>
+        </w:rPr>
+        <w:t>débito).</w:t>
       </w:r>
     </w:p>
     <w:p>
@@ -12448,22 +11724,9 @@
     <w:p>
       <w:pPr>
         <w:pStyle w:val="Ttulo1"/>
-        <w:numPr>
-          <w:ilvl w:val="0"/>
-          <w:numId w:val="0"/>
-        </w:numPr>
-        <w:ind w:left="360" w:hanging="360"/>
-        <w:rPr>
-          <w:rFonts w:asciiTheme="majorHAnsi" w:hAnsiTheme="majorHAnsi"/>
-          <w:szCs w:val="22"/>
-        </w:rPr>
-      </w:pPr>
-      <w:bookmarkStart w:name="_Toc200357442" w:id="26"/>
-      <w:r>
-        <w:rPr>
-          <w:rFonts w:asciiTheme="majorHAnsi" w:hAnsiTheme="majorHAnsi"/>
-          <w:szCs w:val="22"/>
-        </w:rPr>
+      </w:pPr>
+      <w:bookmarkStart w:name="_Toc2117224106" w:id="26"/>
+      <w:r>
         <w:t>6.7 Prevención de la Explotación Sexual Comercial de Niñas, Niños y Adolescentes (ESCCNA)</w:t>
       </w:r>
       <w:bookmarkEnd w:id="26"/>
@@ -12487,7 +11750,19 @@
         <w:rPr>
           <w:rFonts w:asciiTheme="majorHAnsi" w:hAnsiTheme="majorHAnsi"/>
         </w:rPr>
-        <w:t>La Explotación Sexual Comercial de Niñas, Niños y Adolescentes (ESCCNA) es un delito, y el turismo no debe ser una vía para facilitarlo. Los viajes, el turismo y la recreación son actividades que reconocen el valor de la sociedad y de los individuos para el pleno disfrute del tiempo libre. Por esta razón, el Ministerio de Comercio, Industria y Turismo (MinCIT) lucha contra este delito y trabaja continuamente con el sector turístico y su cadena de valor para el reconocimiento, prevención y denuncia, impidiendo que niñas, niños y adolescentes, y en lo posible todas las personas, sean explotadas sexualmente o de cualquier otra forma.</w:t>
+        <w:t>La Explotación Sexual Comercial de Niñas, Niños y Adolescentes (ESCCNA) es un delito, y el turismo no debe ser una vía para facilitarlo. Los viajes, el turismo y la recreación son actividades que reconocen el valor de la sociedad y de los individuos para el pleno disfrute del tiempo libre. Por esta razón, el Ministerio de Comercio, Industria y Turismo (</w:t>
+      </w:r>
+      <w:r>
+        <w:rPr>
+          <w:rFonts w:asciiTheme="majorHAnsi" w:hAnsiTheme="majorHAnsi"/>
+        </w:rPr>
+        <w:t>MINCIT</w:t>
+      </w:r>
+      <w:r>
+        <w:rPr>
+          <w:rFonts w:asciiTheme="majorHAnsi" w:hAnsiTheme="majorHAnsi"/>
+        </w:rPr>
+        <w:t>) lucha contra este delito y trabaja continuamente con el sector turístico y su cadena de valor para el reconocimiento, prevención y denuncia, impidiendo que niñas, niños y adolescentes, y en lo posible todas las personas, sean explotadas sexualmente o de cualquier otra forma.</w:t>
       </w:r>
     </w:p>
     <w:p>
@@ -12588,33 +11863,33 @@
         <w:t>Para grupos de excursiones de adultos con personas menores de 18 años, se debe ubicar a los menores en habitaciones diferentes a las de los adultos.</w:t>
       </w:r>
     </w:p>
-    <w:p w14:noSpellErr="1">
+    <w:p>
       <w:pPr>
         <w:numPr>
           <w:ilvl w:val="0"/>
           <w:numId w:val="46"/>
         </w:numPr>
         <w:rPr>
-          <w:rFonts w:ascii="Calibri" w:hAnsi="Calibri" w:asciiTheme="majorAscii" w:hAnsiTheme="majorAscii"/>
-        </w:rPr>
-      </w:pPr>
-      <w:r>
-        <w:rPr>
-          <w:rFonts w:ascii="Calibri" w:hAnsi="Calibri" w:asciiTheme="majorAscii" w:hAnsiTheme="majorAscii"/>
+          <w:rFonts w:asciiTheme="majorHAnsi" w:hAnsiTheme="majorHAnsi"/>
+        </w:rPr>
+      </w:pPr>
+      <w:r>
+        <w:rPr>
+          <w:rFonts w:asciiTheme="majorHAnsi" w:hAnsiTheme="majorHAnsi"/>
         </w:rPr>
         <w:t xml:space="preserve">En hoteles que ofrecen servicios de piscina, restaurante, </w:t>
       </w:r>
       <w:r>
         <w:rPr>
-          <w:rFonts w:ascii="Calibri" w:hAnsi="Calibri" w:asciiTheme="majorAscii" w:hAnsiTheme="majorAscii"/>
-          <w:i w:val="1"/>
-          <w:iCs w:val="1"/>
+          <w:rFonts w:asciiTheme="majorHAnsi" w:hAnsiTheme="majorHAnsi"/>
+          <w:i/>
+          <w:iCs/>
         </w:rPr>
         <w:t>spa</w:t>
       </w:r>
       <w:r>
         <w:rPr>
-          <w:rFonts w:ascii="Calibri" w:hAnsi="Calibri" w:asciiTheme="majorAscii" w:hAnsiTheme="majorAscii"/>
+          <w:rFonts w:asciiTheme="majorHAnsi" w:hAnsiTheme="majorHAnsi"/>
         </w:rPr>
         <w:t>, entre otros, para personas que no están alojadas, pero van acompañadas de niñas, niños o adolescentes, es necesario exigir los mismos requisitos para demostrar el parentesco.</w:t>
       </w:r>
@@ -12691,7 +11966,7 @@
               </wp:anchor>
             </w:drawing>
           </mc:Choice>
-          <mc:Fallback xmlns:a14="http://schemas.microsoft.com/office/drawing/2010/main" xmlns:pic="http://schemas.openxmlformats.org/drawingml/2006/picture" xmlns:a="http://schemas.openxmlformats.org/drawingml/2006/main">
+          <mc:Fallback xmlns:a="http://schemas.openxmlformats.org/drawingml/2006/main" xmlns:pic="http://schemas.openxmlformats.org/drawingml/2006/picture" xmlns:a14="http://schemas.microsoft.com/office/drawing/2010/main">
             <w:pict w14:anchorId="5AF8A4E6">
               <v:rect id="Rectángulo 7" style="position:absolute;margin-left:-3.4pt;margin-top:6.35pt;width:496.5pt;height:60.8pt;z-index:251665408;visibility:visible;mso-wrap-style:square;mso-wrap-distance-left:9pt;mso-wrap-distance-top:0;mso-wrap-distance-right:9pt;mso-wrap-distance-bottom:0;mso-position-horizontal:absolute;mso-position-horizontal-relative:text;mso-position-vertical:absolute;mso-position-vertical-relative:text;v-text-anchor:middle" o:spid="_x0000_s1026" filled="f" strokecolor="black [3213]" w14:anchorId="7C7D8087" o:gfxdata="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">
                 <v:shadow on="t" color="black" opacity="22937f" offset="0,.63889mm" origin=",.5"/>
@@ -12747,22 +12022,9 @@
     <w:p>
       <w:pPr>
         <w:pStyle w:val="Ttulo1"/>
-        <w:numPr>
-          <w:ilvl w:val="0"/>
-          <w:numId w:val="0"/>
-        </w:numPr>
-        <w:ind w:left="360" w:hanging="360"/>
-        <w:rPr>
-          <w:rFonts w:asciiTheme="majorHAnsi" w:hAnsiTheme="majorHAnsi"/>
-          <w:szCs w:val="22"/>
-        </w:rPr>
-      </w:pPr>
-      <w:bookmarkStart w:name="_Toc200357443" w:id="27"/>
-      <w:r>
-        <w:rPr>
-          <w:rFonts w:asciiTheme="majorHAnsi" w:hAnsiTheme="majorHAnsi"/>
-          <w:szCs w:val="22"/>
-        </w:rPr>
+      </w:pPr>
+      <w:bookmarkStart w:name="_Toc465978846" w:id="27"/>
+      <w:r>
         <w:t>7. Sistema de control de llaves</w:t>
       </w:r>
       <w:bookmarkEnd w:id="27"/>
@@ -12839,22 +12101,9 @@
     <w:p>
       <w:pPr>
         <w:pStyle w:val="Ttulo1"/>
-        <w:numPr>
-          <w:ilvl w:val="0"/>
-          <w:numId w:val="0"/>
-        </w:numPr>
-        <w:ind w:left="360" w:hanging="360"/>
-        <w:rPr>
-          <w:rFonts w:asciiTheme="majorHAnsi" w:hAnsiTheme="majorHAnsi"/>
-          <w:szCs w:val="22"/>
-        </w:rPr>
-      </w:pPr>
-      <w:bookmarkStart w:name="_Toc200357444" w:id="28"/>
-      <w:r>
-        <w:rPr>
-          <w:rFonts w:asciiTheme="majorHAnsi" w:hAnsiTheme="majorHAnsi"/>
-          <w:szCs w:val="22"/>
-        </w:rPr>
+      </w:pPr>
+      <w:bookmarkStart w:name="_Toc1062490565" w:id="28"/>
+      <w:r>
         <w:t>7.1 Procedimiento</w:t>
       </w:r>
       <w:bookmarkEnd w:id="28"/>
@@ -13067,30 +12316,13 @@
     <w:p>
       <w:pPr>
         <w:pStyle w:val="Ttulo1"/>
-        <w:numPr>
-          <w:ilvl w:val="0"/>
-          <w:numId w:val="10"/>
-        </w:numPr>
-        <w:rPr>
-          <w:rFonts w:asciiTheme="majorHAnsi" w:hAnsiTheme="majorHAnsi"/>
-          <w:b w:val="0"/>
-          <w:szCs w:val="22"/>
-        </w:rPr>
-      </w:pPr>
-      <w:bookmarkStart w:name="_Toc200357445" w:id="29"/>
-      <w:r>
-        <w:rPr>
-          <w:rFonts w:asciiTheme="majorHAnsi" w:hAnsiTheme="majorHAnsi"/>
-          <w:szCs w:val="22"/>
-        </w:rPr>
+      </w:pPr>
+      <w:bookmarkStart w:name="_Toc1412403927" w:id="29"/>
+      <w:r>
         <w:t>SÍNTESIS</w:t>
       </w:r>
       <w:bookmarkEnd w:id="29"/>
       <w:r>
-        <w:rPr>
-          <w:rFonts w:asciiTheme="majorHAnsi" w:hAnsiTheme="majorHAnsi"/>
-          <w:szCs w:val="22"/>
-        </w:rPr>
         <w:t xml:space="preserve"> </w:t>
       </w:r>
     </w:p>
@@ -13169,21 +12401,99 @@
         <w:rPr>
           <w:rFonts w:ascii="Calibri" w:hAnsi="Calibri" w:asciiTheme="majorAscii" w:hAnsiTheme="majorAscii"/>
         </w:rPr>
-        <w:t xml:space="preserve">, la información adecuada para el registro de los datos del huésped en el sistema de información de alojamiento turístico y en la tarjeta de registro de alojamiento, así como el conocimiento de la normativa de protección de datos y de la </w:t>
-      </w:r>
-      <w:commentRangeStart w:id="1716463630"/>
+        <w:t xml:space="preserve">, la información adecuada para el registro de los datos del huésped en </w:t>
+      </w:r>
       <w:r>
         <w:rPr>
           <w:rFonts w:ascii="Calibri" w:hAnsi="Calibri" w:asciiTheme="majorAscii" w:hAnsiTheme="majorAscii"/>
         </w:rPr>
+        <w:t>e</w:t>
+      </w:r>
+      <w:r>
+        <w:rPr>
+          <w:rFonts w:ascii="Calibri" w:hAnsi="Calibri" w:asciiTheme="majorAscii" w:hAnsiTheme="majorAscii"/>
+        </w:rPr>
+        <w:t xml:space="preserve">l Sistema </w:t>
+      </w:r>
+      <w:r>
+        <w:rPr>
+          <w:rFonts w:ascii="Calibri" w:hAnsi="Calibri" w:asciiTheme="majorAscii" w:hAnsiTheme="majorAscii"/>
+        </w:rPr>
+        <w:t>d</w:t>
+      </w:r>
+      <w:r>
+        <w:rPr>
+          <w:rFonts w:ascii="Calibri" w:hAnsi="Calibri" w:asciiTheme="majorAscii" w:hAnsiTheme="majorAscii"/>
+        </w:rPr>
+        <w:t xml:space="preserve">e Información </w:t>
+      </w:r>
+      <w:r>
+        <w:rPr>
+          <w:rFonts w:ascii="Calibri" w:hAnsi="Calibri" w:asciiTheme="majorAscii" w:hAnsiTheme="majorAscii"/>
+        </w:rPr>
+        <w:t>d</w:t>
+      </w:r>
+      <w:r>
+        <w:rPr>
+          <w:rFonts w:ascii="Calibri" w:hAnsi="Calibri" w:asciiTheme="majorAscii" w:hAnsiTheme="majorAscii"/>
+        </w:rPr>
+        <w:t>e Alojamiento Turístico</w:t>
+      </w:r>
+      <w:r>
+        <w:rPr>
+          <w:rFonts w:ascii="Calibri" w:hAnsi="Calibri" w:asciiTheme="majorAscii" w:hAnsiTheme="majorAscii"/>
+        </w:rPr>
+        <w:t xml:space="preserve"> y en la </w:t>
+      </w:r>
+      <w:r>
+        <w:rPr>
+          <w:rFonts w:ascii="Calibri" w:hAnsi="Calibri" w:asciiTheme="majorAscii" w:hAnsiTheme="majorAscii"/>
+        </w:rPr>
+        <w:t xml:space="preserve">Tarjeta </w:t>
+      </w:r>
+      <w:r>
+        <w:rPr>
+          <w:rFonts w:ascii="Calibri" w:hAnsi="Calibri" w:asciiTheme="majorAscii" w:hAnsiTheme="majorAscii"/>
+        </w:rPr>
+        <w:t>d</w:t>
+      </w:r>
+      <w:r>
+        <w:rPr>
+          <w:rFonts w:ascii="Calibri" w:hAnsi="Calibri" w:asciiTheme="majorAscii" w:hAnsiTheme="majorAscii"/>
+        </w:rPr>
+        <w:t xml:space="preserve">e Registro </w:t>
+      </w:r>
+      <w:r>
+        <w:rPr>
+          <w:rFonts w:ascii="Calibri" w:hAnsi="Calibri" w:asciiTheme="majorAscii" w:hAnsiTheme="majorAscii"/>
+        </w:rPr>
+        <w:t>d</w:t>
+      </w:r>
+      <w:r>
+        <w:rPr>
+          <w:rFonts w:ascii="Calibri" w:hAnsi="Calibri" w:asciiTheme="majorAscii" w:hAnsiTheme="majorAscii"/>
+        </w:rPr>
+        <w:t>e Alojamiento</w:t>
+      </w:r>
+      <w:r>
+        <w:rPr>
+          <w:rFonts w:ascii="Calibri" w:hAnsi="Calibri" w:asciiTheme="majorAscii" w:hAnsiTheme="majorAscii"/>
+        </w:rPr>
+        <w:t xml:space="preserve">, así como el conocimiento de la normativa de protección de datos y de la </w:t>
+      </w:r>
+      <w:commentRangeStart w:id="31"/>
+      <w:r>
+        <w:rPr>
+          <w:rFonts w:ascii="Calibri" w:hAnsi="Calibri" w:asciiTheme="majorAscii" w:hAnsiTheme="majorAscii"/>
+        </w:rPr>
         <w:t>ESCCNNA</w:t>
       </w:r>
-      <w:commentRangeEnd w:id="1716463630"/>
+      <w:commentRangeEnd w:id="31"/>
       <w:r>
         <w:rPr>
           <w:rStyle w:val="CommentReference"/>
         </w:rPr>
-        <w:commentReference w:id="1716463630"/>
+        <w:commentReference w:id="31"/>
       </w:r>
       <w:r>
         <w:rPr>
@@ -13201,7 +12511,7 @@
         </w:rPr>
       </w:pPr>
     </w:p>
-    <w:p w14:noSpellErr="1">
+    <w:p>
       <w:pPr>
         <w:pStyle w:val="Normal0"/>
       </w:pPr>
@@ -13227,28 +12537,30 @@
       </w:pPr>
     </w:p>
     <w:p>
-      <w:pPr/>
-      <w:r>
+      <w:r>
+        <w:rPr>
+          <w:noProof/>
+        </w:rPr>
         <w:drawing>
-          <wp:inline wp14:editId="60FC0BF8" wp14:anchorId="2AEE5054">
+          <wp:inline distT="0" distB="0" distL="0" distR="0" wp14:anchorId="2AEE5054" wp14:editId="60FC0BF8">
             <wp:extent cx="6343650" cy="3495675"/>
             <wp:effectExtent l="0" t="0" r="0" b="0"/>
-            <wp:docPr id="1131451108" name="" title=""/>
+            <wp:docPr id="1131451108" name="Imagen 1131451108"/>
             <wp:cNvGraphicFramePr>
-              <a:graphicFrameLocks noChangeAspect="1"/>
+              <a:graphicFrameLocks xmlns:a="http://schemas.openxmlformats.org/drawingml/2006/main" noChangeAspect="1"/>
             </wp:cNvGraphicFramePr>
-            <a:graphic>
+            <a:graphic xmlns:a="http://schemas.openxmlformats.org/drawingml/2006/main">
               <a:graphicData uri="http://schemas.openxmlformats.org/drawingml/2006/picture">
-                <pic:pic>
+                <pic:pic xmlns:pic="http://schemas.openxmlformats.org/drawingml/2006/picture">
                   <pic:nvPicPr>
                     <pic:cNvPr id="0" name=""/>
                     <pic:cNvPicPr/>
                   </pic:nvPicPr>
                   <pic:blipFill>
-                    <a:blip r:embed="R682e7466b5d6424c">
+                    <a:blip r:embed="rId23">
                       <a:extLst>
-                        <a:ext xmlns:a="http://schemas.openxmlformats.org/drawingml/2006/main" uri="{28A0092B-C50C-407E-A947-70E740481C1C}">
-                          <a14:useLocalDpi val="0"/>
+                        <a:ext uri="{28A0092B-C50C-407E-A947-70E740481C1C}">
+                          <a14:useLocalDpi xmlns:a14="http://schemas.microsoft.com/office/drawing/2010/main" val="0"/>
                         </a:ext>
                       </a:extLst>
                     </a:blip>
@@ -13295,29 +12607,13 @@
     <w:p>
       <w:pPr>
         <w:pStyle w:val="Ttulo1"/>
-        <w:numPr>
-          <w:ilvl w:val="0"/>
-          <w:numId w:val="10"/>
-        </w:numPr>
-        <w:rPr>
-          <w:sz w:val="20"/>
-          <w:szCs w:val="20"/>
-        </w:rPr>
-      </w:pPr>
-      <w:bookmarkStart w:name="_Toc200357446" w:id="31"/>
-      <w:r>
-        <w:rPr>
-          <w:sz w:val="20"/>
-          <w:szCs w:val="20"/>
-        </w:rPr>
+      </w:pPr>
+      <w:bookmarkStart w:name="_Toc1173523534" w:id="32"/>
+      <w:r>
         <w:t>ACTIVIDADES DIDÁCTICAS</w:t>
       </w:r>
-      <w:bookmarkEnd w:id="31"/>
-      <w:r>
-        <w:rPr>
-          <w:sz w:val="20"/>
-          <w:szCs w:val="20"/>
-        </w:rPr>
+      <w:bookmarkEnd w:id="32"/>
+      <w:r>
         <w:t xml:space="preserve"> </w:t>
       </w:r>
     </w:p>
@@ -13387,33 +12683,13 @@
     <w:p>
       <w:pPr>
         <w:pStyle w:val="Ttulo1"/>
-        <w:numPr>
-          <w:ilvl w:val="0"/>
-          <w:numId w:val="10"/>
-        </w:numPr>
-        <w:rPr>
-          <w:b w:val="0"/>
-          <w:bCs/>
-          <w:sz w:val="20"/>
-          <w:szCs w:val="20"/>
-        </w:rPr>
-      </w:pPr>
-      <w:bookmarkStart w:name="_Toc200357447" w:id="32"/>
-      <w:r>
-        <w:rPr>
-          <w:bCs/>
-          <w:sz w:val="20"/>
-          <w:szCs w:val="20"/>
-        </w:rPr>
+      </w:pPr>
+      <w:bookmarkStart w:name="_Toc26283702" w:id="33"/>
+      <w:r>
         <w:t>MATERIAL COMPLEMENTARIO</w:t>
       </w:r>
-      <w:bookmarkEnd w:id="32"/>
-      <w:r>
-        <w:rPr>
-          <w:bCs/>
-          <w:sz w:val="20"/>
-          <w:szCs w:val="20"/>
-        </w:rPr>
+      <w:bookmarkEnd w:id="33"/>
+      <w:r>
         <w:t xml:space="preserve">  </w:t>
       </w:r>
     </w:p>
@@ -13771,7 +13047,7 @@
                 <w:szCs w:val="20"/>
               </w:rPr>
             </w:pPr>
-            <w:hyperlink w:history="1" r:id="rId25">
+            <w:hyperlink w:history="1" r:id="rId24">
               <w:r>
                 <w:rPr>
                   <w:rStyle w:val="Hipervnculo"/>
@@ -13928,7 +13204,7 @@
                 <w:szCs w:val="20"/>
               </w:rPr>
             </w:pPr>
-            <w:hyperlink w:history="1" r:id="rId26">
+            <w:hyperlink w:history="1" r:id="rId25">
               <w:r>
                 <w:rPr>
                   <w:rStyle w:val="Hipervnculo"/>
@@ -13964,24 +13240,12 @@
     <w:p>
       <w:pPr>
         <w:pStyle w:val="Ttulo1"/>
-        <w:numPr>
-          <w:ilvl w:val="0"/>
-          <w:numId w:val="10"/>
-        </w:numPr>
-        <w:rPr>
-          <w:sz w:val="20"/>
-          <w:szCs w:val="20"/>
-        </w:rPr>
-      </w:pPr>
-      <w:bookmarkStart w:name="_Toc200357448" w:id="33"/>
-      <w:r>
-        <w:rPr>
-          <w:sz w:val="20"/>
-          <w:szCs w:val="20"/>
-        </w:rPr>
+      </w:pPr>
+      <w:bookmarkStart w:name="_Toc1014643746" w:id="34"/>
+      <w:r>
         <w:t>GLOSARIO</w:t>
       </w:r>
-      <w:bookmarkEnd w:id="33"/>
+      <w:bookmarkEnd w:id="34"/>
     </w:p>
     <w:p>
       <w:pPr>
@@ -15294,34 +14558,95 @@
     </w:p>
     <w:p>
       <w:pPr>
-        <w:pStyle w:val="Ttulo1"/>
-        <w:numPr>
-          <w:ilvl w:val="0"/>
-          <w:numId w:val="10"/>
-        </w:numPr>
-        <w:rPr>
-          <w:b w:val="0"/>
-          <w:bCs/>
+        <w:pStyle w:val="Normal0"/>
+        <w:rPr>
           <w:sz w:val="20"/>
           <w:szCs w:val="20"/>
         </w:rPr>
       </w:pPr>
-      <w:bookmarkStart w:name="_Toc200357449" w:id="34"/>
-      <w:r>
-        <w:rPr>
-          <w:bCs/>
+    </w:p>
+    <w:p>
+      <w:pPr>
+        <w:pStyle w:val="Normal0"/>
+        <w:rPr>
           <w:sz w:val="20"/>
           <w:szCs w:val="20"/>
         </w:rPr>
-        <w:t>REFERENCIAS BIBLIOGRÁFICAS:</w:t>
-      </w:r>
-      <w:bookmarkEnd w:id="34"/>
-      <w:r>
-        <w:rPr>
-          <w:bCs/>
+      </w:pPr>
+    </w:p>
+    <w:p>
+      <w:pPr>
+        <w:pStyle w:val="Normal0"/>
+        <w:rPr>
           <w:sz w:val="20"/>
           <w:szCs w:val="20"/>
         </w:rPr>
+      </w:pPr>
+    </w:p>
+    <w:p>
+      <w:pPr>
+        <w:pStyle w:val="Normal0"/>
+        <w:rPr>
+          <w:sz w:val="20"/>
+          <w:szCs w:val="20"/>
+        </w:rPr>
+      </w:pPr>
+    </w:p>
+    <w:p>
+      <w:pPr>
+        <w:pStyle w:val="Normal0"/>
+        <w:rPr>
+          <w:sz w:val="20"/>
+          <w:szCs w:val="20"/>
+        </w:rPr>
+      </w:pPr>
+    </w:p>
+    <w:p>
+      <w:pPr>
+        <w:pStyle w:val="Normal0"/>
+        <w:rPr>
+          <w:sz w:val="20"/>
+          <w:szCs w:val="20"/>
+        </w:rPr>
+      </w:pPr>
+    </w:p>
+    <w:p>
+      <w:pPr>
+        <w:pStyle w:val="Normal0"/>
+        <w:rPr>
+          <w:sz w:val="20"/>
+          <w:szCs w:val="20"/>
+        </w:rPr>
+      </w:pPr>
+    </w:p>
+    <w:p>
+      <w:pPr>
+        <w:pStyle w:val="Normal0"/>
+        <w:rPr>
+          <w:sz w:val="20"/>
+          <w:szCs w:val="20"/>
+        </w:rPr>
+      </w:pPr>
+    </w:p>
+    <w:p>
+      <w:pPr>
+        <w:pStyle w:val="Normal0"/>
+        <w:rPr>
+          <w:sz w:val="20"/>
+          <w:szCs w:val="20"/>
+        </w:rPr>
+      </w:pPr>
+    </w:p>
+    <w:p>
+      <w:pPr>
+        <w:pStyle w:val="Ttulo1"/>
+      </w:pPr>
+      <w:bookmarkStart w:name="_Toc252349862" w:id="35"/>
+      <w:r>
+        <w:t>REFERENCIAS BIBLIOGRÁFICAS:</w:t>
+      </w:r>
+      <w:bookmarkEnd w:id="35"/>
+      <w:r>
         <w:t xml:space="preserve"> </w:t>
       </w:r>
     </w:p>
@@ -15341,7 +14666,7 @@
           <w:sz w:val="22"/>
           <w:szCs w:val="22"/>
         </w:rPr>
-        <w:t xml:space="preserve">ABI - Recepción. (s. f.). </w:t>
+        <w:t xml:space="preserve">Ayala, A., Cortés, A., Cruz, A., Ramírez, D., Rodríguez, A., Rodríguez, C., &amp; Soler, C. (2011). Código ético de los prestadores de servicios de alojamiento inscritos en el registro nacional de turismo, su texto y el proceso de construcción a través de actos de habla. </w:t>
       </w:r>
       <w:r>
         <w:rPr>
@@ -15350,9 +14675,82 @@
           <w:sz w:val="22"/>
           <w:szCs w:val="22"/>
         </w:rPr>
-        <w:t xml:space="preserve">Grupo Hi </w:t>
+        <w:t>Anuario Turismo y Sociedad</w:t>
+      </w:r>
+      <w:r>
+        <w:rPr>
+          <w:rFonts w:ascii="Calibri" w:hAnsi="Calibri" w:cs="Calibri"/>
+          <w:sz w:val="22"/>
+          <w:szCs w:val="22"/>
+        </w:rPr>
+        <w:t>, (12), 275–283.</w:t>
+      </w:r>
+    </w:p>
+    <w:p>
+      <w:pPr>
+        <w:pStyle w:val="NormalWeb"/>
+        <w:ind w:left="360"/>
+        <w:rPr>
+          <w:rFonts w:ascii="Calibri" w:hAnsi="Calibri" w:cs="Calibri"/>
+          <w:sz w:val="22"/>
+          <w:szCs w:val="22"/>
+        </w:rPr>
+      </w:pPr>
+    </w:p>
+    <w:p>
+      <w:pPr>
+        <w:pStyle w:val="NormalWeb"/>
+        <w:ind w:left="360"/>
+        <w:rPr>
+          <w:rFonts w:ascii="Calibri" w:hAnsi="Calibri" w:cs="Calibri"/>
+          <w:sz w:val="22"/>
+          <w:szCs w:val="22"/>
+        </w:rPr>
+      </w:pPr>
+      <w:r>
+        <w:rPr>
+          <w:rFonts w:ascii="Calibri" w:hAnsi="Calibri" w:cs="Calibri"/>
+          <w:sz w:val="22"/>
+          <w:szCs w:val="22"/>
+        </w:rPr>
+        <w:t xml:space="preserve">Calle Iñiguez, M., Lazo Serrano, A., &amp; </w:t>
       </w:r>
       <w:proofErr w:type="spellStart"/>
+      <w:r>
+        <w:rPr>
+          <w:rFonts w:ascii="Calibri" w:hAnsi="Calibri" w:cs="Calibri"/>
+          <w:sz w:val="22"/>
+          <w:szCs w:val="22"/>
+        </w:rPr>
+        <w:t>Grunauer</w:t>
+      </w:r>
+      <w:proofErr w:type="spellEnd"/>
+      <w:r>
+        <w:rPr>
+          <w:rFonts w:ascii="Calibri" w:hAnsi="Calibri" w:cs="Calibri"/>
+          <w:sz w:val="22"/>
+          <w:szCs w:val="22"/>
+        </w:rPr>
+        <w:t xml:space="preserve"> </w:t>
+      </w:r>
+      <w:proofErr w:type="spellStart"/>
+      <w:r>
+        <w:rPr>
+          <w:rFonts w:ascii="Calibri" w:hAnsi="Calibri" w:cs="Calibri"/>
+          <w:sz w:val="22"/>
+          <w:szCs w:val="22"/>
+        </w:rPr>
+        <w:t>Maguiño</w:t>
+      </w:r>
+      <w:proofErr w:type="spellEnd"/>
+      <w:r>
+        <w:rPr>
+          <w:rFonts w:ascii="Calibri" w:hAnsi="Calibri" w:cs="Calibri"/>
+          <w:sz w:val="22"/>
+          <w:szCs w:val="22"/>
+        </w:rPr>
+        <w:t xml:space="preserve">, M. (2018). </w:t>
+      </w:r>
       <w:r>
         <w:rPr>
           <w:rStyle w:val="nfasis"/>
@@ -15360,18 +14758,61 @@
           <w:sz w:val="22"/>
           <w:szCs w:val="22"/>
         </w:rPr>
-        <w:t>Intercity</w:t>
-      </w:r>
-      <w:proofErr w:type="spellEnd"/>
+        <w:t>Gestión del sector alojamiento-hotel</w:t>
+      </w:r>
       <w:r>
         <w:rPr>
           <w:rFonts w:ascii="Calibri" w:hAnsi="Calibri" w:cs="Calibri"/>
           <w:sz w:val="22"/>
           <w:szCs w:val="22"/>
         </w:rPr>
+        <w:t>.</w:t>
+      </w:r>
+    </w:p>
+    <w:p>
+      <w:pPr>
+        <w:pStyle w:val="NormalWeb"/>
+        <w:ind w:left="360"/>
+        <w:rPr>
+          <w:rFonts w:ascii="Calibri" w:hAnsi="Calibri" w:cs="Calibri"/>
+          <w:sz w:val="22"/>
+          <w:szCs w:val="22"/>
+        </w:rPr>
+      </w:pPr>
+      <w:r>
+        <w:rPr>
+          <w:rFonts w:ascii="Calibri" w:hAnsi="Calibri" w:cs="Calibri"/>
+          <w:sz w:val="22"/>
+          <w:szCs w:val="22"/>
+        </w:rPr>
+        <w:t>Organización Mundial del Turismo (ONU</w:t>
+      </w:r>
+      <w:r>
+        <w:rPr>
+          <w:rFonts w:ascii="Calibri" w:hAnsi="Calibri" w:cs="Calibri"/>
+          <w:sz w:val="22"/>
+          <w:szCs w:val="22"/>
+        </w:rPr>
+        <w:t xml:space="preserve">. (1999). </w:t>
+      </w:r>
+      <w:r>
+        <w:rPr>
+          <w:rStyle w:val="nfasis"/>
+          <w:rFonts w:ascii="Calibri" w:hAnsi="Calibri" w:cs="Calibri"/>
+          <w:sz w:val="22"/>
+          <w:szCs w:val="22"/>
+        </w:rPr>
+        <w:t>Código ético mundial para el turismo</w:t>
+      </w:r>
+      <w:r>
+        <w:rPr>
+          <w:rFonts w:ascii="Calibri" w:hAnsi="Calibri" w:cs="Calibri"/>
+          <w:sz w:val="22"/>
+          <w:szCs w:val="22"/>
+        </w:rPr>
         <w:t xml:space="preserve">. </w:t>
       </w:r>
-      <w:hyperlink r:id="rId27">
+      <w:hyperlink r:id="rId26">
         <w:r>
           <w:rPr>
             <w:rStyle w:val="Hipervnculo"/>
@@ -15379,200 +14820,58 @@
             <w:sz w:val="22"/>
             <w:szCs w:val="22"/>
           </w:rPr>
-          <w:t>https://hiconecta.com/ra%C3%ADz/abi-recepci%C3%B3n</w:t>
-        </w:r>
-        <w:r>
-          <w:rPr>
-            <w:rStyle w:val="Hipervnculo"/>
-            <w:rFonts w:ascii="Calibri" w:hAnsi="Calibri" w:cs="Calibri"/>
-            <w:sz w:val="22"/>
-            <w:szCs w:val="22"/>
-          </w:rPr>
-          <w:t>.</w:t>
+          <w:t>https://www.unwto.org/es/codigo-etico-mundial-para-el-turismo</w:t>
         </w:r>
       </w:hyperlink>
-    </w:p>
-    <w:p>
-      <w:pPr>
-        <w:pStyle w:val="NormalWeb"/>
-        <w:ind w:left="360"/>
+      <w:r>
         <w:rPr>
           <w:rFonts w:ascii="Calibri" w:hAnsi="Calibri" w:cs="Calibri"/>
           <w:sz w:val="22"/>
           <w:szCs w:val="22"/>
         </w:rPr>
-      </w:pPr>
-      <w:r>
+        <w:t>.</w:t>
+      </w:r>
+    </w:p>
+    <w:p>
+      <w:pPr>
+        <w:pStyle w:val="NormalWeb"/>
+        <w:ind w:left="360"/>
         <w:rPr>
           <w:rFonts w:ascii="Calibri" w:hAnsi="Calibri" w:cs="Calibri"/>
           <w:sz w:val="22"/>
           <w:szCs w:val="22"/>
         </w:rPr>
-        <w:t xml:space="preserve">Ayala, A., Cortés, A., Cruz, A., Ramírez, D., Rodríguez, A., Rodríguez, C., &amp; Soler, C. (2011). Código ético de los prestadores de servicios de alojamiento inscritos en el registro nacional de turismo, su texto y el proceso de construcción a través de actos de habla. </w:t>
-      </w:r>
-      <w:r>
-        <w:rPr>
-          <w:rStyle w:val="nfasis"/>
+      </w:pPr>
+    </w:p>
+    <w:p>
+      <w:pPr>
+        <w:pStyle w:val="NormalWeb"/>
+        <w:ind w:left="360"/>
+        <w:rPr>
           <w:rFonts w:ascii="Calibri" w:hAnsi="Calibri" w:cs="Calibri"/>
           <w:sz w:val="22"/>
           <w:szCs w:val="22"/>
         </w:rPr>
-        <w:t>Anuario Turismo y Sociedad</w:t>
-      </w:r>
+      </w:pPr>
+      <w:proofErr w:type="spellStart"/>
       <w:r>
         <w:rPr>
           <w:rFonts w:ascii="Calibri" w:hAnsi="Calibri" w:cs="Calibri"/>
           <w:sz w:val="22"/>
           <w:szCs w:val="22"/>
         </w:rPr>
-        <w:t>, (12), 275–283.</w:t>
-      </w:r>
-    </w:p>
-    <w:p>
-      <w:pPr>
-        <w:pStyle w:val="NormalWeb"/>
-        <w:ind w:left="360"/>
+        <w:t>Hotelinking</w:t>
+      </w:r>
+      <w:proofErr w:type="spellEnd"/>
+      <w:r>
         <w:rPr>
           <w:rFonts w:ascii="Calibri" w:hAnsi="Calibri" w:cs="Calibri"/>
           <w:sz w:val="22"/>
           <w:szCs w:val="22"/>
         </w:rPr>
-      </w:pPr>
-      <w:r>
-        <w:rPr>
-          <w:rFonts w:ascii="Calibri" w:hAnsi="Calibri" w:cs="Calibri"/>
-          <w:sz w:val="22"/>
-          <w:szCs w:val="22"/>
-        </w:rPr>
-        <w:t xml:space="preserve">Calle Iñiguez, M., Lazo Serrano, A., &amp; </w:t>
-      </w:r>
-      <w:proofErr w:type="spellStart"/>
-      <w:r>
-        <w:rPr>
-          <w:rFonts w:ascii="Calibri" w:hAnsi="Calibri" w:cs="Calibri"/>
-          <w:sz w:val="22"/>
-          <w:szCs w:val="22"/>
-        </w:rPr>
-        <w:t>Grunauer</w:t>
-      </w:r>
-      <w:proofErr w:type="spellEnd"/>
-      <w:r>
-        <w:rPr>
-          <w:rFonts w:ascii="Calibri" w:hAnsi="Calibri" w:cs="Calibri"/>
-          <w:sz w:val="22"/>
-          <w:szCs w:val="22"/>
-        </w:rPr>
-        <w:t xml:space="preserve"> </w:t>
-      </w:r>
-      <w:proofErr w:type="spellStart"/>
-      <w:r>
-        <w:rPr>
-          <w:rFonts w:ascii="Calibri" w:hAnsi="Calibri" w:cs="Calibri"/>
-          <w:sz w:val="22"/>
-          <w:szCs w:val="22"/>
-        </w:rPr>
-        <w:t>Maguiño</w:t>
-      </w:r>
-      <w:proofErr w:type="spellEnd"/>
-      <w:r>
-        <w:rPr>
-          <w:rFonts w:ascii="Calibri" w:hAnsi="Calibri" w:cs="Calibri"/>
-          <w:sz w:val="22"/>
-          <w:szCs w:val="22"/>
-        </w:rPr>
-        <w:t xml:space="preserve">, M. (2018). </w:t>
-      </w:r>
-      <w:r>
-        <w:rPr>
-          <w:rStyle w:val="nfasis"/>
-          <w:rFonts w:ascii="Calibri" w:hAnsi="Calibri" w:cs="Calibri"/>
-          <w:sz w:val="22"/>
-          <w:szCs w:val="22"/>
-        </w:rPr>
-        <w:t>Gestión del sector alojamiento-hotel</w:t>
-      </w:r>
-      <w:r>
-        <w:rPr>
-          <w:rFonts w:ascii="Calibri" w:hAnsi="Calibri" w:cs="Calibri"/>
-          <w:sz w:val="22"/>
-          <w:szCs w:val="22"/>
-        </w:rPr>
-        <w:t>.</w:t>
-      </w:r>
-    </w:p>
-    <w:p>
-      <w:pPr>
-        <w:pStyle w:val="NormalWeb"/>
-        <w:ind w:left="360"/>
-        <w:rPr>
-          <w:rFonts w:ascii="Calibri" w:hAnsi="Calibri" w:cs="Calibri"/>
-          <w:sz w:val="22"/>
-          <w:szCs w:val="22"/>
-        </w:rPr>
-      </w:pPr>
-      <w:r>
-        <w:rPr>
-          <w:rFonts w:ascii="Calibri" w:hAnsi="Calibri" w:cs="Calibri"/>
-          <w:sz w:val="22"/>
-          <w:szCs w:val="22"/>
-        </w:rPr>
-        <w:t xml:space="preserve">Del Turismo, O. M. (1999). </w:t>
-      </w:r>
-      <w:r>
-        <w:rPr>
-          <w:rStyle w:val="nfasis"/>
-          <w:rFonts w:ascii="Calibri" w:hAnsi="Calibri" w:cs="Calibri"/>
-          <w:sz w:val="22"/>
-          <w:szCs w:val="22"/>
-        </w:rPr>
-        <w:t>Código ético mundial para el turismo</w:t>
-      </w:r>
-      <w:r>
-        <w:rPr>
-          <w:rFonts w:ascii="Calibri" w:hAnsi="Calibri" w:cs="Calibri"/>
-          <w:sz w:val="22"/>
-          <w:szCs w:val="22"/>
-        </w:rPr>
-        <w:t>. https://www.unwto.org/es/codigo-etico-mundial-para-el-turismo</w:t>
-      </w:r>
-      <w:r>
-        <w:rPr>
-          <w:rFonts w:ascii="Calibri" w:hAnsi="Calibri" w:cs="Calibri"/>
-          <w:sz w:val="22"/>
-          <w:szCs w:val="22"/>
-        </w:rPr>
-        <w:t>.</w:t>
-      </w:r>
-    </w:p>
-    <w:p>
-      <w:pPr>
-        <w:pStyle w:val="NormalWeb"/>
-        <w:ind w:left="360"/>
-        <w:rPr>
-          <w:rFonts w:ascii="Calibri" w:hAnsi="Calibri" w:cs="Calibri"/>
-          <w:sz w:val="22"/>
-          <w:szCs w:val="22"/>
-        </w:rPr>
-      </w:pPr>
-      <w:proofErr w:type="spellStart"/>
-      <w:r>
-        <w:rPr>
-          <w:rFonts w:ascii="Calibri" w:hAnsi="Calibri" w:cs="Calibri"/>
-          <w:sz w:val="22"/>
-          <w:szCs w:val="22"/>
-        </w:rPr>
-        <w:t>Hotelinking</w:t>
-      </w:r>
-      <w:proofErr w:type="spellEnd"/>
-      <w:r>
-        <w:rPr>
-          <w:rFonts w:ascii="Calibri" w:hAnsi="Calibri" w:cs="Calibri"/>
-          <w:sz w:val="22"/>
-          <w:szCs w:val="22"/>
-        </w:rPr>
         <w:t xml:space="preserve">. (s. f.). ¿Qué métodos dispone un hotel para recopilar datos de sus huéspedes? </w:t>
       </w:r>
-      <w:hyperlink w:tgtFrame="_new" w:history="1" w:anchor=":~:text=Una%20de%20las%20opciones%20m%C3%A1s,de%20fidelizaci%C3%B3n%20y%20ventas%20directas" r:id="rId28">
+      <w:hyperlink w:anchor=":~:text=Una%20de%20las%20opciones%20m%C3%A1s,de%20fidelizaci%C3%B3n%20y%20ventas%20directas" r:id="rId27">
         <w:r>
           <w:rPr>
             <w:rStyle w:val="Hipervnculo"/>
@@ -15602,6 +14901,17 @@
           <w:szCs w:val="22"/>
         </w:rPr>
       </w:pPr>
+    </w:p>
+    <w:p>
+      <w:pPr>
+        <w:pStyle w:val="NormalWeb"/>
+        <w:ind w:left="360"/>
+        <w:rPr>
+          <w:rFonts w:ascii="Calibri" w:hAnsi="Calibri" w:cs="Calibri"/>
+          <w:sz w:val="22"/>
+          <w:szCs w:val="22"/>
+        </w:rPr>
+      </w:pPr>
       <w:r>
         <w:rPr>
           <w:rFonts w:ascii="Calibri" w:hAnsi="Calibri" w:cs="Calibri"/>
@@ -16141,15 +15451,145 @@
           <w:szCs w:val="22"/>
         </w:rPr>
       </w:pPr>
-      <w:r>
+    </w:p>
+    <w:p>
+      <w:pPr>
+        <w:pStyle w:val="NormalWeb"/>
+        <w:ind w:left="360"/>
         <w:rPr>
           <w:rFonts w:ascii="Calibri" w:hAnsi="Calibri" w:cs="Calibri"/>
           <w:sz w:val="22"/>
           <w:szCs w:val="22"/>
         </w:rPr>
+      </w:pPr>
+      <w:r>
+        <w:rPr>
+          <w:rFonts w:ascii="Calibri" w:hAnsi="Calibri" w:cs="Calibri"/>
+          <w:sz w:val="22"/>
+          <w:szCs w:val="22"/>
+        </w:rPr>
         <w:t xml:space="preserve">Ley 1581 de 2012. Política de tratamiento y protección de datos personales – Ministerio de Ambiente y Desarrollo Sostenible. Unidad Administrativa Especial Migración Colombia. Artículo 13. Tipos de permiso de ingreso y permanencia. </w:t>
       </w:r>
-      <w:hyperlink r:id="rId29">
+    </w:p>
+    <w:p>
+      <w:pPr>
+        <w:pStyle w:val="NormalWeb"/>
+        <w:ind w:left="360"/>
+        <w:rPr>
+          <w:rFonts w:ascii="Calibri" w:hAnsi="Calibri" w:cs="Calibri"/>
+          <w:sz w:val="22"/>
+          <w:szCs w:val="22"/>
+        </w:rPr>
+      </w:pPr>
+      <w:r>
+        <w:rPr>
+          <w:rFonts w:ascii="Calibri" w:hAnsi="Calibri" w:cs="Calibri"/>
+          <w:sz w:val="22"/>
+          <w:szCs w:val="22"/>
+        </w:rPr>
+        <w:t>Ley 2068 de 2020. Título III. De los prestadores de servicios turísticos y de la calidad turística.</w:t>
+      </w:r>
+    </w:p>
+    <w:p>
+      <w:pPr>
+        <w:pStyle w:val="NormalWeb"/>
+        <w:ind w:left="360"/>
+        <w:rPr>
+          <w:rFonts w:ascii="Calibri" w:hAnsi="Calibri" w:cs="Calibri"/>
+          <w:sz w:val="22"/>
+          <w:szCs w:val="22"/>
+        </w:rPr>
+      </w:pPr>
+      <w:proofErr w:type="spellStart"/>
+      <w:r>
+        <w:rPr>
+          <w:rFonts w:ascii="Calibri" w:hAnsi="Calibri" w:cs="Calibri"/>
+          <w:sz w:val="22"/>
+          <w:szCs w:val="22"/>
+        </w:rPr>
+        <w:t>Manoharan</w:t>
+      </w:r>
+      <w:proofErr w:type="spellEnd"/>
+      <w:r>
+        <w:rPr>
+          <w:rFonts w:ascii="Calibri" w:hAnsi="Calibri" w:cs="Calibri"/>
+          <w:sz w:val="22"/>
+          <w:szCs w:val="22"/>
+        </w:rPr>
+        <w:t xml:space="preserve">, A., Madera, J. M., &amp; </w:t>
+      </w:r>
+      <w:proofErr w:type="spellStart"/>
+      <w:r>
+        <w:rPr>
+          <w:rFonts w:ascii="Calibri" w:hAnsi="Calibri" w:cs="Calibri"/>
+          <w:sz w:val="22"/>
+          <w:szCs w:val="22"/>
+        </w:rPr>
+        <w:t>Singal</w:t>
+      </w:r>
+      <w:proofErr w:type="spellEnd"/>
+      <w:r>
+        <w:rPr>
+          <w:rFonts w:ascii="Calibri" w:hAnsi="Calibri" w:cs="Calibri"/>
+          <w:sz w:val="22"/>
+          <w:szCs w:val="22"/>
+        </w:rPr>
+        <w:t xml:space="preserve">, M. (Eds.). (2024). </w:t>
+      </w:r>
+      <w:r>
+        <w:rPr>
+          <w:rStyle w:val="nfasis"/>
+          <w:rFonts w:ascii="Calibri" w:hAnsi="Calibri" w:cs="Calibri"/>
+          <w:sz w:val="22"/>
+          <w:szCs w:val="22"/>
+        </w:rPr>
+        <w:t>Manual de Routledge sobre gestión de diversidad, equidad e inclusión en la industria hotelera</w:t>
+      </w:r>
+      <w:r>
+        <w:rPr>
+          <w:rFonts w:ascii="Calibri" w:hAnsi="Calibri" w:cs="Calibri"/>
+          <w:sz w:val="22"/>
+          <w:szCs w:val="22"/>
+        </w:rPr>
+        <w:t>. Routledge.</w:t>
+      </w:r>
+    </w:p>
+    <w:p>
+      <w:pPr>
+        <w:pStyle w:val="NormalWeb"/>
+        <w:ind w:left="360"/>
+        <w:rPr>
+          <w:rFonts w:ascii="Calibri" w:hAnsi="Calibri" w:cs="Calibri"/>
+          <w:sz w:val="22"/>
+          <w:szCs w:val="22"/>
+        </w:rPr>
+      </w:pPr>
+      <w:r>
+        <w:rPr>
+          <w:rFonts w:ascii="Calibri" w:hAnsi="Calibri" w:cs="Calibri"/>
+          <w:sz w:val="22"/>
+          <w:szCs w:val="22"/>
+        </w:rPr>
+        <w:t xml:space="preserve">Ministerio de Comercio, Industria y Turismo. (s. f.). </w:t>
+      </w:r>
+      <w:r>
+        <w:rPr>
+          <w:rStyle w:val="nfasis"/>
+          <w:rFonts w:ascii="Calibri" w:hAnsi="Calibri" w:cs="Calibri"/>
+          <w:sz w:val="22"/>
+          <w:szCs w:val="22"/>
+        </w:rPr>
+        <w:t>Norma Técnica Sectorial Colombiana NTSH-006</w:t>
+      </w:r>
+      <w:r>
+        <w:rPr>
+          <w:rFonts w:ascii="Calibri" w:hAnsi="Calibri" w:cs="Calibri"/>
+          <w:sz w:val="22"/>
+          <w:szCs w:val="22"/>
+        </w:rPr>
+        <w:t xml:space="preserve">. </w:t>
+      </w:r>
+      <w:hyperlink r:id="rId28">
         <w:r>
           <w:rPr>
             <w:rStyle w:val="Hipervnculo"/>
@@ -16157,16 +15597,7 @@
             <w:sz w:val="22"/>
             <w:szCs w:val="22"/>
           </w:rPr>
-          <w:t>https://www.cancilleria.gov.co/sites/default/files/Normograma/docs/resolucion_uaemc_3167_2019.htm</w:t>
-        </w:r>
-        <w:r>
-          <w:rPr>
-            <w:rStyle w:val="Hipervnculo"/>
-            <w:rFonts w:ascii="Calibri" w:hAnsi="Calibri" w:cs="Calibri"/>
-            <w:sz w:val="22"/>
-            <w:szCs w:val="22"/>
-          </w:rPr>
-          <w:t>.</w:t>
+          <w:t>https://www.mincit.gov.co/minturismo/calidad-y-desarrollo-sostenible/calidad-turistica/normas-tecnicas-sectoriales</w:t>
         </w:r>
       </w:hyperlink>
     </w:p>
@@ -16186,54 +15617,7 @@
           <w:sz w:val="22"/>
           <w:szCs w:val="22"/>
         </w:rPr>
-        <w:t>Ley 2068 de 2020. Título III. De los prestadores de servicios turísticos y de la calidad turística.</w:t>
-      </w:r>
-    </w:p>
-    <w:p>
-      <w:pPr>
-        <w:pStyle w:val="NormalWeb"/>
-        <w:ind w:left="360"/>
-        <w:rPr>
-          <w:rFonts w:ascii="Calibri" w:hAnsi="Calibri" w:cs="Calibri"/>
-          <w:sz w:val="22"/>
-          <w:szCs w:val="22"/>
-        </w:rPr>
-      </w:pPr>
-      <w:proofErr w:type="spellStart"/>
-      <w:r>
-        <w:rPr>
-          <w:rFonts w:ascii="Calibri" w:hAnsi="Calibri" w:cs="Calibri"/>
-          <w:sz w:val="22"/>
-          <w:szCs w:val="22"/>
-        </w:rPr>
-        <w:t>Manoharan</w:t>
-      </w:r>
-      <w:proofErr w:type="spellEnd"/>
-      <w:r>
-        <w:rPr>
-          <w:rFonts w:ascii="Calibri" w:hAnsi="Calibri" w:cs="Calibri"/>
-          <w:sz w:val="22"/>
-          <w:szCs w:val="22"/>
-        </w:rPr>
-        <w:t xml:space="preserve">, A., Madera, J. M., &amp; </w:t>
-      </w:r>
-      <w:proofErr w:type="spellStart"/>
-      <w:r>
-        <w:rPr>
-          <w:rFonts w:ascii="Calibri" w:hAnsi="Calibri" w:cs="Calibri"/>
-          <w:sz w:val="22"/>
-          <w:szCs w:val="22"/>
-        </w:rPr>
-        <w:t>Singal</w:t>
-      </w:r>
-      <w:proofErr w:type="spellEnd"/>
-      <w:r>
-        <w:rPr>
-          <w:rFonts w:ascii="Calibri" w:hAnsi="Calibri" w:cs="Calibri"/>
-          <w:sz w:val="22"/>
-          <w:szCs w:val="22"/>
-        </w:rPr>
-        <w:t xml:space="preserve">, M. (Eds.). (2024). </w:t>
+        <w:t xml:space="preserve">Ministerio de Comercio, Industria y Turismo. (s. f.). </w:t>
       </w:r>
       <w:r>
         <w:rPr>
@@ -16242,7 +15626,7 @@
           <w:sz w:val="22"/>
           <w:szCs w:val="22"/>
         </w:rPr>
-        <w:t>Manual de Routledge sobre gestión de diversidad, equidad e inclusión en la industria hotelera</w:t>
+        <w:t>Tarjeta de Registro de Alojamiento – TRA</w:t>
       </w:r>
       <w:r>
         <w:rPr>
@@ -16250,101 +15634,9 @@
           <w:sz w:val="22"/>
           <w:szCs w:val="22"/>
         </w:rPr>
-        <w:t>. Routledge.</w:t>
-      </w:r>
-    </w:p>
-    <w:p>
-      <w:pPr>
-        <w:pStyle w:val="NormalWeb"/>
-        <w:ind w:left="360"/>
-        <w:rPr>
-          <w:rFonts w:ascii="Calibri" w:hAnsi="Calibri" w:cs="Calibri"/>
-          <w:sz w:val="22"/>
-          <w:szCs w:val="22"/>
-        </w:rPr>
-      </w:pPr>
-      <w:r>
-        <w:rPr>
-          <w:rFonts w:ascii="Calibri" w:hAnsi="Calibri" w:cs="Calibri"/>
-          <w:sz w:val="22"/>
-          <w:szCs w:val="22"/>
-        </w:rPr>
-        <w:t xml:space="preserve">Ministerio de Comercio, Industria y Turismo. (s. f.). </w:t>
-      </w:r>
-      <w:r>
-        <w:rPr>
-          <w:rStyle w:val="nfasis"/>
-          <w:rFonts w:ascii="Calibri" w:hAnsi="Calibri" w:cs="Calibri"/>
-          <w:sz w:val="22"/>
-          <w:szCs w:val="22"/>
-        </w:rPr>
-        <w:t>Norma Técnica Sectorial Colombiana NTSH-006</w:t>
-      </w:r>
-      <w:r>
-        <w:rPr>
-          <w:rFonts w:ascii="Calibri" w:hAnsi="Calibri" w:cs="Calibri"/>
-          <w:sz w:val="22"/>
-          <w:szCs w:val="22"/>
-        </w:rPr>
         <w:t xml:space="preserve">. </w:t>
       </w:r>
-      <w:hyperlink r:id="rId30">
-        <w:r>
-          <w:rPr>
-            <w:rStyle w:val="Hipervnculo"/>
-            <w:rFonts w:ascii="Calibri" w:hAnsi="Calibri" w:cs="Calibri"/>
-            <w:sz w:val="22"/>
-            <w:szCs w:val="22"/>
-          </w:rPr>
-          <w:t>https://www.mincit.gov.co/getattachment/minturismo/calidad-y-desarrollo-sostenible/calidad-turistica/normas-tecnicas-sectoriales/nts-alojamiento-y-hospedaje-1/norma-tecnica-sectorial-colombiana-ntsh-006-i-actu/norma-tecnica-sectorial-colombiana-ntsh-006-i.pdf.aspx</w:t>
-        </w:r>
-        <w:r>
-          <w:rPr>
-            <w:rStyle w:val="Hipervnculo"/>
-            <w:rFonts w:ascii="Calibri" w:hAnsi="Calibri" w:cs="Calibri"/>
-            <w:sz w:val="22"/>
-            <w:szCs w:val="22"/>
-          </w:rPr>
-          <w:t>.</w:t>
-        </w:r>
-      </w:hyperlink>
-    </w:p>
-    <w:p>
-      <w:pPr>
-        <w:pStyle w:val="NormalWeb"/>
-        <w:ind w:left="360"/>
-        <w:rPr>
-          <w:rFonts w:ascii="Calibri" w:hAnsi="Calibri" w:cs="Calibri"/>
-          <w:sz w:val="22"/>
-          <w:szCs w:val="22"/>
-        </w:rPr>
-      </w:pPr>
-      <w:r>
-        <w:rPr>
-          <w:rFonts w:ascii="Calibri" w:hAnsi="Calibri" w:cs="Calibri"/>
-          <w:sz w:val="22"/>
-          <w:szCs w:val="22"/>
-        </w:rPr>
-        <w:t xml:space="preserve">Ministerio de Comercio, Industria y Turismo. (s. f.). </w:t>
-      </w:r>
-      <w:r>
-        <w:rPr>
-          <w:rStyle w:val="nfasis"/>
-          <w:rFonts w:ascii="Calibri" w:hAnsi="Calibri" w:cs="Calibri"/>
-          <w:sz w:val="22"/>
-          <w:szCs w:val="22"/>
-        </w:rPr>
-        <w:t>Tarjeta de Registro de Alojamiento – TRA</w:t>
-      </w:r>
-      <w:r>
-        <w:rPr>
-          <w:rFonts w:ascii="Calibri" w:hAnsi="Calibri" w:cs="Calibri"/>
-          <w:sz w:val="22"/>
-          <w:szCs w:val="22"/>
-        </w:rPr>
-        <w:t xml:space="preserve">. </w:t>
-      </w:r>
-      <w:hyperlink w:tgtFrame="_new" w:history="1" r:id="rId31">
+      <w:hyperlink r:id="rId29">
         <w:r>
           <w:rPr>
             <w:rStyle w:val="Hipervnculo"/>
@@ -16382,7 +15674,23 @@
           <w:sz w:val="22"/>
           <w:szCs w:val="22"/>
         </w:rPr>
-        <w:t xml:space="preserve">. (2025). </w:t>
+        <w:t>. (202</w:t>
+      </w:r>
+      <w:r>
+        <w:rPr>
+          <w:rFonts w:ascii="Calibri" w:hAnsi="Calibri" w:cs="Calibri"/>
+          <w:sz w:val="22"/>
+          <w:szCs w:val="22"/>
+        </w:rPr>
+        <w:t>4</w:t>
+      </w:r>
+      <w:r>
+        <w:rPr>
+          <w:rFonts w:ascii="Calibri" w:hAnsi="Calibri" w:cs="Calibri"/>
+          <w:sz w:val="22"/>
+          <w:szCs w:val="22"/>
+        </w:rPr>
+        <w:t xml:space="preserve">). </w:t>
       </w:r>
       <w:r>
         <w:rPr>
@@ -16391,7 +15699,7 @@
           <w:sz w:val="22"/>
           <w:szCs w:val="22"/>
         </w:rPr>
-        <w:t xml:space="preserve">Todo sobre el </w:t>
+        <w:t xml:space="preserve">Todo lo que necesitas saber sobre el </w:t>
       </w:r>
       <w:proofErr w:type="spellStart"/>
       <w:r>
@@ -16411,7 +15719,7 @@
           <w:sz w:val="22"/>
           <w:szCs w:val="22"/>
         </w:rPr>
-        <w:t>-in móvil para hoteles | Guía</w:t>
+        <w:t>-in móvil para hoteles</w:t>
       </w:r>
       <w:r>
         <w:rPr>
@@ -16421,7 +15729,7 @@
         </w:rPr>
         <w:t xml:space="preserve">. </w:t>
       </w:r>
-      <w:hyperlink w:tgtFrame="_new" w:history="1" w:anchor=":~:text=Mews%20es%20la%20opci%C3%B3n%20ideal,check%2Din%20de%20manera%20aut%C3%B3noma" r:id="rId32">
+      <w:hyperlink w:anchor=":~:text=Mews%20es%20la%20opci%C3%B3n%20ideal,check%2Din%20de%20manera%20aut%C3%B3noma" r:id="rId30">
         <w:r>
           <w:rPr>
             <w:rStyle w:val="Hipervnculo"/>
@@ -16522,7 +15830,7 @@
         </w:rPr>
         <w:t xml:space="preserve">. </w:t>
       </w:r>
-      <w:hyperlink r:id="rId33">
+      <w:hyperlink r:id="rId31">
         <w:r>
           <w:rPr>
             <w:rStyle w:val="Hipervnculo"/>
@@ -16593,7 +15901,7 @@
         </w:rPr>
         <w:t xml:space="preserve">. </w:t>
       </w:r>
-      <w:hyperlink r:id="rId34">
+      <w:hyperlink r:id="rId32">
         <w:r>
           <w:rPr>
             <w:rStyle w:val="Hipervnculo"/>
@@ -16629,27 +15937,15 @@
     <w:p>
       <w:pPr>
         <w:pStyle w:val="Ttulo1"/>
-        <w:numPr>
-          <w:ilvl w:val="0"/>
-          <w:numId w:val="10"/>
-        </w:numPr>
-        <w:rPr>
-          <w:b w:val="0"/>
+        <w:rPr>
           <w:color w:val="000000"/>
-          <w:sz w:val="20"/>
-          <w:szCs w:val="20"/>
-        </w:rPr>
-      </w:pPr>
-      <w:bookmarkStart w:name="_Toc200357450" w:id="35"/>
-      <w:r>
-        <w:rPr>
-          <w:color w:val="000000"/>
-          <w:sz w:val="20"/>
-          <w:szCs w:val="20"/>
-        </w:rPr>
+        </w:rPr>
+      </w:pPr>
+      <w:bookmarkStart w:name="_Toc1981130482" w:id="36"/>
+      <w:r>
         <w:t>CONTROL DEL DOCUMENTO</w:t>
       </w:r>
-      <w:bookmarkEnd w:id="35"/>
+      <w:bookmarkEnd w:id="36"/>
     </w:p>
     <w:p>
       <w:pPr>
@@ -17145,29 +16441,13 @@
     <w:p>
       <w:pPr>
         <w:pStyle w:val="Ttulo1"/>
-        <w:numPr>
-          <w:ilvl w:val="0"/>
-          <w:numId w:val="10"/>
-        </w:numPr>
-        <w:rPr>
-          <w:sz w:val="20"/>
-          <w:szCs w:val="20"/>
-        </w:rPr>
-      </w:pPr>
-      <w:bookmarkStart w:name="_Toc200357451" w:id="36"/>
-      <w:r>
-        <w:rPr>
-          <w:sz w:val="20"/>
-          <w:szCs w:val="20"/>
-        </w:rPr>
+      </w:pPr>
+      <w:bookmarkStart w:name="_Toc870432085" w:id="37"/>
+      <w:r>
         <w:t>CONTROL DE CAMBIOS</w:t>
       </w:r>
-      <w:bookmarkEnd w:id="36"/>
-      <w:r>
-        <w:rPr>
-          <w:sz w:val="20"/>
-          <w:szCs w:val="20"/>
-        </w:rPr>
+      <w:bookmarkEnd w:id="37"/>
+      <w:r>
         <w:t xml:space="preserve"> </w:t>
       </w:r>
     </w:p>
@@ -17614,8 +16894,8 @@
       </w:r>
     </w:p>
     <w:sectPr>
-      <w:headerReference w:type="default" r:id="rId35"/>
-      <w:footerReference w:type="default" r:id="rId36"/>
+      <w:headerReference w:type="default" r:id="rId33"/>
+      <w:footerReference w:type="default" r:id="rId34"/>
       <w:pgSz w:w="12240" w:h="15840" w:orient="portrait"/>
       <w:pgMar w:top="1701" w:right="1134" w:bottom="1134" w:left="1134" w:header="720" w:footer="0" w:gutter="0"/>
       <w:pgNumType w:start="1"/>
@@ -17627,7 +16907,7 @@
 
 <file path=word/comments.xml><?xml version="1.0" encoding="utf-8"?>
 <w:comments xmlns:wpc="http://schemas.microsoft.com/office/word/2010/wordprocessingCanvas" xmlns:cx="http://schemas.microsoft.com/office/drawing/2014/chartex" xmlns:cx1="http://schemas.microsoft.com/office/drawing/2015/9/8/chartex" xmlns:cx2="http://schemas.microsoft.com/office/drawing/2015/10/21/chartex" xmlns:cx3="http://schemas.microsoft.com/office/drawing/2016/5/9/chartex" xmlns:cx4="http://schemas.microsoft.com/office/drawing/2016/5/10/chartex" xmlns:cx5="http://schemas.microsoft.com/office/drawing/2016/5/11/chartex" xmlns:cx6="http://schemas.microsoft.com/office/drawing/2016/5/12/chartex" xmlns:cx7="http://schemas.microsoft.com/office/drawing/2016/5/13/chartex" xmlns:cx8="http://schemas.microsoft.com/office/drawing/2016/5/14/chartex" xmlns:mc="http://schemas.openxmlformats.org/markup-compatibility/2006" xmlns:aink="http://schemas.microsoft.com/office/drawing/2016/ink" xmlns:am3d="http://schemas.microsoft.com/office/drawing/2017/model3d" xmlns:o="urn:schemas-microsoft-com:office:office" xmlns:r="http://schemas.openxmlformats.org/officeDocument/2006/relationships" xmlns:m="http://schemas.openxmlformats.org/officeDocument/2006/math" xmlns:v="urn:schemas-microsoft-com:vml" xmlns:wp14="http://schemas.microsoft.com/office/word/2010/wordprocessingDrawing" xmlns:wp="http://schemas.openxmlformats.org/drawingml/2006/wordprocessingDrawing" xmlns:w10="urn:schemas-microsoft-com:office:word" xmlns:w="http://schemas.openxmlformats.org/wordprocessingml/2006/main" xmlns:w14="http://schemas.microsoft.com/office/word/2010/wordml" xmlns:w15="http://schemas.microsoft.com/office/word/2012/wordml" xmlns:w16cex="http://schemas.microsoft.com/office/word/2018/wordml/cex" xmlns:w16cid="http://schemas.microsoft.com/office/word/2016/wordml/cid" xmlns:w16="http://schemas.microsoft.com/office/word/2018/wordml" xmlns:w16sdtdh="http://schemas.microsoft.com/office/word/2020/wordml/sdtdatahash" xmlns:w16se="http://schemas.microsoft.com/office/word/2015/wordml/symex" xmlns:wpg="http://schemas.microsoft.com/office/word/2010/wordprocessingGroup" xmlns:wpi="http://schemas.microsoft.com/office/word/2010/wordprocessingInk" xmlns:wne="http://schemas.microsoft.com/office/word/2006/wordml" xmlns:wps="http://schemas.microsoft.com/office/word/2010/wordprocessingShape" mc:Ignorable="w14 w15 w16se w16cid w16 w16cex w16sdtdh wp14">
-  <w:comment w:initials="E" w:author="EQUIPO" w:date="2025-05-05T10:23:00Z" w:id="14">
+  <w:comment w:initials="E" w:author="EQUIPO" w:date="2025-05-05T10:23:00Z" w:id="13">
     <w:p>
       <w:pPr>
         <w:pStyle w:val="Textocomentario"/>
@@ -17649,7 +16929,7 @@
       </w:r>
     </w:p>
   </w:comment>
-  <w:comment w:initials="EQ" w:author="EQUIPO" w:date="2025-04-28T15:00:00Z" w:id="16">
+  <w:comment w:initials="EQ" w:author="EQUIPO" w:date="2025-04-28T15:00:00Z" w:id="15">
     <w:p>
       <w:r>
         <w:annotationRef/>
@@ -17659,7 +16939,7 @@
       </w:r>
     </w:p>
   </w:comment>
-  <w:comment w:initials="E" w:author="EQUIPO" w:date="2025-04-28T22:00:00Z" w:id="17">
+  <w:comment w:initials="E" w:author="EQUIPO" w:date="2025-04-28T22:00:00Z" w:id="16">
     <w:p>
       <w:pPr>
         <w:pStyle w:val="Textocomentario"/>
@@ -17689,31 +16969,37 @@
       <w:r>
         <w:t xml:space="preserve">Texto alternativo: La guía práctica del </w:t>
       </w:r>
+      <w:proofErr w:type="spellStart"/>
       <w:r>
         <w:rPr>
           <w:i/>
           <w:iCs/>
         </w:rPr>
-        <w:t>check-in</w:t>
+        <w:t>check</w:t>
+      </w:r>
+      <w:proofErr w:type="spellEnd"/>
+      <w:r>
+        <w:rPr>
+          <w:i/>
+          <w:iCs/>
+        </w:rPr>
+        <w:t>-in</w:t>
       </w:r>
       <w:r>
         <w:t xml:space="preserve"> aborda el protocolo de atención y presentación, el manejo de la bitácora, el registro correcto de huéspedes y el control de llaves, cumpliendo con la normativa de protección de datos.</w:t>
       </w:r>
     </w:p>
   </w:comment>
-  <w:comment xmlns:w="http://schemas.openxmlformats.org/wordprocessingml/2006/main" w:initials="EP" w:author="Erika Fernanda Mejía Pinzón" w:date="2025-06-18T11:24:01" w:id="1716463630">
-    <w:p xmlns:w14="http://schemas.microsoft.com/office/word/2010/wordml" xmlns:w="http://schemas.openxmlformats.org/wordprocessingml/2006/main">
-      <w:pPr>
-        <w:pStyle w:val="CommentText"/>
-      </w:pPr>
-      <w:r>
-        <w:rPr>
-          <w:rStyle w:val="CommentReference"/>
-        </w:rPr>
+  <w:comment w:initials="EP" w:author="Erika Fernanda Mejía Pinzón" w:date="2025-06-18T11:24:00Z" w:id="31">
+    <w:p>
+      <w:r>
         <w:annotationRef/>
       </w:r>
       <w:r>
-        <w:t>https://sena4.sharepoint.com/:p:/r/sites/VirtualizacionRED/_layouts/15/Doc.aspx?sourcedoc=%7BCC477CBB-B59E-437E-963F-8F62D087A22E%7D&amp;file=SINTESIS%20CF2_CHECK%20IN.pptx&amp;action=edit&amp;mobileredirect=true</w:t>
+        <w:t>https://sena4.sharepoint.com/:p:/r/sites/VirtualizacionRED/_layouts/15/Doc.aspx?sourcedoc=%7BCC477CBB-B59E-437E-963F-8F62D087A22E%7D&amp;file=SINTESIS%20C</w:t>
+      </w:r>
+      <w:r>
+        <w:t>F2_CHECK%20IN.pptx&amp;action=edit&amp;mobileredirect=true</w:t>
       </w:r>
     </w:p>
   </w:comment>
@@ -17721,24 +17007,24 @@
 </file>
 
 <file path=word/commentsExtended.xml><?xml version="1.0" encoding="utf-8"?>
-<w15:commentsEx xmlns:mc="http://schemas.openxmlformats.org/markup-compatibility/2006" xmlns:w15="http://schemas.microsoft.com/office/word/2012/wordml" mc:Ignorable="w15">
-  <w15:commentEx w15:done="0" w15:paraId="0896E48F"/>
-  <w15:commentEx w15:done="0" w15:paraId="52DFA671"/>
-  <w15:commentEx w15:done="0" w15:paraId="77D41BC6"/>
-  <w15:commentEx w15:done="0" w15:paraId="3C4953BE"/>
-  <w15:commentEx w15:done="0" w15:paraId="6BAD31F1"/>
+<w15:commentsEx xmlns:wpc="http://schemas.microsoft.com/office/word/2010/wordprocessingCanvas" xmlns:cx="http://schemas.microsoft.com/office/drawing/2014/chartex" xmlns:cx1="http://schemas.microsoft.com/office/drawing/2015/9/8/chartex" xmlns:cx2="http://schemas.microsoft.com/office/drawing/2015/10/21/chartex" xmlns:cx3="http://schemas.microsoft.com/office/drawing/2016/5/9/chartex" xmlns:cx4="http://schemas.microsoft.com/office/drawing/2016/5/10/chartex" xmlns:cx5="http://schemas.microsoft.com/office/drawing/2016/5/11/chartex" xmlns:cx6="http://schemas.microsoft.com/office/drawing/2016/5/12/chartex" xmlns:cx7="http://schemas.microsoft.com/office/drawing/2016/5/13/chartex" xmlns:cx8="http://schemas.microsoft.com/office/drawing/2016/5/14/chartex" xmlns:mc="http://schemas.openxmlformats.org/markup-compatibility/2006" xmlns:aink="http://schemas.microsoft.com/office/drawing/2016/ink" xmlns:am3d="http://schemas.microsoft.com/office/drawing/2017/model3d" xmlns:o="urn:schemas-microsoft-com:office:office" xmlns:r="http://schemas.openxmlformats.org/officeDocument/2006/relationships" xmlns:m="http://schemas.openxmlformats.org/officeDocument/2006/math" xmlns:v="urn:schemas-microsoft-com:vml" xmlns:wp14="http://schemas.microsoft.com/office/word/2010/wordprocessingDrawing" xmlns:wp="http://schemas.openxmlformats.org/drawingml/2006/wordprocessingDrawing" xmlns:w10="urn:schemas-microsoft-com:office:word" xmlns:w="http://schemas.openxmlformats.org/wordprocessingml/2006/main" xmlns:w14="http://schemas.microsoft.com/office/word/2010/wordml" xmlns:w15="http://schemas.microsoft.com/office/word/2012/wordml" xmlns:w16cex="http://schemas.microsoft.com/office/word/2018/wordml/cex" xmlns:w16cid="http://schemas.microsoft.com/office/word/2016/wordml/cid" xmlns:w16="http://schemas.microsoft.com/office/word/2018/wordml" xmlns:w16sdtdh="http://schemas.microsoft.com/office/word/2020/wordml/sdtdatahash" xmlns:w16se="http://schemas.microsoft.com/office/word/2015/wordml/symex" xmlns:wpg="http://schemas.microsoft.com/office/word/2010/wordprocessingGroup" xmlns:wpi="http://schemas.microsoft.com/office/word/2010/wordprocessingInk" xmlns:wne="http://schemas.microsoft.com/office/word/2006/wordml" xmlns:wps="http://schemas.microsoft.com/office/word/2010/wordprocessingShape" mc:Ignorable="w14 w15 w16se w16cid w16 w16cex w16sdtdh wp14">
+  <w15:commentEx w15:paraId="0896E48F" w15:done="0"/>
+  <w15:commentEx w15:paraId="52DFA671" w15:done="0"/>
+  <w15:commentEx w15:paraId="77D41BC6" w15:done="0"/>
+  <w15:commentEx w15:paraId="3C4953BE" w15:done="0"/>
+  <w15:commentEx w15:paraId="6BAD31F1" w15:done="0"/>
 </w15:commentsEx>
 </file>
 
 <file path=word/commentsExtensible.xml><?xml version="1.0" encoding="utf-8"?>
-<w16cex:commentsExtensible xmlns:w16="http://schemas.microsoft.com/office/word/2018/wordml" xmlns:w16cex="http://schemas.microsoft.com/office/word/2018/wordml/cex" xmlns:mc="http://schemas.openxmlformats.org/markup-compatibility/2006" mc:Ignorable="w16 w16cex">
+<w16cex:commentsExtensible xmlns:wpc="http://schemas.microsoft.com/office/word/2010/wordprocessingCanvas" xmlns:cx="http://schemas.microsoft.com/office/drawing/2014/chartex" xmlns:cx1="http://schemas.microsoft.com/office/drawing/2015/9/8/chartex" xmlns:cx2="http://schemas.microsoft.com/office/drawing/2015/10/21/chartex" xmlns:cx3="http://schemas.microsoft.com/office/drawing/2016/5/9/chartex" xmlns:cx4="http://schemas.microsoft.com/office/drawing/2016/5/10/chartex" xmlns:cx5="http://schemas.microsoft.com/office/drawing/2016/5/11/chartex" xmlns:cx6="http://schemas.microsoft.com/office/drawing/2016/5/12/chartex" xmlns:cx7="http://schemas.microsoft.com/office/drawing/2016/5/13/chartex" xmlns:cx8="http://schemas.microsoft.com/office/drawing/2016/5/14/chartex" xmlns:mc="http://schemas.openxmlformats.org/markup-compatibility/2006" xmlns:aink="http://schemas.microsoft.com/office/drawing/2016/ink" xmlns:am3d="http://schemas.microsoft.com/office/drawing/2017/model3d" xmlns:o="urn:schemas-microsoft-com:office:office" xmlns:r="http://schemas.openxmlformats.org/officeDocument/2006/relationships" xmlns:m="http://schemas.openxmlformats.org/officeDocument/2006/math" xmlns:v="urn:schemas-microsoft-com:vml" xmlns:wp14="http://schemas.microsoft.com/office/word/2010/wordprocessingDrawing" xmlns:wp="http://schemas.openxmlformats.org/drawingml/2006/wordprocessingDrawing" xmlns:w10="urn:schemas-microsoft-com:office:word" xmlns:w="http://schemas.openxmlformats.org/wordprocessingml/2006/main" xmlns:w14="http://schemas.microsoft.com/office/word/2010/wordml" xmlns:w15="http://schemas.microsoft.com/office/word/2012/wordml" xmlns:w16cex="http://schemas.microsoft.com/office/word/2018/wordml/cex" xmlns:w16cid="http://schemas.microsoft.com/office/word/2016/wordml/cid" xmlns:w16="http://schemas.microsoft.com/office/word/2018/wordml" xmlns:w16sdtdh="http://schemas.microsoft.com/office/word/2020/wordml/sdtdatahash" xmlns:w16se="http://schemas.microsoft.com/office/word/2015/wordml/symex" xmlns:wpg="http://schemas.microsoft.com/office/word/2010/wordprocessingGroup" xmlns:wpi="http://schemas.microsoft.com/office/word/2010/wordprocessingInk" xmlns:wne="http://schemas.microsoft.com/office/word/2006/wordml" xmlns:wps="http://schemas.microsoft.com/office/word/2010/wordprocessingShape" mc:Ignorable="w14 w15 w16se w16cid w16 w16cex w16sdtdh wp14">
   <w16cex:commentExtensible w16cex:durableId="2BF13564" w16cex:dateUtc="2025-06-09T15:26:00Z"/>
-  <w16cex:commentExtensible w16cex:durableId="75681DB0" w16cex:dateUtc="2025-06-18T16:24:01.908Z"/>
+  <w16cex:commentExtensible w16cex:durableId="75681DB0" w16cex:dateUtc="2025-06-18T16:24:00Z"/>
 </w16cex:commentsExtensible>
 </file>
 
 <file path=word/commentsIds.xml><?xml version="1.0" encoding="utf-8"?>
-<w16cid:commentsIds xmlns:mc="http://schemas.openxmlformats.org/markup-compatibility/2006" xmlns:w16cid="http://schemas.microsoft.com/office/word/2016/wordml/cid" mc:Ignorable="w16cid">
+<w16cid:commentsIds xmlns:wpc="http://schemas.microsoft.com/office/word/2010/wordprocessingCanvas" xmlns:cx="http://schemas.microsoft.com/office/drawing/2014/chartex" xmlns:cx1="http://schemas.microsoft.com/office/drawing/2015/9/8/chartex" xmlns:cx2="http://schemas.microsoft.com/office/drawing/2015/10/21/chartex" xmlns:cx3="http://schemas.microsoft.com/office/drawing/2016/5/9/chartex" xmlns:cx4="http://schemas.microsoft.com/office/drawing/2016/5/10/chartex" xmlns:cx5="http://schemas.microsoft.com/office/drawing/2016/5/11/chartex" xmlns:cx6="http://schemas.microsoft.com/office/drawing/2016/5/12/chartex" xmlns:cx7="http://schemas.microsoft.com/office/drawing/2016/5/13/chartex" xmlns:cx8="http://schemas.microsoft.com/office/drawing/2016/5/14/chartex" xmlns:mc="http://schemas.openxmlformats.org/markup-compatibility/2006" xmlns:aink="http://schemas.microsoft.com/office/drawing/2016/ink" xmlns:am3d="http://schemas.microsoft.com/office/drawing/2017/model3d" xmlns:o="urn:schemas-microsoft-com:office:office" xmlns:r="http://schemas.openxmlformats.org/officeDocument/2006/relationships" xmlns:m="http://schemas.openxmlformats.org/officeDocument/2006/math" xmlns:v="urn:schemas-microsoft-com:vml" xmlns:wp14="http://schemas.microsoft.com/office/word/2010/wordprocessingDrawing" xmlns:wp="http://schemas.openxmlformats.org/drawingml/2006/wordprocessingDrawing" xmlns:w10="urn:schemas-microsoft-com:office:word" xmlns:w="http://schemas.openxmlformats.org/wordprocessingml/2006/main" xmlns:w14="http://schemas.microsoft.com/office/word/2010/wordml" xmlns:w15="http://schemas.microsoft.com/office/word/2012/wordml" xmlns:w16cex="http://schemas.microsoft.com/office/word/2018/wordml/cex" xmlns:w16cid="http://schemas.microsoft.com/office/word/2016/wordml/cid" xmlns:w16="http://schemas.microsoft.com/office/word/2018/wordml" xmlns:w16sdtdh="http://schemas.microsoft.com/office/word/2020/wordml/sdtdatahash" xmlns:w16se="http://schemas.microsoft.com/office/word/2015/wordml/symex" xmlns:wpg="http://schemas.microsoft.com/office/word/2010/wordprocessingGroup" xmlns:wpi="http://schemas.microsoft.com/office/word/2010/wordprocessingInk" xmlns:wne="http://schemas.microsoft.com/office/word/2006/wordml" xmlns:wps="http://schemas.microsoft.com/office/word/2010/wordprocessingShape" mc:Ignorable="w14 w15 w16se w16cid w16 w16cex w16sdtdh wp14">
   <w16cid:commentId w16cid:paraId="0896E48F" w16cid:durableId="2BEA8566"/>
   <w16cid:commentId w16cid:paraId="52DFA671" w16cid:durableId="5A8B0B82"/>
   <w16cid:commentId w16cid:paraId="77D41BC6" w16cid:durableId="2BEA8567"/>
@@ -20607,7 +19893,6 @@
     <w:lvl w:ilvl="0" w:tplc="28583AFE">
       <w:start w:val="1"/>
       <w:numFmt w:val="decimal"/>
-      <w:pStyle w:val="Ttulo1"/>
       <w:lvlText w:val="%1. "/>
       <w:lvlJc w:val="left"/>
       <w:pPr>
@@ -23931,15 +23216,12 @@
 </file>
 
 <file path=word/people.xml><?xml version="1.0" encoding="utf-8"?>
-<w15:people xmlns:mc="http://schemas.openxmlformats.org/markup-compatibility/2006" xmlns:w15="http://schemas.microsoft.com/office/word/2012/wordml" mc:Ignorable="w15">
+<w15:people xmlns:wpc="http://schemas.microsoft.com/office/word/2010/wordprocessingCanvas" xmlns:cx="http://schemas.microsoft.com/office/drawing/2014/chartex" xmlns:cx1="http://schemas.microsoft.com/office/drawing/2015/9/8/chartex" xmlns:cx2="http://schemas.microsoft.com/office/drawing/2015/10/21/chartex" xmlns:cx3="http://schemas.microsoft.com/office/drawing/2016/5/9/chartex" xmlns:cx4="http://schemas.microsoft.com/office/drawing/2016/5/10/chartex" xmlns:cx5="http://schemas.microsoft.com/office/drawing/2016/5/11/chartex" xmlns:cx6="http://schemas.microsoft.com/office/drawing/2016/5/12/chartex" xmlns:cx7="http://schemas.microsoft.com/office/drawing/2016/5/13/chartex" xmlns:cx8="http://schemas.microsoft.com/office/drawing/2016/5/14/chartex" xmlns:mc="http://schemas.openxmlformats.org/markup-compatibility/2006" xmlns:aink="http://schemas.microsoft.com/office/drawing/2016/ink" xmlns:am3d="http://schemas.microsoft.com/office/drawing/2017/model3d" xmlns:o="urn:schemas-microsoft-com:office:office" xmlns:r="http://schemas.openxmlformats.org/officeDocument/2006/relationships" xmlns:m="http://schemas.openxmlformats.org/officeDocument/2006/math" xmlns:v="urn:schemas-microsoft-com:vml" xmlns:wp14="http://schemas.microsoft.com/office/word/2010/wordprocessingDrawing" xmlns:wp="http://schemas.openxmlformats.org/drawingml/2006/wordprocessingDrawing" xmlns:w10="urn:schemas-microsoft-com:office:word" xmlns:w="http://schemas.openxmlformats.org/wordprocessingml/2006/main" xmlns:w14="http://schemas.microsoft.com/office/word/2010/wordml" xmlns:w15="http://schemas.microsoft.com/office/word/2012/wordml" xmlns:w16cex="http://schemas.microsoft.com/office/word/2018/wordml/cex" xmlns:w16cid="http://schemas.microsoft.com/office/word/2016/wordml/cid" xmlns:w16="http://schemas.microsoft.com/office/word/2018/wordml" xmlns:w16sdtdh="http://schemas.microsoft.com/office/word/2020/wordml/sdtdatahash" xmlns:w16se="http://schemas.microsoft.com/office/word/2015/wordml/symex" xmlns:wpg="http://schemas.microsoft.com/office/word/2010/wordprocessingGroup" xmlns:wpi="http://schemas.microsoft.com/office/word/2010/wordprocessingInk" xmlns:wne="http://schemas.microsoft.com/office/word/2006/wordml" xmlns:wps="http://schemas.microsoft.com/office/word/2010/wordprocessingShape" mc:Ignorable="w14 w15 w16se w16cid w16 w16cex w16sdtdh wp14">
   <w15:person w15:author="EQUIPO">
     <w15:presenceInfo w15:providerId="None" w15:userId="EQUIPO"/>
   </w15:person>
   <w15:person w15:author="Erika Fernanda Mejía Pinzón">
     <w15:presenceInfo w15:providerId="None" w15:userId="Erika Fernanda Mejía Pinzón"/>
-  </w15:person>
-  <w15:person w15:author="Erika Fernanda Mejía Pinzón">
-    <w15:presenceInfo w15:providerId="AD" w15:userId="S::efmejiap@sena.edu.co::eb9d2e3d-d03c-4a81-b18e-c9d302fec61c"/>
   </w15:person>
 </w15:people>
 </file>
@@ -24350,15 +23632,11 @@
     <w:autoRedefine/>
     <w:uiPriority w:val="9"/>
     <w:qFormat/>
-    <w:rsid w:val="005A593A"/>
+    <w:rsid w:val="002B21C7"/>
     <w:pPr>
       <w:keepNext/>
       <w:keepLines/>
-      <w:numPr>
-        <w:numId w:val="11"/>
-      </w:numPr>
       <w:spacing w:before="400" w:after="120"/>
-      <w:ind w:left="360"/>
       <w:outlineLvl w:val="0"/>
     </w:pPr>
     <w:rPr>
@@ -25644,9 +24922,6 @@
     <w:qFormat/>
     <w:rsid w:val="00FD6747"/>
     <w:pPr>
-      <w:numPr>
-        <w:numId w:val="0"/>
-      </w:numPr>
       <w:spacing w:before="240" w:after="0" w:line="259" w:lineRule="auto"/>
       <w:outlineLvl w:val="9"/>
     </w:pPr>
@@ -25666,13 +24941,13 @@
     <w:autoRedefine/>
     <w:uiPriority w:val="39"/>
     <w:unhideWhenUsed/>
-    <w:rsid w:val="005A593A"/>
+    <w:rsid w:val="002B21C7"/>
     <w:pPr>
       <w:tabs>
-        <w:tab w:val="right" w:leader="dot" w:pos="9962"/>
+        <w:tab w:val="right" w:leader="dot" w:pos="9960"/>
       </w:tabs>
       <w:spacing w:after="100"/>
-      <w:ind w:left="720"/>
+      <w:ind w:left="720" w:hanging="436"/>
     </w:pPr>
   </w:style>
   <w:style w:type="paragraph" w:styleId="TDC2">
@@ -25682,10 +24957,13 @@
     <w:autoRedefine/>
     <w:uiPriority w:val="39"/>
     <w:unhideWhenUsed/>
-    <w:rsid w:val="00FD6747"/>
+    <w:rsid w:val="002B21C7"/>
     <w:pPr>
+      <w:tabs>
+        <w:tab w:val="right" w:leader="dot" w:pos="9960"/>
+      </w:tabs>
       <w:spacing w:after="100"/>
-      <w:ind w:left="220"/>
+      <w:ind w:left="567"/>
     </w:pPr>
   </w:style>
   <w:style w:type="character" w:styleId="Mencinsinresolver">
@@ -26041,6 +25319,30 @@
 </file>
 
 <file path=customXml/item2.xml><?xml version="1.0" encoding="utf-8"?>
+<p:properties xmlns:p="http://schemas.microsoft.com/office/2006/metadata/properties" xmlns:xsi="http://www.w3.org/2001/XMLSchema-instance" xmlns:pc="http://schemas.microsoft.com/office/infopath/2007/PartnerControls">
+  <documentManagement>
+    <TaxCatchAll xmlns="cb45339b-ced9-4d0d-8f64-77573914d53b" xsi:nil="true"/>
+    <lcf76f155ced4ddcb4097134ff3c332f xmlns="43a3ca16-9c26-4813-b83f-4aec9927b43f">
+      <Terms xmlns="http://schemas.microsoft.com/office/infopath/2007/PartnerControls"/>
+    </lcf76f155ced4ddcb4097134ff3c332f>
+  </documentManagement>
+</p:properties>
+</file>
+
+<file path=customXml/item3.xml><?xml version="1.0" encoding="utf-8"?>
+<b:Sources xmlns:b="http://schemas.openxmlformats.org/officeDocument/2006/bibliography" xmlns="http://schemas.openxmlformats.org/officeDocument/2006/bibliography" SelectedStyle="\APASixthEditionOfficeOnline.xsl" StyleName="APA" Version="6"/>
+</file>
+
+<file path=customXml/item4.xml><?xml version="1.0" encoding="utf-8"?>
+<?mso-contentType ?>
+<FormTemplates xmlns="http://schemas.microsoft.com/sharepoint/v3/contenttype/forms">
+  <Display>DocumentLibraryForm</Display>
+  <Edit>DocumentLibraryForm</Edit>
+  <New>DocumentLibraryForm</New>
+</FormTemplates>
+</file>
+
+<file path=customXml/item5.xml><?xml version="1.0" encoding="utf-8"?>
 <ct:contentTypeSchema xmlns:ct="http://schemas.microsoft.com/office/2006/metadata/contentType" xmlns:ma="http://schemas.microsoft.com/office/2006/metadata/properties/metaAttributes" ct:_="" ma:_="" ma:contentTypeName="Documento" ma:contentTypeID="0x01010049282E1EDBE9234EA9E6D38F720E265F" ma:contentTypeVersion="15" ma:contentTypeDescription="Crear nuevo documento." ma:contentTypeScope="" ma:versionID="b31c7aa9eaf043a08b87120b3c4916e3">
   <xsd:schema xmlns:xsd="http://www.w3.org/2001/XMLSchema" xmlns:xs="http://www.w3.org/2001/XMLSchema" xmlns:p="http://schemas.microsoft.com/office/2006/metadata/properties" xmlns:ns2="cb45339b-ced9-4d0d-8f64-77573914d53b" xmlns:ns3="43a3ca16-9c26-4813-b83f-4aec9927b43f" targetNamespace="http://schemas.microsoft.com/office/2006/metadata/properties" ma:root="true" ma:fieldsID="3533d065b04d75c457075bc55f1f5315" ns2:_="" ns3:_="">
     <xsd:import namespace="cb45339b-ced9-4d0d-8f64-77573914d53b"/>
@@ -26275,30 +25577,6 @@
 </ct:contentTypeSchema>
 </file>
 
-<file path=customXml/item3.xml><?xml version="1.0" encoding="utf-8"?>
-<?mso-contentType ?>
-<FormTemplates xmlns="http://schemas.microsoft.com/sharepoint/v3/contenttype/forms">
-  <Display>DocumentLibraryForm</Display>
-  <Edit>DocumentLibraryForm</Edit>
-  <New>DocumentLibraryForm</New>
-</FormTemplates>
-</file>
-
-<file path=customXml/item4.xml><?xml version="1.0" encoding="utf-8"?>
-<b:Sources xmlns:b="http://schemas.openxmlformats.org/officeDocument/2006/bibliography" xmlns="http://schemas.openxmlformats.org/officeDocument/2006/bibliography" SelectedStyle="\APASixthEditionOfficeOnline.xsl" StyleName="APA" Version="6"/>
-</file>
-
-<file path=customXml/item5.xml><?xml version="1.0" encoding="utf-8"?>
-<p:properties xmlns:p="http://schemas.microsoft.com/office/2006/metadata/properties" xmlns:xsi="http://www.w3.org/2001/XMLSchema-instance" xmlns:pc="http://schemas.microsoft.com/office/infopath/2007/PartnerControls">
-  <documentManagement>
-    <TaxCatchAll xmlns="cb45339b-ced9-4d0d-8f64-77573914d53b" xsi:nil="true"/>
-    <lcf76f155ced4ddcb4097134ff3c332f xmlns="43a3ca16-9c26-4813-b83f-4aec9927b43f">
-      <Terms xmlns="http://schemas.microsoft.com/office/infopath/2007/PartnerControls"/>
-    </lcf76f155ced4ddcb4097134ff3c332f>
-  </documentManagement>
-</p:properties>
-</file>
-
 <file path=customXml/itemProps1.xml><?xml version="1.0" encoding="utf-8"?>
 <ds:datastoreItem xmlns:ds="http://schemas.openxmlformats.org/officeDocument/2006/customXml" ds:itemID="{11111111-1234-1234-1234-123412341234}">
   <ds:schemaRefs>
@@ -26309,6 +25587,33 @@
 </file>
 
 <file path=customXml/itemProps2.xml><?xml version="1.0" encoding="utf-8"?>
+<ds:datastoreItem xmlns:ds="http://schemas.openxmlformats.org/officeDocument/2006/customXml" ds:itemID="{9D9B1A75-0210-4935-8179-95DF20A26AD1}">
+  <ds:schemaRefs>
+    <ds:schemaRef ds:uri="http://schemas.microsoft.com/office/2006/metadata/properties"/>
+    <ds:schemaRef ds:uri="http://schemas.microsoft.com/office/infopath/2007/PartnerControls"/>
+    <ds:schemaRef ds:uri="cb45339b-ced9-4d0d-8f64-77573914d53b"/>
+    <ds:schemaRef ds:uri="43a3ca16-9c26-4813-b83f-4aec9927b43f"/>
+  </ds:schemaRefs>
+</ds:datastoreItem>
+</file>
+
+<file path=customXml/itemProps3.xml><?xml version="1.0" encoding="utf-8"?>
+<ds:datastoreItem xmlns:ds="http://schemas.openxmlformats.org/officeDocument/2006/customXml" ds:itemID="{96160921-45C0-4436-BC3E-B83A87283D2D}">
+  <ds:schemaRefs>
+    <ds:schemaRef ds:uri="http://schemas.openxmlformats.org/officeDocument/2006/bibliography"/>
+  </ds:schemaRefs>
+</ds:datastoreItem>
+</file>
+
+<file path=customXml/itemProps4.xml><?xml version="1.0" encoding="utf-8"?>
+<ds:datastoreItem xmlns:ds="http://schemas.openxmlformats.org/officeDocument/2006/customXml" ds:itemID="{83102ECF-E44F-4F73-A78F-FE313D1BFB9A}">
+  <ds:schemaRefs>
+    <ds:schemaRef ds:uri="http://schemas.microsoft.com/sharepoint/v3/contenttype/forms"/>
+  </ds:schemaRefs>
+</ds:datastoreItem>
+</file>
+
+<file path=customXml/itemProps5.xml><?xml version="1.0" encoding="utf-8"?>
 <ds:datastoreItem xmlns:ds="http://schemas.openxmlformats.org/officeDocument/2006/customXml" ds:itemID="{D94BDF7F-5C96-410C-BE3E-20559D109885}">
   <ds:schemaRefs>
     <ds:schemaRef ds:uri="http://schemas.microsoft.com/office/2006/metadata/contentType"/>
@@ -26325,31 +25630,4 @@
     <ds:schemaRef ds:uri="http://schemas.microsoft.com/internal/obd"/>
   </ds:schemaRefs>
 </ds:datastoreItem>
-</file>
-
-<file path=customXml/itemProps3.xml><?xml version="1.0" encoding="utf-8"?>
-<ds:datastoreItem xmlns:ds="http://schemas.openxmlformats.org/officeDocument/2006/customXml" ds:itemID="{83102ECF-E44F-4F73-A78F-FE313D1BFB9A}">
-  <ds:schemaRefs>
-    <ds:schemaRef ds:uri="http://schemas.microsoft.com/sharepoint/v3/contenttype/forms"/>
-  </ds:schemaRefs>
-</ds:datastoreItem>
-</file>
-
-<file path=customXml/itemProps4.xml><?xml version="1.0" encoding="utf-8"?>
-<ds:datastoreItem xmlns:ds="http://schemas.openxmlformats.org/officeDocument/2006/customXml" ds:itemID="{96160921-45C0-4436-BC3E-B83A87283D2D}">
-  <ds:schemaRefs>
-    <ds:schemaRef ds:uri="http://schemas.openxmlformats.org/officeDocument/2006/bibliography"/>
-  </ds:schemaRefs>
-</ds:datastoreItem>
-</file>
-
-<file path=customXml/itemProps5.xml><?xml version="1.0" encoding="utf-8"?>
-<ds:datastoreItem xmlns:ds="http://schemas.openxmlformats.org/officeDocument/2006/customXml" ds:itemID="{9D9B1A75-0210-4935-8179-95DF20A26AD1}">
-  <ds:schemaRefs>
-    <ds:schemaRef ds:uri="http://schemas.microsoft.com/office/2006/metadata/properties"/>
-    <ds:schemaRef ds:uri="http://schemas.microsoft.com/office/infopath/2007/PartnerControls"/>
-    <ds:schemaRef ds:uri="cb45339b-ced9-4d0d-8f64-77573914d53b"/>
-    <ds:schemaRef ds:uri="43a3ca16-9c26-4813-b83f-4aec9927b43f"/>
-  </ds:schemaRefs>
-</ds:datastoreItem>
 </file>